--- a/ВКР.docx
+++ b/ВКР.docx
@@ -645,7 +645,7 @@
           <w:lang w:eastAsia="ru-RU"/>
         </w:rPr>
       </w:pPr>
-      <w:bookmarkStart w:id="2" w:name="_Toc230520690"/>
+      <w:bookmarkStart w:id="2" w:name="_Toc230781170"/>
       <w:r>
         <w:rPr>
           <w:rFonts w:eastAsia="Times New Roman"/>
@@ -657,11 +657,287 @@
       </w:r>
       <w:bookmarkEnd w:id="2"/>
     </w:p>
-    <w:p>
-      <w:pPr>
-        <w:ind w:firstLine="0"/>
-        <w:jc w:val="center"/>
-      </w:pPr>
+    <w:p/>
+    <w:p>
+      <w:r>
+        <w:t xml:space="preserve">Объем пояснительной записки выпускной квалификационной работы на тему «Разработка мониторинга программных сервисов» – </w:t>
+      </w:r>
+      <w:r>
+        <w:t>117</w:t>
+      </w:r>
+      <w:r>
+        <w:t xml:space="preserve"> страниц, в том числе </w:t>
+      </w:r>
+      <w:r>
+        <w:t>35</w:t>
+      </w:r>
+      <w:r>
+        <w:t xml:space="preserve"> рисунков, 12 использованных источника.</w:t>
+      </w:r>
+    </w:p>
+    <w:p>
+      <w:r>
+        <w:t xml:space="preserve">Ключевые слова: </w:t>
+      </w:r>
+      <w:r>
+        <w:t>армрестлинг, соревнование, система, веб-приложение, база данных, турнирная сетка, заявка</w:t>
+      </w:r>
+      <w:r>
+        <w:t>.</w:t>
+      </w:r>
+    </w:p>
+    <w:p>
+      <w:r>
+        <w:t xml:space="preserve">Целью выпускной квалификационной работы является </w:t>
+      </w:r>
+      <w:r>
+        <w:t xml:space="preserve">разработка веб-платформы, предназначенной для оптимизации организации и проведения соревнований по армрестлингу, упрощения процесса регистрации участников, повышения уровня взаимодействия между участниками спортивного процесса и обеспечения точного учета результатов. </w:t>
+      </w:r>
+      <w:r>
+        <w:t xml:space="preserve">Актуальность темы обусловлена </w:t>
+      </w:r>
+      <w:r>
+        <w:t>отсутствием единой системы для организации соревнований</w:t>
+      </w:r>
+      <w:r>
+        <w:t xml:space="preserve"> и невозможностью следить за турнирной сеткой.</w:t>
+      </w:r>
+    </w:p>
+    <w:p>
+      <w:r>
+        <w:t>Проектными задачами выпускной квалификационной работы являются:</w:t>
+      </w:r>
+    </w:p>
+    <w:p>
+      <w:pPr>
+        <w:pStyle w:val="a8"/>
+        <w:numPr>
+          <w:ilvl w:val="0"/>
+          <w:numId w:val="81"/>
+        </w:numPr>
+        <w:ind w:left="0" w:firstLine="709"/>
+      </w:pPr>
+      <w:r>
+        <w:t>реализация реляционной БД для всей системы;</w:t>
+      </w:r>
+    </w:p>
+    <w:p>
+      <w:pPr>
+        <w:pStyle w:val="a8"/>
+        <w:numPr>
+          <w:ilvl w:val="0"/>
+          <w:numId w:val="81"/>
+        </w:numPr>
+        <w:ind w:left="0" w:firstLine="709"/>
+      </w:pPr>
+      <w:r>
+        <w:t>реализация клиентской и серверной части;</w:t>
+      </w:r>
+    </w:p>
+    <w:p>
+      <w:pPr>
+        <w:pStyle w:val="a8"/>
+        <w:numPr>
+          <w:ilvl w:val="0"/>
+          <w:numId w:val="81"/>
+        </w:numPr>
+        <w:ind w:left="0" w:firstLine="709"/>
+      </w:pPr>
+      <w:r>
+        <w:t xml:space="preserve">интеграция с </w:t>
+      </w:r>
+      <w:r>
+        <w:rPr>
+          <w:lang w:val="en-US"/>
+        </w:rPr>
+        <w:t>Gmail</w:t>
+      </w:r>
+      <w:r>
+        <w:t xml:space="preserve"> </w:t>
+      </w:r>
+      <w:r>
+        <w:t xml:space="preserve">для </w:t>
+      </w:r>
+      <w:proofErr w:type="spellStart"/>
+      <w:r>
+        <w:t>отпраки</w:t>
+      </w:r>
+      <w:proofErr w:type="spellEnd"/>
+      <w:r>
+        <w:t xml:space="preserve"> уведомлений на почту участников;</w:t>
+      </w:r>
+    </w:p>
+    <w:p>
+      <w:pPr>
+        <w:pStyle w:val="a8"/>
+        <w:numPr>
+          <w:ilvl w:val="0"/>
+          <w:numId w:val="81"/>
+        </w:numPr>
+        <w:ind w:left="0" w:firstLine="709"/>
+      </w:pPr>
+      <w:r>
+        <w:t xml:space="preserve">реализация </w:t>
+      </w:r>
+      <w:proofErr w:type="spellStart"/>
+      <w:r>
+        <w:t>аглоритма</w:t>
+      </w:r>
+      <w:proofErr w:type="spellEnd"/>
+      <w:r>
+        <w:t xml:space="preserve"> ведения турнирной сетки с системой выбывания после двух поражений.</w:t>
+      </w:r>
+    </w:p>
+    <w:p>
+      <w:r>
+        <w:t xml:space="preserve">При разработке использовались следующие технологии: </w:t>
+      </w:r>
+      <w:r>
+        <w:rPr>
+          <w:lang w:val="en-US"/>
+        </w:rPr>
+        <w:t>Python</w:t>
+      </w:r>
+      <w:r>
+        <w:t xml:space="preserve"> 3.11, </w:t>
+      </w:r>
+      <w:proofErr w:type="spellStart"/>
+      <w:r>
+        <w:rPr>
+          <w:lang w:val="en-US"/>
+        </w:rPr>
+        <w:t>FastAPI</w:t>
+      </w:r>
+      <w:proofErr w:type="spellEnd"/>
+      <w:r>
+        <w:t xml:space="preserve">, </w:t>
+      </w:r>
+      <w:proofErr w:type="spellStart"/>
+      <w:r>
+        <w:rPr>
+          <w:lang w:val="en-US"/>
+        </w:rPr>
+        <w:t>SQLAlchemy</w:t>
+      </w:r>
+      <w:proofErr w:type="spellEnd"/>
+      <w:r>
+        <w:t xml:space="preserve">, </w:t>
+      </w:r>
+      <w:proofErr w:type="spellStart"/>
+      <w:r>
+        <w:rPr>
+          <w:lang w:val="en-US"/>
+        </w:rPr>
+        <w:t>Pydantic</w:t>
+      </w:r>
+      <w:proofErr w:type="spellEnd"/>
+      <w:r>
+        <w:t xml:space="preserve">, </w:t>
+      </w:r>
+      <w:proofErr w:type="spellStart"/>
+      <w:r>
+        <w:rPr>
+          <w:lang w:val="en-US"/>
+        </w:rPr>
+        <w:t>Uvicorn</w:t>
+      </w:r>
+      <w:proofErr w:type="spellEnd"/>
+      <w:r>
+        <w:t xml:space="preserve">, </w:t>
+      </w:r>
+      <w:r>
+        <w:rPr>
+          <w:lang w:val="en-US"/>
+        </w:rPr>
+        <w:t>REST</w:t>
+      </w:r>
+      <w:r>
+        <w:t xml:space="preserve"> </w:t>
+      </w:r>
+      <w:r>
+        <w:rPr>
+          <w:lang w:val="en-US"/>
+        </w:rPr>
+        <w:t>API</w:t>
+      </w:r>
+      <w:r>
+        <w:t xml:space="preserve">, </w:t>
+      </w:r>
+      <w:r>
+        <w:rPr>
+          <w:lang w:val="en-US"/>
+        </w:rPr>
+        <w:t>SMTP</w:t>
+      </w:r>
+      <w:r>
+        <w:t xml:space="preserve">, </w:t>
+      </w:r>
+      <w:r>
+        <w:rPr>
+          <w:lang w:val="en-US"/>
+        </w:rPr>
+        <w:t>PostgreSQL</w:t>
+      </w:r>
+      <w:r>
+        <w:t xml:space="preserve">, </w:t>
+      </w:r>
+      <w:r>
+        <w:rPr>
+          <w:lang w:val="en-US"/>
+        </w:rPr>
+        <w:t>Docker</w:t>
+      </w:r>
+      <w:r>
+        <w:t xml:space="preserve">, </w:t>
+      </w:r>
+      <w:r>
+        <w:rPr>
+          <w:lang w:val="en-US"/>
+        </w:rPr>
+        <w:t>React</w:t>
+      </w:r>
+      <w:r>
+        <w:t>.</w:t>
+      </w:r>
+      <w:proofErr w:type="spellStart"/>
+      <w:r>
+        <w:rPr>
+          <w:lang w:val="en-US"/>
+        </w:rPr>
+        <w:t>ts</w:t>
+      </w:r>
+      <w:proofErr w:type="spellEnd"/>
+      <w:r>
+        <w:t>.</w:t>
+      </w:r>
+    </w:p>
+    <w:p>
+      <w:r>
+        <w:t>В результате выполненной работы была разработана полнофункциональн</w:t>
+      </w:r>
+      <w:r>
+        <w:t>ое веб-приложение, позволяющее участникам подавать заявки на участие в соревновании, организаторам создавать и вести турнирные сетки и сохранять результаты соревнований в системе, зрителям смотреть турнирную сетку, которая обновляется в режиме реального времени.</w:t>
+      </w:r>
+    </w:p>
+    <w:p>
+      <w:r>
+        <w:t xml:space="preserve">Новизна исследования заключается в интеграции различных технологий управления соревнованиями в единую платформу, что позволяет значительно </w:t>
+      </w:r>
+      <w:r>
+        <w:lastRenderedPageBreak/>
+        <w:t>повысить качество организации мероприятий и сделать их более доступными для всех участников.</w:t>
+      </w:r>
+    </w:p>
+    <w:p>
+      <w:r>
+        <w:t>Разработанное решение может быть применено</w:t>
+      </w:r>
+      <w:r>
+        <w:t xml:space="preserve"> в любой федерации </w:t>
+      </w:r>
+      <w:r>
+        <w:t>армрестлинга России для организации соревнований различного уровня.</w:t>
+      </w:r>
       <w:r>
         <w:br w:type="page"/>
       </w:r>
@@ -730,7 +1006,7 @@
           <w:r>
             <w:fldChar w:fldCharType="separate"/>
           </w:r>
-          <w:hyperlink w:anchor="_Toc230520690" w:history="1">
+          <w:hyperlink w:anchor="_Toc230781170" w:history="1">
             <w:r>
               <w:rPr>
                 <w:rStyle w:val="af"/>
@@ -759,7 +1035,7 @@
                 <w:noProof/>
                 <w:webHidden/>
               </w:rPr>
-              <w:instrText xml:space="preserve"> PAGEREF _Toc230520690 \h </w:instrText>
+              <w:instrText xml:space="preserve"> PAGEREF _Toc230781170 \h </w:instrText>
             </w:r>
             <w:r>
               <w:rPr>
@@ -803,7 +1079,7 @@
               <w14:ligatures w14:val="standardContextual"/>
             </w:rPr>
           </w:pPr>
-          <w:hyperlink w:anchor="_Toc230520691" w:history="1">
+          <w:hyperlink w:anchor="_Toc230781171" w:history="1">
             <w:r>
               <w:rPr>
                 <w:rStyle w:val="af"/>
@@ -830,7 +1106,7 @@
                 <w:noProof/>
                 <w:webHidden/>
               </w:rPr>
-              <w:instrText xml:space="preserve"> PAGEREF _Toc230520691 \h </w:instrText>
+              <w:instrText xml:space="preserve"> PAGEREF _Toc230781171 \h </w:instrText>
             </w:r>
             <w:r>
               <w:rPr>
@@ -874,7 +1150,7 @@
               <w14:ligatures w14:val="standardContextual"/>
             </w:rPr>
           </w:pPr>
-          <w:hyperlink w:anchor="_Toc230520692" w:history="1">
+          <w:hyperlink w:anchor="_Toc230781172" w:history="1">
             <w:r>
               <w:rPr>
                 <w:rStyle w:val="af"/>
@@ -909,7 +1185,7 @@
                 <w:noProof/>
                 <w:webHidden/>
               </w:rPr>
-              <w:instrText xml:space="preserve"> PAGEREF _Toc230520692 \h </w:instrText>
+              <w:instrText xml:space="preserve"> PAGEREF _Toc230781172 \h </w:instrText>
             </w:r>
             <w:r>
               <w:rPr>
@@ -956,7 +1232,7 @@
               <w14:ligatures w14:val="standardContextual"/>
             </w:rPr>
           </w:pPr>
-          <w:hyperlink w:anchor="_Toc230520693" w:history="1">
+          <w:hyperlink w:anchor="_Toc230781173" w:history="1">
             <w:r>
               <w:rPr>
                 <w:rStyle w:val="af"/>
@@ -983,7 +1259,7 @@
                 <w:noProof/>
                 <w:webHidden/>
               </w:rPr>
-              <w:instrText xml:space="preserve"> PAGEREF _Toc230520693 \h </w:instrText>
+              <w:instrText xml:space="preserve"> PAGEREF _Toc230781173 \h </w:instrText>
             </w:r>
             <w:r>
               <w:rPr>
@@ -1031,7 +1307,7 @@
               <w14:ligatures w14:val="standardContextual"/>
             </w:rPr>
           </w:pPr>
-          <w:hyperlink w:anchor="_Toc230520694" w:history="1">
+          <w:hyperlink w:anchor="_Toc230781174" w:history="1">
             <w:r>
               <w:rPr>
                 <w:rStyle w:val="af"/>
@@ -1077,7 +1353,7 @@
                 <w:noProof/>
                 <w:webHidden/>
               </w:rPr>
-              <w:instrText xml:space="preserve"> PAGEREF _Toc230520694 \h </w:instrText>
+              <w:instrText xml:space="preserve"> PAGEREF _Toc230781174 \h </w:instrText>
             </w:r>
             <w:r>
               <w:rPr>
@@ -1125,7 +1401,7 @@
               <w14:ligatures w14:val="standardContextual"/>
             </w:rPr>
           </w:pPr>
-          <w:hyperlink w:anchor="_Toc230520695" w:history="1">
+          <w:hyperlink w:anchor="_Toc230781175" w:history="1">
             <w:r>
               <w:rPr>
                 <w:rStyle w:val="af"/>
@@ -1171,7 +1447,7 @@
                 <w:noProof/>
                 <w:webHidden/>
               </w:rPr>
-              <w:instrText xml:space="preserve"> PAGEREF _Toc230520695 \h </w:instrText>
+              <w:instrText xml:space="preserve"> PAGEREF _Toc230781175 \h </w:instrText>
             </w:r>
             <w:r>
               <w:rPr>
@@ -1219,7 +1495,7 @@
               <w14:ligatures w14:val="standardContextual"/>
             </w:rPr>
           </w:pPr>
-          <w:hyperlink w:anchor="_Toc230520696" w:history="1">
+          <w:hyperlink w:anchor="_Toc230781176" w:history="1">
             <w:r>
               <w:rPr>
                 <w:rStyle w:val="af"/>
@@ -1265,7 +1541,7 @@
                 <w:noProof/>
                 <w:webHidden/>
               </w:rPr>
-              <w:instrText xml:space="preserve"> PAGEREF _Toc230520696 \h </w:instrText>
+              <w:instrText xml:space="preserve"> PAGEREF _Toc230781176 \h </w:instrText>
             </w:r>
             <w:r>
               <w:rPr>
@@ -1313,7 +1589,7 @@
               <w14:ligatures w14:val="standardContextual"/>
             </w:rPr>
           </w:pPr>
-          <w:hyperlink w:anchor="_Toc230520697" w:history="1">
+          <w:hyperlink w:anchor="_Toc230781177" w:history="1">
             <w:r>
               <w:rPr>
                 <w:rStyle w:val="af"/>
@@ -1359,7 +1635,7 @@
                 <w:noProof/>
                 <w:webHidden/>
               </w:rPr>
-              <w:instrText xml:space="preserve"> PAGEREF _Toc230520697 \h </w:instrText>
+              <w:instrText xml:space="preserve"> PAGEREF _Toc230781177 \h </w:instrText>
             </w:r>
             <w:r>
               <w:rPr>
@@ -1406,7 +1682,7 @@
               <w14:ligatures w14:val="standardContextual"/>
             </w:rPr>
           </w:pPr>
-          <w:hyperlink w:anchor="_Toc230520698" w:history="1">
+          <w:hyperlink w:anchor="_Toc230781178" w:history="1">
             <w:r>
               <w:rPr>
                 <w:rStyle w:val="af"/>
@@ -1433,7 +1709,7 @@
                 <w:noProof/>
                 <w:webHidden/>
               </w:rPr>
-              <w:instrText xml:space="preserve"> PAGEREF _Toc230520698 \h </w:instrText>
+              <w:instrText xml:space="preserve"> PAGEREF _Toc230781178 \h </w:instrText>
             </w:r>
             <w:r>
               <w:rPr>
@@ -1481,7 +1757,7 @@
               <w14:ligatures w14:val="standardContextual"/>
             </w:rPr>
           </w:pPr>
-          <w:hyperlink w:anchor="_Toc230520699" w:history="1">
+          <w:hyperlink w:anchor="_Toc230781179" w:history="1">
             <w:r>
               <w:rPr>
                 <w:rStyle w:val="af"/>
@@ -1527,7 +1803,7 @@
                 <w:noProof/>
                 <w:webHidden/>
               </w:rPr>
-              <w:instrText xml:space="preserve"> PAGEREF _Toc230520699 \h </w:instrText>
+              <w:instrText xml:space="preserve"> PAGEREF _Toc230781179 \h </w:instrText>
             </w:r>
             <w:r>
               <w:rPr>
@@ -1575,7 +1851,7 @@
               <w14:ligatures w14:val="standardContextual"/>
             </w:rPr>
           </w:pPr>
-          <w:hyperlink w:anchor="_Toc230520700" w:history="1">
+          <w:hyperlink w:anchor="_Toc230781180" w:history="1">
             <w:r>
               <w:rPr>
                 <w:rStyle w:val="af"/>
@@ -1621,7 +1897,7 @@
                 <w:noProof/>
                 <w:webHidden/>
               </w:rPr>
-              <w:instrText xml:space="preserve"> PAGEREF _Toc230520700 \h </w:instrText>
+              <w:instrText xml:space="preserve"> PAGEREF _Toc230781180 \h </w:instrText>
             </w:r>
             <w:r>
               <w:rPr>
@@ -1669,7 +1945,7 @@
               <w14:ligatures w14:val="standardContextual"/>
             </w:rPr>
           </w:pPr>
-          <w:hyperlink w:anchor="_Toc230520701" w:history="1">
+          <w:hyperlink w:anchor="_Toc230781181" w:history="1">
             <w:r>
               <w:rPr>
                 <w:rStyle w:val="af"/>
@@ -1715,7 +1991,7 @@
                 <w:noProof/>
                 <w:webHidden/>
               </w:rPr>
-              <w:instrText xml:space="preserve"> PAGEREF _Toc230520701 \h </w:instrText>
+              <w:instrText xml:space="preserve"> PAGEREF _Toc230781181 \h </w:instrText>
             </w:r>
             <w:r>
               <w:rPr>
@@ -1735,7 +2011,7 @@
                 <w:noProof/>
                 <w:webHidden/>
               </w:rPr>
-              <w:t>16</w:t>
+              <w:t>15</w:t>
             </w:r>
             <w:r>
               <w:rPr>
@@ -1763,7 +2039,7 @@
               <w14:ligatures w14:val="standardContextual"/>
             </w:rPr>
           </w:pPr>
-          <w:hyperlink w:anchor="_Toc230520702" w:history="1">
+          <w:hyperlink w:anchor="_Toc230781182" w:history="1">
             <w:r>
               <w:rPr>
                 <w:rStyle w:val="af"/>
@@ -1809,7 +2085,7 @@
                 <w:noProof/>
                 <w:webHidden/>
               </w:rPr>
-              <w:instrText xml:space="preserve"> PAGEREF _Toc230520702 \h </w:instrText>
+              <w:instrText xml:space="preserve"> PAGEREF _Toc230781182 \h </w:instrText>
             </w:r>
             <w:r>
               <w:rPr>
@@ -1857,7 +2133,7 @@
               <w14:ligatures w14:val="standardContextual"/>
             </w:rPr>
           </w:pPr>
-          <w:hyperlink w:anchor="_Toc230520703" w:history="1">
+          <w:hyperlink w:anchor="_Toc230781183" w:history="1">
             <w:r>
               <w:rPr>
                 <w:rStyle w:val="af"/>
@@ -1903,7 +2179,7 @@
                 <w:noProof/>
                 <w:webHidden/>
               </w:rPr>
-              <w:instrText xml:space="preserve"> PAGEREF _Toc230520703 \h </w:instrText>
+              <w:instrText xml:space="preserve"> PAGEREF _Toc230781183 \h </w:instrText>
             </w:r>
             <w:r>
               <w:rPr>
@@ -1950,7 +2226,7 @@
               <w14:ligatures w14:val="standardContextual"/>
             </w:rPr>
           </w:pPr>
-          <w:hyperlink w:anchor="_Toc230520704" w:history="1">
+          <w:hyperlink w:anchor="_Toc230781184" w:history="1">
             <w:r>
               <w:rPr>
                 <w:rStyle w:val="af"/>
@@ -1977,7 +2253,7 @@
                 <w:noProof/>
                 <w:webHidden/>
               </w:rPr>
-              <w:instrText xml:space="preserve"> PAGEREF _Toc230520704 \h </w:instrText>
+              <w:instrText xml:space="preserve"> PAGEREF _Toc230781184 \h </w:instrText>
             </w:r>
             <w:r>
               <w:rPr>
@@ -2024,7 +2300,7 @@
               <w14:ligatures w14:val="standardContextual"/>
             </w:rPr>
           </w:pPr>
-          <w:hyperlink w:anchor="_Toc230520705" w:history="1">
+          <w:hyperlink w:anchor="_Toc230781185" w:history="1">
             <w:r>
               <w:rPr>
                 <w:rStyle w:val="af"/>
@@ -2051,7 +2327,7 @@
                 <w:noProof/>
                 <w:webHidden/>
               </w:rPr>
-              <w:instrText xml:space="preserve"> PAGEREF _Toc230520705 \h </w:instrText>
+              <w:instrText xml:space="preserve"> PAGEREF _Toc230781185 \h </w:instrText>
             </w:r>
             <w:r>
               <w:rPr>
@@ -2099,7 +2375,7 @@
               <w14:ligatures w14:val="standardContextual"/>
             </w:rPr>
           </w:pPr>
-          <w:hyperlink w:anchor="_Toc230520706" w:history="1">
+          <w:hyperlink w:anchor="_Toc230781186" w:history="1">
             <w:r>
               <w:rPr>
                 <w:rStyle w:val="af"/>
@@ -2145,7 +2421,7 @@
                 <w:noProof/>
                 <w:webHidden/>
               </w:rPr>
-              <w:instrText xml:space="preserve"> PAGEREF _Toc230520706 \h </w:instrText>
+              <w:instrText xml:space="preserve"> PAGEREF _Toc230781186 \h </w:instrText>
             </w:r>
             <w:r>
               <w:rPr>
@@ -2192,7 +2468,7 @@
               <w14:ligatures w14:val="standardContextual"/>
             </w:rPr>
           </w:pPr>
-          <w:hyperlink w:anchor="_Toc230520707" w:history="1">
+          <w:hyperlink w:anchor="_Toc230781187" w:history="1">
             <w:r>
               <w:rPr>
                 <w:rStyle w:val="af"/>
@@ -2219,7 +2495,7 @@
                 <w:noProof/>
                 <w:webHidden/>
               </w:rPr>
-              <w:instrText xml:space="preserve"> PAGEREF _Toc230520707 \h </w:instrText>
+              <w:instrText xml:space="preserve"> PAGEREF _Toc230781187 \h </w:instrText>
             </w:r>
             <w:r>
               <w:rPr>
@@ -2267,7 +2543,7 @@
               <w14:ligatures w14:val="standardContextual"/>
             </w:rPr>
           </w:pPr>
-          <w:hyperlink w:anchor="_Toc230520708" w:history="1">
+          <w:hyperlink w:anchor="_Toc230781188" w:history="1">
             <w:r>
               <w:rPr>
                 <w:rStyle w:val="af"/>
@@ -2313,7 +2589,7 @@
                 <w:noProof/>
                 <w:webHidden/>
               </w:rPr>
-              <w:instrText xml:space="preserve"> PAGEREF _Toc230520708 \h </w:instrText>
+              <w:instrText xml:space="preserve"> PAGEREF _Toc230781188 \h </w:instrText>
             </w:r>
             <w:r>
               <w:rPr>
@@ -2361,7 +2637,7 @@
               <w14:ligatures w14:val="standardContextual"/>
             </w:rPr>
           </w:pPr>
-          <w:hyperlink w:anchor="_Toc230520709" w:history="1">
+          <w:hyperlink w:anchor="_Toc230781189" w:history="1">
             <w:r>
               <w:rPr>
                 <w:rStyle w:val="af"/>
@@ -2407,7 +2683,7 @@
                 <w:noProof/>
                 <w:webHidden/>
               </w:rPr>
-              <w:instrText xml:space="preserve"> PAGEREF _Toc230520709 \h </w:instrText>
+              <w:instrText xml:space="preserve"> PAGEREF _Toc230781189 \h </w:instrText>
             </w:r>
             <w:r>
               <w:rPr>
@@ -2455,7 +2731,7 @@
               <w14:ligatures w14:val="standardContextual"/>
             </w:rPr>
           </w:pPr>
-          <w:hyperlink w:anchor="_Toc230520710" w:history="1">
+          <w:hyperlink w:anchor="_Toc230781190" w:history="1">
             <w:r>
               <w:rPr>
                 <w:rStyle w:val="af"/>
@@ -2501,7 +2777,7 @@
                 <w:noProof/>
                 <w:webHidden/>
               </w:rPr>
-              <w:instrText xml:space="preserve"> PAGEREF _Toc230520710 \h </w:instrText>
+              <w:instrText xml:space="preserve"> PAGEREF _Toc230781190 \h </w:instrText>
             </w:r>
             <w:r>
               <w:rPr>
@@ -2549,7 +2825,7 @@
               <w14:ligatures w14:val="standardContextual"/>
             </w:rPr>
           </w:pPr>
-          <w:hyperlink w:anchor="_Toc230520711" w:history="1">
+          <w:hyperlink w:anchor="_Toc230781191" w:history="1">
             <w:r>
               <w:rPr>
                 <w:rStyle w:val="af"/>
@@ -2595,7 +2871,7 @@
                 <w:noProof/>
                 <w:webHidden/>
               </w:rPr>
-              <w:instrText xml:space="preserve"> PAGEREF _Toc230520711 \h </w:instrText>
+              <w:instrText xml:space="preserve"> PAGEREF _Toc230781191 \h </w:instrText>
             </w:r>
             <w:r>
               <w:rPr>
@@ -2643,7 +2919,7 @@
               <w14:ligatures w14:val="standardContextual"/>
             </w:rPr>
           </w:pPr>
-          <w:hyperlink w:anchor="_Toc230520712" w:history="1">
+          <w:hyperlink w:anchor="_Toc230781192" w:history="1">
             <w:r>
               <w:rPr>
                 <w:rStyle w:val="af"/>
@@ -2689,7 +2965,7 @@
                 <w:noProof/>
                 <w:webHidden/>
               </w:rPr>
-              <w:instrText xml:space="preserve"> PAGEREF _Toc230520712 \h </w:instrText>
+              <w:instrText xml:space="preserve"> PAGEREF _Toc230781192 \h </w:instrText>
             </w:r>
             <w:r>
               <w:rPr>
@@ -2737,7 +3013,7 @@
               <w14:ligatures w14:val="standardContextual"/>
             </w:rPr>
           </w:pPr>
-          <w:hyperlink w:anchor="_Toc230520713" w:history="1">
+          <w:hyperlink w:anchor="_Toc230781193" w:history="1">
             <w:r>
               <w:rPr>
                 <w:rStyle w:val="af"/>
@@ -2783,7 +3059,7 @@
                 <w:noProof/>
                 <w:webHidden/>
               </w:rPr>
-              <w:instrText xml:space="preserve"> PAGEREF _Toc230520713 \h </w:instrText>
+              <w:instrText xml:space="preserve"> PAGEREF _Toc230781193 \h </w:instrText>
             </w:r>
             <w:r>
               <w:rPr>
@@ -2831,7 +3107,7 @@
               <w14:ligatures w14:val="standardContextual"/>
             </w:rPr>
           </w:pPr>
-          <w:hyperlink w:anchor="_Toc230520714" w:history="1">
+          <w:hyperlink w:anchor="_Toc230781194" w:history="1">
             <w:r>
               <w:rPr>
                 <w:rStyle w:val="af"/>
@@ -2877,7 +3153,7 @@
                 <w:noProof/>
                 <w:webHidden/>
               </w:rPr>
-              <w:instrText xml:space="preserve"> PAGEREF _Toc230520714 \h </w:instrText>
+              <w:instrText xml:space="preserve"> PAGEREF _Toc230781194 \h </w:instrText>
             </w:r>
             <w:r>
               <w:rPr>
@@ -2921,7 +3197,7 @@
               <w14:ligatures w14:val="standardContextual"/>
             </w:rPr>
           </w:pPr>
-          <w:hyperlink w:anchor="_Toc230520715" w:history="1">
+          <w:hyperlink w:anchor="_Toc230781195" w:history="1">
             <w:r>
               <w:rPr>
                 <w:rStyle w:val="af"/>
@@ -2948,7 +3224,7 @@
                 <w:noProof/>
                 <w:webHidden/>
               </w:rPr>
-              <w:instrText xml:space="preserve"> PAGEREF _Toc230520715 \h </w:instrText>
+              <w:instrText xml:space="preserve"> PAGEREF _Toc230781195 \h </w:instrText>
             </w:r>
             <w:r>
               <w:rPr>
@@ -2995,7 +3271,7 @@
               <w14:ligatures w14:val="standardContextual"/>
             </w:rPr>
           </w:pPr>
-          <w:hyperlink w:anchor="_Toc230520716" w:history="1">
+          <w:hyperlink w:anchor="_Toc230781196" w:history="1">
             <w:r>
               <w:rPr>
                 <w:rStyle w:val="af"/>
@@ -3022,7 +3298,7 @@
                 <w:noProof/>
                 <w:webHidden/>
               </w:rPr>
-              <w:instrText xml:space="preserve"> PAGEREF _Toc230520716 \h </w:instrText>
+              <w:instrText xml:space="preserve"> PAGEREF _Toc230781196 \h </w:instrText>
             </w:r>
             <w:r>
               <w:rPr>
@@ -3069,7 +3345,7 @@
               <w14:ligatures w14:val="standardContextual"/>
             </w:rPr>
           </w:pPr>
-          <w:hyperlink w:anchor="_Toc230520717" w:history="1">
+          <w:hyperlink w:anchor="_Toc230781197" w:history="1">
             <w:r>
               <w:rPr>
                 <w:rStyle w:val="af"/>
@@ -3096,7 +3372,7 @@
                 <w:noProof/>
                 <w:webHidden/>
               </w:rPr>
-              <w:instrText xml:space="preserve"> PAGEREF _Toc230520717 \h </w:instrText>
+              <w:instrText xml:space="preserve"> PAGEREF _Toc230781197 \h </w:instrText>
             </w:r>
             <w:r>
               <w:rPr>
@@ -3143,7 +3419,7 @@
               <w14:ligatures w14:val="standardContextual"/>
             </w:rPr>
           </w:pPr>
-          <w:hyperlink w:anchor="_Toc230520718" w:history="1">
+          <w:hyperlink w:anchor="_Toc230781198" w:history="1">
             <w:r>
               <w:rPr>
                 <w:rStyle w:val="af"/>
@@ -3170,7 +3446,7 @@
                 <w:noProof/>
                 <w:webHidden/>
               </w:rPr>
-              <w:instrText xml:space="preserve"> PAGEREF _Toc230520718 \h </w:instrText>
+              <w:instrText xml:space="preserve"> PAGEREF _Toc230781198 \h </w:instrText>
             </w:r>
             <w:r>
               <w:rPr>
@@ -3217,7 +3493,7 @@
               <w14:ligatures w14:val="standardContextual"/>
             </w:rPr>
           </w:pPr>
-          <w:hyperlink w:anchor="_Toc230520719" w:history="1">
+          <w:hyperlink w:anchor="_Toc230781199" w:history="1">
             <w:r>
               <w:rPr>
                 <w:rStyle w:val="af"/>
@@ -3244,7 +3520,7 @@
                 <w:noProof/>
                 <w:webHidden/>
               </w:rPr>
-              <w:instrText xml:space="preserve"> PAGEREF _Toc230520719 \h </w:instrText>
+              <w:instrText xml:space="preserve"> PAGEREF _Toc230781199 \h </w:instrText>
             </w:r>
             <w:r>
               <w:rPr>
@@ -3264,7 +3540,7 @@
                 <w:noProof/>
                 <w:webHidden/>
               </w:rPr>
-              <w:t>37</w:t>
+              <w:t>35</w:t>
             </w:r>
             <w:r>
               <w:rPr>
@@ -3288,7 +3564,7 @@
               <w14:ligatures w14:val="standardContextual"/>
             </w:rPr>
           </w:pPr>
-          <w:hyperlink w:anchor="_Toc230520720" w:history="1">
+          <w:hyperlink w:anchor="_Toc230781200" w:history="1">
             <w:r>
               <w:rPr>
                 <w:rStyle w:val="af"/>
@@ -3315,7 +3591,7 @@
                 <w:noProof/>
                 <w:webHidden/>
               </w:rPr>
-              <w:instrText xml:space="preserve"> PAGEREF _Toc230520720 \h </w:instrText>
+              <w:instrText xml:space="preserve"> PAGEREF _Toc230781200 \h </w:instrText>
             </w:r>
             <w:r>
               <w:rPr>
@@ -3335,7 +3611,7 @@
                 <w:noProof/>
                 <w:webHidden/>
               </w:rPr>
-              <w:t>43</w:t>
+              <w:t>41</w:t>
             </w:r>
             <w:r>
               <w:rPr>
@@ -3362,7 +3638,7 @@
               <w14:ligatures w14:val="standardContextual"/>
             </w:rPr>
           </w:pPr>
-          <w:hyperlink w:anchor="_Toc230520721" w:history="1">
+          <w:hyperlink w:anchor="_Toc230781201" w:history="1">
             <w:r>
               <w:rPr>
                 <w:rStyle w:val="af"/>
@@ -3389,7 +3665,7 @@
                 <w:noProof/>
                 <w:webHidden/>
               </w:rPr>
-              <w:instrText xml:space="preserve"> PAGEREF _Toc230520721 \h </w:instrText>
+              <w:instrText xml:space="preserve"> PAGEREF _Toc230781201 \h </w:instrText>
             </w:r>
             <w:r>
               <w:rPr>
@@ -3409,7 +3685,7 @@
                 <w:noProof/>
                 <w:webHidden/>
               </w:rPr>
-              <w:t>43</w:t>
+              <w:t>41</w:t>
             </w:r>
             <w:r>
               <w:rPr>
@@ -3436,7 +3712,7 @@
               <w14:ligatures w14:val="standardContextual"/>
             </w:rPr>
           </w:pPr>
-          <w:hyperlink w:anchor="_Toc230520722" w:history="1">
+          <w:hyperlink w:anchor="_Toc230781202" w:history="1">
             <w:r>
               <w:rPr>
                 <w:rStyle w:val="af"/>
@@ -3463,7 +3739,7 @@
                 <w:noProof/>
                 <w:webHidden/>
               </w:rPr>
-              <w:instrText xml:space="preserve"> PAGEREF _Toc230520722 \h </w:instrText>
+              <w:instrText xml:space="preserve"> PAGEREF _Toc230781202 \h </w:instrText>
             </w:r>
             <w:r>
               <w:rPr>
@@ -3483,7 +3759,7 @@
                 <w:noProof/>
                 <w:webHidden/>
               </w:rPr>
-              <w:t>44</w:t>
+              <w:t>42</w:t>
             </w:r>
             <w:r>
               <w:rPr>
@@ -3510,7 +3786,7 @@
               <w14:ligatures w14:val="standardContextual"/>
             </w:rPr>
           </w:pPr>
-          <w:hyperlink w:anchor="_Toc230520723" w:history="1">
+          <w:hyperlink w:anchor="_Toc230781203" w:history="1">
             <w:r>
               <w:rPr>
                 <w:rStyle w:val="af"/>
@@ -3537,7 +3813,7 @@
                 <w:noProof/>
                 <w:webHidden/>
               </w:rPr>
-              <w:instrText xml:space="preserve"> PAGEREF _Toc230520723 \h </w:instrText>
+              <w:instrText xml:space="preserve"> PAGEREF _Toc230781203 \h </w:instrText>
             </w:r>
             <w:r>
               <w:rPr>
@@ -3557,7 +3833,7 @@
                 <w:noProof/>
                 <w:webHidden/>
               </w:rPr>
-              <w:t>46</w:t>
+              <w:t>44</w:t>
             </w:r>
             <w:r>
               <w:rPr>
@@ -3584,7 +3860,7 @@
               <w14:ligatures w14:val="standardContextual"/>
             </w:rPr>
           </w:pPr>
-          <w:hyperlink w:anchor="_Toc230520724" w:history="1">
+          <w:hyperlink w:anchor="_Toc230781204" w:history="1">
             <w:r>
               <w:rPr>
                 <w:rStyle w:val="af"/>
@@ -3611,7 +3887,7 @@
                 <w:noProof/>
                 <w:webHidden/>
               </w:rPr>
-              <w:instrText xml:space="preserve"> PAGEREF _Toc230520724 \h </w:instrText>
+              <w:instrText xml:space="preserve"> PAGEREF _Toc230781204 \h </w:instrText>
             </w:r>
             <w:r>
               <w:rPr>
@@ -3631,7 +3907,7 @@
                 <w:noProof/>
                 <w:webHidden/>
               </w:rPr>
-              <w:t>47</w:t>
+              <w:t>45</w:t>
             </w:r>
             <w:r>
               <w:rPr>
@@ -3658,7 +3934,7 @@
               <w14:ligatures w14:val="standardContextual"/>
             </w:rPr>
           </w:pPr>
-          <w:hyperlink w:anchor="_Toc230520725" w:history="1">
+          <w:hyperlink w:anchor="_Toc230781205" w:history="1">
             <w:r>
               <w:rPr>
                 <w:rStyle w:val="af"/>
@@ -3685,7 +3961,7 @@
                 <w:noProof/>
                 <w:webHidden/>
               </w:rPr>
-              <w:instrText xml:space="preserve"> PAGEREF _Toc230520725 \h </w:instrText>
+              <w:instrText xml:space="preserve"> PAGEREF _Toc230781205 \h </w:instrText>
             </w:r>
             <w:r>
               <w:rPr>
@@ -3705,7 +3981,7 @@
                 <w:noProof/>
                 <w:webHidden/>
               </w:rPr>
-              <w:t>48</w:t>
+              <w:t>46</w:t>
             </w:r>
             <w:r>
               <w:rPr>
@@ -3732,7 +4008,7 @@
               <w14:ligatures w14:val="standardContextual"/>
             </w:rPr>
           </w:pPr>
-          <w:hyperlink w:anchor="_Toc230520726" w:history="1">
+          <w:hyperlink w:anchor="_Toc230781206" w:history="1">
             <w:r>
               <w:rPr>
                 <w:rStyle w:val="af"/>
@@ -3759,7 +4035,7 @@
                 <w:noProof/>
                 <w:webHidden/>
               </w:rPr>
-              <w:instrText xml:space="preserve"> PAGEREF _Toc230520726 \h </w:instrText>
+              <w:instrText xml:space="preserve"> PAGEREF _Toc230781206 \h </w:instrText>
             </w:r>
             <w:r>
               <w:rPr>
@@ -3779,7 +4055,7 @@
                 <w:noProof/>
                 <w:webHidden/>
               </w:rPr>
-              <w:t>49</w:t>
+              <w:t>47</w:t>
             </w:r>
             <w:r>
               <w:rPr>
@@ -3806,7 +4082,7 @@
               <w14:ligatures w14:val="standardContextual"/>
             </w:rPr>
           </w:pPr>
-          <w:hyperlink w:anchor="_Toc230520727" w:history="1">
+          <w:hyperlink w:anchor="_Toc230781207" w:history="1">
             <w:r>
               <w:rPr>
                 <w:rStyle w:val="af"/>
@@ -3833,7 +4109,7 @@
                 <w:noProof/>
                 <w:webHidden/>
               </w:rPr>
-              <w:instrText xml:space="preserve"> PAGEREF _Toc230520727 \h </w:instrText>
+              <w:instrText xml:space="preserve"> PAGEREF _Toc230781207 \h </w:instrText>
             </w:r>
             <w:r>
               <w:rPr>
@@ -3853,7 +4129,7 @@
                 <w:noProof/>
                 <w:webHidden/>
               </w:rPr>
-              <w:t>49</w:t>
+              <w:t>48</w:t>
             </w:r>
             <w:r>
               <w:rPr>
@@ -3880,7 +4156,7 @@
               <w14:ligatures w14:val="standardContextual"/>
             </w:rPr>
           </w:pPr>
-          <w:hyperlink w:anchor="_Toc230520728" w:history="1">
+          <w:hyperlink w:anchor="_Toc230781208" w:history="1">
             <w:r>
               <w:rPr>
                 <w:rStyle w:val="af"/>
@@ -3907,7 +4183,7 @@
                 <w:noProof/>
                 <w:webHidden/>
               </w:rPr>
-              <w:instrText xml:space="preserve"> PAGEREF _Toc230520728 \h </w:instrText>
+              <w:instrText xml:space="preserve"> PAGEREF _Toc230781208 \h </w:instrText>
             </w:r>
             <w:r>
               <w:rPr>
@@ -3927,7 +4203,7 @@
                 <w:noProof/>
                 <w:webHidden/>
               </w:rPr>
-              <w:t>51</w:t>
+              <w:t>49</w:t>
             </w:r>
             <w:r>
               <w:rPr>
@@ -3954,7 +4230,7 @@
               <w14:ligatures w14:val="standardContextual"/>
             </w:rPr>
           </w:pPr>
-          <w:hyperlink w:anchor="_Toc230520729" w:history="1">
+          <w:hyperlink w:anchor="_Toc230781209" w:history="1">
             <w:r>
               <w:rPr>
                 <w:rStyle w:val="af"/>
@@ -3981,7 +4257,7 @@
                 <w:noProof/>
                 <w:webHidden/>
               </w:rPr>
-              <w:instrText xml:space="preserve"> PAGEREF _Toc230520729 \h </w:instrText>
+              <w:instrText xml:space="preserve"> PAGEREF _Toc230781209 \h </w:instrText>
             </w:r>
             <w:r>
               <w:rPr>
@@ -4001,7 +4277,7 @@
                 <w:noProof/>
                 <w:webHidden/>
               </w:rPr>
-              <w:t>52</w:t>
+              <w:t>50</w:t>
             </w:r>
             <w:r>
               <w:rPr>
@@ -4028,7 +4304,7 @@
               <w14:ligatures w14:val="standardContextual"/>
             </w:rPr>
           </w:pPr>
-          <w:hyperlink w:anchor="_Toc230520730" w:history="1">
+          <w:hyperlink w:anchor="_Toc230781210" w:history="1">
             <w:r>
               <w:rPr>
                 <w:rStyle w:val="af"/>
@@ -4055,7 +4331,7 @@
                 <w:noProof/>
                 <w:webHidden/>
               </w:rPr>
-              <w:instrText xml:space="preserve"> PAGEREF _Toc230520730 \h </w:instrText>
+              <w:instrText xml:space="preserve"> PAGEREF _Toc230781210 \h </w:instrText>
             </w:r>
             <w:r>
               <w:rPr>
@@ -4075,7 +4351,7 @@
                 <w:noProof/>
                 <w:webHidden/>
               </w:rPr>
-              <w:t>53</w:t>
+              <w:t>51</w:t>
             </w:r>
             <w:r>
               <w:rPr>
@@ -4102,7 +4378,7 @@
               <w14:ligatures w14:val="standardContextual"/>
             </w:rPr>
           </w:pPr>
-          <w:hyperlink w:anchor="_Toc230520731" w:history="1">
+          <w:hyperlink w:anchor="_Toc230781211" w:history="1">
             <w:r>
               <w:rPr>
                 <w:rStyle w:val="af"/>
@@ -4129,7 +4405,7 @@
                 <w:noProof/>
                 <w:webHidden/>
               </w:rPr>
-              <w:instrText xml:space="preserve"> PAGEREF _Toc230520731 \h </w:instrText>
+              <w:instrText xml:space="preserve"> PAGEREF _Toc230781211 \h </w:instrText>
             </w:r>
             <w:r>
               <w:rPr>
@@ -4149,7 +4425,7 @@
                 <w:noProof/>
                 <w:webHidden/>
               </w:rPr>
-              <w:t>54</w:t>
+              <w:t>52</w:t>
             </w:r>
             <w:r>
               <w:rPr>
@@ -4176,7 +4452,7 @@
               <w14:ligatures w14:val="standardContextual"/>
             </w:rPr>
           </w:pPr>
-          <w:hyperlink w:anchor="_Toc230520732" w:history="1">
+          <w:hyperlink w:anchor="_Toc230781212" w:history="1">
             <w:r>
               <w:rPr>
                 <w:rStyle w:val="af"/>
@@ -4203,7 +4479,7 @@
                 <w:noProof/>
                 <w:webHidden/>
               </w:rPr>
-              <w:instrText xml:space="preserve"> PAGEREF _Toc230520732 \h </w:instrText>
+              <w:instrText xml:space="preserve"> PAGEREF _Toc230781212 \h </w:instrText>
             </w:r>
             <w:r>
               <w:rPr>
@@ -4223,7 +4499,7 @@
                 <w:noProof/>
                 <w:webHidden/>
               </w:rPr>
-              <w:t>55</w:t>
+              <w:t>53</w:t>
             </w:r>
             <w:r>
               <w:rPr>
@@ -4250,7 +4526,7 @@
               <w14:ligatures w14:val="standardContextual"/>
             </w:rPr>
           </w:pPr>
-          <w:hyperlink w:anchor="_Toc230520733" w:history="1">
+          <w:hyperlink w:anchor="_Toc230781213" w:history="1">
             <w:r>
               <w:rPr>
                 <w:rStyle w:val="af"/>
@@ -4277,7 +4553,7 @@
                 <w:noProof/>
                 <w:webHidden/>
               </w:rPr>
-              <w:instrText xml:space="preserve"> PAGEREF _Toc230520733 \h </w:instrText>
+              <w:instrText xml:space="preserve"> PAGEREF _Toc230781213 \h </w:instrText>
             </w:r>
             <w:r>
               <w:rPr>
@@ -4297,7 +4573,7 @@
                 <w:noProof/>
                 <w:webHidden/>
               </w:rPr>
-              <w:t>56</w:t>
+              <w:t>54</w:t>
             </w:r>
             <w:r>
               <w:rPr>
@@ -4324,7 +4600,7 @@
               <w14:ligatures w14:val="standardContextual"/>
             </w:rPr>
           </w:pPr>
-          <w:hyperlink w:anchor="_Toc230520734" w:history="1">
+          <w:hyperlink w:anchor="_Toc230781214" w:history="1">
             <w:r>
               <w:rPr>
                 <w:rStyle w:val="af"/>
@@ -4351,7 +4627,7 @@
                 <w:noProof/>
                 <w:webHidden/>
               </w:rPr>
-              <w:instrText xml:space="preserve"> PAGEREF _Toc230520734 \h </w:instrText>
+              <w:instrText xml:space="preserve"> PAGEREF _Toc230781214 \h </w:instrText>
             </w:r>
             <w:r>
               <w:rPr>
@@ -4371,7 +4647,7 @@
                 <w:noProof/>
                 <w:webHidden/>
               </w:rPr>
-              <w:t>57</w:t>
+              <w:t>55</w:t>
             </w:r>
             <w:r>
               <w:rPr>
@@ -4398,7 +4674,7 @@
               <w14:ligatures w14:val="standardContextual"/>
             </w:rPr>
           </w:pPr>
-          <w:hyperlink w:anchor="_Toc230520735" w:history="1">
+          <w:hyperlink w:anchor="_Toc230781215" w:history="1">
             <w:r>
               <w:rPr>
                 <w:rStyle w:val="af"/>
@@ -4425,7 +4701,7 @@
                 <w:noProof/>
                 <w:webHidden/>
               </w:rPr>
-              <w:instrText xml:space="preserve"> PAGEREF _Toc230520735 \h </w:instrText>
+              <w:instrText xml:space="preserve"> PAGEREF _Toc230781215 \h </w:instrText>
             </w:r>
             <w:r>
               <w:rPr>
@@ -4445,7 +4721,7 @@
                 <w:noProof/>
                 <w:webHidden/>
               </w:rPr>
-              <w:t>58</w:t>
+              <w:t>56</w:t>
             </w:r>
             <w:r>
               <w:rPr>
@@ -4472,7 +4748,7 @@
               <w14:ligatures w14:val="standardContextual"/>
             </w:rPr>
           </w:pPr>
-          <w:hyperlink w:anchor="_Toc230520736" w:history="1">
+          <w:hyperlink w:anchor="_Toc230781216" w:history="1">
             <w:r>
               <w:rPr>
                 <w:rStyle w:val="af"/>
@@ -4499,7 +4775,7 @@
                 <w:noProof/>
                 <w:webHidden/>
               </w:rPr>
-              <w:instrText xml:space="preserve"> PAGEREF _Toc230520736 \h </w:instrText>
+              <w:instrText xml:space="preserve"> PAGEREF _Toc230781216 \h </w:instrText>
             </w:r>
             <w:r>
               <w:rPr>
@@ -4519,7 +4795,7 @@
                 <w:noProof/>
                 <w:webHidden/>
               </w:rPr>
-              <w:t>58</w:t>
+              <w:t>56</w:t>
             </w:r>
             <w:r>
               <w:rPr>
@@ -4546,7 +4822,7 @@
               <w14:ligatures w14:val="standardContextual"/>
             </w:rPr>
           </w:pPr>
-          <w:hyperlink w:anchor="_Toc230520737" w:history="1">
+          <w:hyperlink w:anchor="_Toc230781217" w:history="1">
             <w:r>
               <w:rPr>
                 <w:rStyle w:val="af"/>
@@ -4573,7 +4849,7 @@
                 <w:noProof/>
                 <w:webHidden/>
               </w:rPr>
-              <w:instrText xml:space="preserve"> PAGEREF _Toc230520737 \h </w:instrText>
+              <w:instrText xml:space="preserve"> PAGEREF _Toc230781217 \h </w:instrText>
             </w:r>
             <w:r>
               <w:rPr>
@@ -4593,7 +4869,7 @@
                 <w:noProof/>
                 <w:webHidden/>
               </w:rPr>
-              <w:t>58</w:t>
+              <w:t>56</w:t>
             </w:r>
             <w:r>
               <w:rPr>
@@ -4620,7 +4896,7 @@
               <w14:ligatures w14:val="standardContextual"/>
             </w:rPr>
           </w:pPr>
-          <w:hyperlink w:anchor="_Toc230520738" w:history="1">
+          <w:hyperlink w:anchor="_Toc230781218" w:history="1">
             <w:r>
               <w:rPr>
                 <w:rStyle w:val="af"/>
@@ -4647,7 +4923,7 @@
                 <w:noProof/>
                 <w:webHidden/>
               </w:rPr>
-              <w:instrText xml:space="preserve"> PAGEREF _Toc230520738 \h </w:instrText>
+              <w:instrText xml:space="preserve"> PAGEREF _Toc230781218 \h </w:instrText>
             </w:r>
             <w:r>
               <w:rPr>
@@ -4667,7 +4943,7 @@
                 <w:noProof/>
                 <w:webHidden/>
               </w:rPr>
-              <w:t>59</w:t>
+              <w:t>57</w:t>
             </w:r>
             <w:r>
               <w:rPr>
@@ -4694,7 +4970,7 @@
               <w14:ligatures w14:val="standardContextual"/>
             </w:rPr>
           </w:pPr>
-          <w:hyperlink w:anchor="_Toc230520739" w:history="1">
+          <w:hyperlink w:anchor="_Toc230781219" w:history="1">
             <w:r>
               <w:rPr>
                 <w:rStyle w:val="af"/>
@@ -4721,7 +4997,7 @@
                 <w:noProof/>
                 <w:webHidden/>
               </w:rPr>
-              <w:instrText xml:space="preserve"> PAGEREF _Toc230520739 \h </w:instrText>
+              <w:instrText xml:space="preserve"> PAGEREF _Toc230781219 \h </w:instrText>
             </w:r>
             <w:r>
               <w:rPr>
@@ -4741,7 +5017,7 @@
                 <w:noProof/>
                 <w:webHidden/>
               </w:rPr>
-              <w:t>61</w:t>
+              <w:t>59</w:t>
             </w:r>
             <w:r>
               <w:rPr>
@@ -4768,7 +5044,7 @@
               <w14:ligatures w14:val="standardContextual"/>
             </w:rPr>
           </w:pPr>
-          <w:hyperlink w:anchor="_Toc230520740" w:history="1">
+          <w:hyperlink w:anchor="_Toc230781220" w:history="1">
             <w:r>
               <w:rPr>
                 <w:rStyle w:val="af"/>
@@ -4795,7 +5071,7 @@
                 <w:noProof/>
                 <w:webHidden/>
               </w:rPr>
-              <w:instrText xml:space="preserve"> PAGEREF _Toc230520740 \h </w:instrText>
+              <w:instrText xml:space="preserve"> PAGEREF _Toc230781220 \h </w:instrText>
             </w:r>
             <w:r>
               <w:rPr>
@@ -4815,7 +5091,7 @@
                 <w:noProof/>
                 <w:webHidden/>
               </w:rPr>
-              <w:t>62</w:t>
+              <w:t>60</w:t>
             </w:r>
             <w:r>
               <w:rPr>
@@ -4842,7 +5118,7 @@
               <w14:ligatures w14:val="standardContextual"/>
             </w:rPr>
           </w:pPr>
-          <w:hyperlink w:anchor="_Toc230520741" w:history="1">
+          <w:hyperlink w:anchor="_Toc230781221" w:history="1">
             <w:r>
               <w:rPr>
                 <w:rStyle w:val="af"/>
@@ -4869,7 +5145,7 @@
                 <w:noProof/>
                 <w:webHidden/>
               </w:rPr>
-              <w:instrText xml:space="preserve"> PAGEREF _Toc230520741 \h </w:instrText>
+              <w:instrText xml:space="preserve"> PAGEREF _Toc230781221 \h </w:instrText>
             </w:r>
             <w:r>
               <w:rPr>
@@ -4889,7 +5165,7 @@
                 <w:noProof/>
                 <w:webHidden/>
               </w:rPr>
-              <w:t>62</w:t>
+              <w:t>60</w:t>
             </w:r>
             <w:r>
               <w:rPr>
@@ -4916,7 +5192,7 @@
               <w14:ligatures w14:val="standardContextual"/>
             </w:rPr>
           </w:pPr>
-          <w:hyperlink w:anchor="_Toc230520742" w:history="1">
+          <w:hyperlink w:anchor="_Toc230781222" w:history="1">
             <w:r>
               <w:rPr>
                 <w:rStyle w:val="af"/>
@@ -4943,7 +5219,7 @@
                 <w:noProof/>
                 <w:webHidden/>
               </w:rPr>
-              <w:instrText xml:space="preserve"> PAGEREF _Toc230520742 \h </w:instrText>
+              <w:instrText xml:space="preserve"> PAGEREF _Toc230781222 \h </w:instrText>
             </w:r>
             <w:r>
               <w:rPr>
@@ -4963,7 +5239,7 @@
                 <w:noProof/>
                 <w:webHidden/>
               </w:rPr>
-              <w:t>63</w:t>
+              <w:t>61</w:t>
             </w:r>
             <w:r>
               <w:rPr>
@@ -4990,7 +5266,7 @@
               <w14:ligatures w14:val="standardContextual"/>
             </w:rPr>
           </w:pPr>
-          <w:hyperlink w:anchor="_Toc230520743" w:history="1">
+          <w:hyperlink w:anchor="_Toc230781223" w:history="1">
             <w:r>
               <w:rPr>
                 <w:rStyle w:val="af"/>
@@ -5017,7 +5293,7 @@
                 <w:noProof/>
                 <w:webHidden/>
               </w:rPr>
-              <w:instrText xml:space="preserve"> PAGEREF _Toc230520743 \h </w:instrText>
+              <w:instrText xml:space="preserve"> PAGEREF _Toc230781223 \h </w:instrText>
             </w:r>
             <w:r>
               <w:rPr>
@@ -5037,7 +5313,7 @@
                 <w:noProof/>
                 <w:webHidden/>
               </w:rPr>
-              <w:t>65</w:t>
+              <w:t>63</w:t>
             </w:r>
             <w:r>
               <w:rPr>
@@ -5064,7 +5340,7 @@
               <w14:ligatures w14:val="standardContextual"/>
             </w:rPr>
           </w:pPr>
-          <w:hyperlink w:anchor="_Toc230520744" w:history="1">
+          <w:hyperlink w:anchor="_Toc230781224" w:history="1">
             <w:r>
               <w:rPr>
                 <w:rStyle w:val="af"/>
@@ -5091,7 +5367,7 @@
                 <w:noProof/>
                 <w:webHidden/>
               </w:rPr>
-              <w:instrText xml:space="preserve"> PAGEREF _Toc230520744 \h </w:instrText>
+              <w:instrText xml:space="preserve"> PAGEREF _Toc230781224 \h </w:instrText>
             </w:r>
             <w:r>
               <w:rPr>
@@ -5111,7 +5387,7 @@
                 <w:noProof/>
                 <w:webHidden/>
               </w:rPr>
-              <w:t>66</w:t>
+              <w:t>64</w:t>
             </w:r>
             <w:r>
               <w:rPr>
@@ -5138,7 +5414,7 @@
               <w14:ligatures w14:val="standardContextual"/>
             </w:rPr>
           </w:pPr>
-          <w:hyperlink w:anchor="_Toc230520745" w:history="1">
+          <w:hyperlink w:anchor="_Toc230781225" w:history="1">
             <w:r>
               <w:rPr>
                 <w:rStyle w:val="af"/>
@@ -5165,7 +5441,7 @@
                 <w:noProof/>
                 <w:webHidden/>
               </w:rPr>
-              <w:instrText xml:space="preserve"> PAGEREF _Toc230520745 \h </w:instrText>
+              <w:instrText xml:space="preserve"> PAGEREF _Toc230781225 \h </w:instrText>
             </w:r>
             <w:r>
               <w:rPr>
@@ -5185,7 +5461,7 @@
                 <w:noProof/>
                 <w:webHidden/>
               </w:rPr>
-              <w:t>66</w:t>
+              <w:t>64</w:t>
             </w:r>
             <w:r>
               <w:rPr>
@@ -5212,7 +5488,7 @@
               <w14:ligatures w14:val="standardContextual"/>
             </w:rPr>
           </w:pPr>
-          <w:hyperlink w:anchor="_Toc230520746" w:history="1">
+          <w:hyperlink w:anchor="_Toc230781226" w:history="1">
             <w:r>
               <w:rPr>
                 <w:rStyle w:val="af"/>
@@ -5239,7 +5515,7 @@
                 <w:noProof/>
                 <w:webHidden/>
               </w:rPr>
-              <w:instrText xml:space="preserve"> PAGEREF _Toc230520746 \h </w:instrText>
+              <w:instrText xml:space="preserve"> PAGEREF _Toc230781226 \h </w:instrText>
             </w:r>
             <w:r>
               <w:rPr>
@@ -5259,7 +5535,7 @@
                 <w:noProof/>
                 <w:webHidden/>
               </w:rPr>
-              <w:t>67</w:t>
+              <w:t>65</w:t>
             </w:r>
             <w:r>
               <w:rPr>
@@ -5286,7 +5562,7 @@
               <w14:ligatures w14:val="standardContextual"/>
             </w:rPr>
           </w:pPr>
-          <w:hyperlink w:anchor="_Toc230520747" w:history="1">
+          <w:hyperlink w:anchor="_Toc230781227" w:history="1">
             <w:r>
               <w:rPr>
                 <w:rStyle w:val="af"/>
@@ -5313,7 +5589,7 @@
                 <w:noProof/>
                 <w:webHidden/>
               </w:rPr>
-              <w:instrText xml:space="preserve"> PAGEREF _Toc230520747 \h </w:instrText>
+              <w:instrText xml:space="preserve"> PAGEREF _Toc230781227 \h </w:instrText>
             </w:r>
             <w:r>
               <w:rPr>
@@ -5333,7 +5609,7 @@
                 <w:noProof/>
                 <w:webHidden/>
               </w:rPr>
-              <w:t>68</w:t>
+              <w:t>66</w:t>
             </w:r>
             <w:r>
               <w:rPr>
@@ -5360,7 +5636,7 @@
               <w14:ligatures w14:val="standardContextual"/>
             </w:rPr>
           </w:pPr>
-          <w:hyperlink w:anchor="_Toc230520748" w:history="1">
+          <w:hyperlink w:anchor="_Toc230781228" w:history="1">
             <w:r>
               <w:rPr>
                 <w:rStyle w:val="af"/>
@@ -5387,7 +5663,7 @@
                 <w:noProof/>
                 <w:webHidden/>
               </w:rPr>
-              <w:instrText xml:space="preserve"> PAGEREF _Toc230520748 \h </w:instrText>
+              <w:instrText xml:space="preserve"> PAGEREF _Toc230781228 \h </w:instrText>
             </w:r>
             <w:r>
               <w:rPr>
@@ -5407,7 +5683,7 @@
                 <w:noProof/>
                 <w:webHidden/>
               </w:rPr>
-              <w:t>68</w:t>
+              <w:t>66</w:t>
             </w:r>
             <w:r>
               <w:rPr>
@@ -5434,7 +5710,7 @@
               <w14:ligatures w14:val="standardContextual"/>
             </w:rPr>
           </w:pPr>
-          <w:hyperlink w:anchor="_Toc230520749" w:history="1">
+          <w:hyperlink w:anchor="_Toc230781229" w:history="1">
             <w:r>
               <w:rPr>
                 <w:rStyle w:val="af"/>
@@ -5461,7 +5737,7 @@
                 <w:noProof/>
                 <w:webHidden/>
               </w:rPr>
-              <w:instrText xml:space="preserve"> PAGEREF _Toc230520749 \h </w:instrText>
+              <w:instrText xml:space="preserve"> PAGEREF _Toc230781229 \h </w:instrText>
             </w:r>
             <w:r>
               <w:rPr>
@@ -5481,7 +5757,7 @@
                 <w:noProof/>
                 <w:webHidden/>
               </w:rPr>
-              <w:t>69</w:t>
+              <w:t>67</w:t>
             </w:r>
             <w:r>
               <w:rPr>
@@ -5508,7 +5784,7 @@
               <w14:ligatures w14:val="standardContextual"/>
             </w:rPr>
           </w:pPr>
-          <w:hyperlink w:anchor="_Toc230520750" w:history="1">
+          <w:hyperlink w:anchor="_Toc230781230" w:history="1">
             <w:r>
               <w:rPr>
                 <w:rStyle w:val="af"/>
@@ -5535,7 +5811,7 @@
                 <w:noProof/>
                 <w:webHidden/>
               </w:rPr>
-              <w:instrText xml:space="preserve"> PAGEREF _Toc230520750 \h </w:instrText>
+              <w:instrText xml:space="preserve"> PAGEREF _Toc230781230 \h </w:instrText>
             </w:r>
             <w:r>
               <w:rPr>
@@ -5555,7 +5831,7 @@
                 <w:noProof/>
                 <w:webHidden/>
               </w:rPr>
-              <w:t>69</w:t>
+              <w:t>67</w:t>
             </w:r>
             <w:r>
               <w:rPr>
@@ -5582,7 +5858,7 @@
               <w14:ligatures w14:val="standardContextual"/>
             </w:rPr>
           </w:pPr>
-          <w:hyperlink w:anchor="_Toc230520751" w:history="1">
+          <w:hyperlink w:anchor="_Toc230781231" w:history="1">
             <w:r>
               <w:rPr>
                 <w:rStyle w:val="af"/>
@@ -5609,7 +5885,7 @@
                 <w:noProof/>
                 <w:webHidden/>
               </w:rPr>
-              <w:instrText xml:space="preserve"> PAGEREF _Toc230520751 \h </w:instrText>
+              <w:instrText xml:space="preserve"> PAGEREF _Toc230781231 \h </w:instrText>
             </w:r>
             <w:r>
               <w:rPr>
@@ -5629,7 +5905,7 @@
                 <w:noProof/>
                 <w:webHidden/>
               </w:rPr>
-              <w:t>70</w:t>
+              <w:t>68</w:t>
             </w:r>
             <w:r>
               <w:rPr>
@@ -5656,7 +5932,7 @@
               <w14:ligatures w14:val="standardContextual"/>
             </w:rPr>
           </w:pPr>
-          <w:hyperlink w:anchor="_Toc230520752" w:history="1">
+          <w:hyperlink w:anchor="_Toc230781232" w:history="1">
             <w:r>
               <w:rPr>
                 <w:rStyle w:val="af"/>
@@ -5683,7 +5959,7 @@
                 <w:noProof/>
                 <w:webHidden/>
               </w:rPr>
-              <w:instrText xml:space="preserve"> PAGEREF _Toc230520752 \h </w:instrText>
+              <w:instrText xml:space="preserve"> PAGEREF _Toc230781232 \h </w:instrText>
             </w:r>
             <w:r>
               <w:rPr>
@@ -5703,7 +5979,7 @@
                 <w:noProof/>
                 <w:webHidden/>
               </w:rPr>
-              <w:t>70</w:t>
+              <w:t>68</w:t>
             </w:r>
             <w:r>
               <w:rPr>
@@ -5727,7 +6003,7 @@
               <w14:ligatures w14:val="standardContextual"/>
             </w:rPr>
           </w:pPr>
-          <w:hyperlink w:anchor="_Toc230520753" w:history="1">
+          <w:hyperlink w:anchor="_Toc230781233" w:history="1">
             <w:r>
               <w:rPr>
                 <w:rStyle w:val="af"/>
@@ -5754,7 +6030,7 @@
                 <w:noProof/>
                 <w:webHidden/>
               </w:rPr>
-              <w:instrText xml:space="preserve"> PAGEREF _Toc230520753 \h </w:instrText>
+              <w:instrText xml:space="preserve"> PAGEREF _Toc230781233 \h </w:instrText>
             </w:r>
             <w:r>
               <w:rPr>
@@ -5774,7 +6050,7 @@
                 <w:noProof/>
                 <w:webHidden/>
               </w:rPr>
-              <w:t>72</w:t>
+              <w:t>70</w:t>
             </w:r>
             <w:r>
               <w:rPr>
@@ -5798,7 +6074,7 @@
               <w14:ligatures w14:val="standardContextual"/>
             </w:rPr>
           </w:pPr>
-          <w:hyperlink w:anchor="_Toc230520754" w:history="1">
+          <w:hyperlink w:anchor="_Toc230781234" w:history="1">
             <w:r>
               <w:rPr>
                 <w:rStyle w:val="af"/>
@@ -5825,7 +6101,7 @@
                 <w:noProof/>
                 <w:webHidden/>
               </w:rPr>
-              <w:instrText xml:space="preserve"> PAGEREF _Toc230520754 \h </w:instrText>
+              <w:instrText xml:space="preserve"> PAGEREF _Toc230781234 \h </w:instrText>
             </w:r>
             <w:r>
               <w:rPr>
@@ -5845,7 +6121,7 @@
                 <w:noProof/>
                 <w:webHidden/>
               </w:rPr>
-              <w:t>74</w:t>
+              <w:t>72</w:t>
             </w:r>
             <w:r>
               <w:rPr>
@@ -5869,7 +6145,7 @@
               <w14:ligatures w14:val="standardContextual"/>
             </w:rPr>
           </w:pPr>
-          <w:hyperlink w:anchor="_Toc230520755" w:history="1">
+          <w:hyperlink w:anchor="_Toc230781235" w:history="1">
             <w:r>
               <w:rPr>
                 <w:rStyle w:val="af"/>
@@ -5896,7 +6172,7 @@
                 <w:noProof/>
                 <w:webHidden/>
               </w:rPr>
-              <w:instrText xml:space="preserve"> PAGEREF _Toc230520755 \h </w:instrText>
+              <w:instrText xml:space="preserve"> PAGEREF _Toc230781235 \h </w:instrText>
             </w:r>
             <w:r>
               <w:rPr>
@@ -5916,7 +6192,7 @@
                 <w:noProof/>
                 <w:webHidden/>
               </w:rPr>
-              <w:t>75</w:t>
+              <w:t>73</w:t>
             </w:r>
             <w:r>
               <w:rPr>
@@ -5943,7 +6219,7 @@
               <w14:ligatures w14:val="standardContextual"/>
             </w:rPr>
           </w:pPr>
-          <w:hyperlink w:anchor="_Toc230520756" w:history="1">
+          <w:hyperlink w:anchor="_Toc230781236" w:history="1">
             <w:r>
               <w:rPr>
                 <w:rStyle w:val="af"/>
@@ -5970,7 +6246,7 @@
                 <w:noProof/>
                 <w:webHidden/>
               </w:rPr>
-              <w:instrText xml:space="preserve"> PAGEREF _Toc230520756 \h </w:instrText>
+              <w:instrText xml:space="preserve"> PAGEREF _Toc230781236 \h </w:instrText>
             </w:r>
             <w:r>
               <w:rPr>
@@ -5990,7 +6266,7 @@
                 <w:noProof/>
                 <w:webHidden/>
               </w:rPr>
-              <w:t>75</w:t>
+              <w:t>73</w:t>
             </w:r>
             <w:r>
               <w:rPr>
@@ -6014,7 +6290,7 @@
               <w14:ligatures w14:val="standardContextual"/>
             </w:rPr>
           </w:pPr>
-          <w:hyperlink w:anchor="_Toc230520757" w:history="1">
+          <w:hyperlink w:anchor="_Toc230781237" w:history="1">
             <w:r>
               <w:rPr>
                 <w:rStyle w:val="af"/>
@@ -6041,7 +6317,7 @@
                 <w:noProof/>
                 <w:webHidden/>
               </w:rPr>
-              <w:instrText xml:space="preserve"> PAGEREF _Toc230520757 \h </w:instrText>
+              <w:instrText xml:space="preserve"> PAGEREF _Toc230781237 \h </w:instrText>
             </w:r>
             <w:r>
               <w:rPr>
@@ -6061,7 +6337,7 @@
                 <w:noProof/>
                 <w:webHidden/>
               </w:rPr>
-              <w:t>116</w:t>
+              <w:t>114</w:t>
             </w:r>
             <w:r>
               <w:rPr>
@@ -6088,7 +6364,7 @@
               <w14:ligatures w14:val="standardContextual"/>
             </w:rPr>
           </w:pPr>
-          <w:hyperlink w:anchor="_Toc230520758" w:history="1">
+          <w:hyperlink w:anchor="_Toc230781238" w:history="1">
             <w:r>
               <w:rPr>
                 <w:rStyle w:val="af"/>
@@ -6115,7 +6391,7 @@
                 <w:noProof/>
                 <w:webHidden/>
               </w:rPr>
-              <w:instrText xml:space="preserve"> PAGEREF _Toc230520758 \h </w:instrText>
+              <w:instrText xml:space="preserve"> PAGEREF _Toc230781238 \h </w:instrText>
             </w:r>
             <w:r>
               <w:rPr>
@@ -6135,7 +6411,7 @@
                 <w:noProof/>
                 <w:webHidden/>
               </w:rPr>
-              <w:t>116</w:t>
+              <w:t>114</w:t>
             </w:r>
             <w:r>
               <w:rPr>
@@ -6171,7 +6447,7 @@
         <w:jc w:val="center"/>
         <w:outlineLvl w:val="0"/>
       </w:pPr>
-      <w:bookmarkStart w:id="3" w:name="_Toc230520691"/>
+      <w:bookmarkStart w:id="3" w:name="_Toc230781171"/>
       <w:r>
         <w:lastRenderedPageBreak/>
         <w:t>ВВЕДЕНИЕ</w:t>
@@ -6385,7 +6661,7 @@
         <w:jc w:val="center"/>
         <w:outlineLvl w:val="0"/>
       </w:pPr>
-      <w:bookmarkStart w:id="4" w:name="_Toc230520692"/>
+      <w:bookmarkStart w:id="4" w:name="_Toc230781172"/>
       <w:r>
         <w:rPr>
           <w:caps/>
@@ -6417,7 +6693,7 @@
         <w:ind w:left="0" w:firstLine="709"/>
         <w:outlineLvl w:val="1"/>
       </w:pPr>
-      <w:bookmarkStart w:id="5" w:name="_Toc230520693"/>
+      <w:bookmarkStart w:id="5" w:name="_Toc230781173"/>
       <w:r>
         <w:t>Общее описание продукта</w:t>
       </w:r>
@@ -6435,7 +6711,7 @@
         <w:outlineLvl w:val="2"/>
       </w:pPr>
       <w:bookmarkStart w:id="6" w:name="_Toc166"/>
-      <w:bookmarkStart w:id="7" w:name="_Toc230520694"/>
+      <w:bookmarkStart w:id="7" w:name="_Toc230781174"/>
       <w:r>
         <w:t>Назначение объекта автоматизации</w:t>
       </w:r>
@@ -6676,11 +6952,6 @@
       <w:r>
         <w:t>, а также реализация инструмента для ведения турнирной сетки.</w:t>
       </w:r>
-    </w:p>
-    <w:p>
-      <w:pPr>
-        <w:pStyle w:val="3"/>
-      </w:pPr>
       <w:bookmarkStart w:id="8" w:name="_Toc167"/>
     </w:p>
     <w:p>
@@ -6692,7 +6963,7 @@
         </w:numPr>
         <w:ind w:left="0" w:firstLine="709"/>
       </w:pPr>
-      <w:bookmarkStart w:id="9" w:name="_Toc230520695"/>
+      <w:bookmarkStart w:id="9" w:name="_Toc230781175"/>
       <w:r>
         <w:t>Аналитический обзор</w:t>
       </w:r>
@@ -8530,7 +8801,6 @@
         <w:t>Данное приложение позволит ФАУР улучшить автоматизацию проведения соревнований, а также привлечь больше лиц в армрестлинг.</w:t>
       </w:r>
     </w:p>
-    <w:p/>
     <w:p>
       <w:pPr>
         <w:pStyle w:val="3"/>
@@ -8541,7 +8811,7 @@
         <w:ind w:left="0" w:firstLine="709"/>
       </w:pPr>
       <w:bookmarkStart w:id="10" w:name="_Toc168"/>
-      <w:bookmarkStart w:id="11" w:name="_Toc230520696"/>
+      <w:bookmarkStart w:id="11" w:name="_Toc230781176"/>
       <w:r>
         <w:t>Классы и характеристики пользователей</w:t>
       </w:r>
@@ -8647,7 +8917,6 @@
         <w:t>.</w:t>
       </w:r>
     </w:p>
-    <w:p/>
     <w:p>
       <w:r>
         <w:t>Организатор соревнований – лицо, ответственное за проведение соревнований. Им может быть президент ФАУР или его секретарь.</w:t>
@@ -8665,11 +8934,7 @@
     </w:p>
     <w:p>
       <w:r>
-        <w:t xml:space="preserve">Администратор веб-приложения – лицо, которое следит за правильной работой приложения, занимается редактированием информации на сайте и </w:t>
-      </w:r>
-      <w:r>
-        <w:lastRenderedPageBreak/>
-        <w:t>исправлением возникш</w:t>
+        <w:t>Администратор веб-приложения – лицо, которое следит за правильной работой приложения, занимается редактированием информации на сайте и исправлением возникш</w:t>
       </w:r>
       <w:r>
         <w:t>их ошибок</w:t>
@@ -8686,13 +8951,6 @@
       <w:r>
         <w:t xml:space="preserve"> роль организатора соревнований.</w:t>
       </w:r>
-    </w:p>
-    <w:p>
-      <w:pPr>
-        <w:rPr>
-          <w:lang w:eastAsia="ru-RU"/>
-        </w:rPr>
-      </w:pPr>
     </w:p>
     <w:p>
       <w:pPr>
@@ -8704,8 +8962,9 @@
         <w:ind w:left="0" w:firstLine="709"/>
       </w:pPr>
       <w:bookmarkStart w:id="12" w:name="_Toc169"/>
-      <w:bookmarkStart w:id="13" w:name="_Toc230520697"/>
-      <w:r>
+      <w:bookmarkStart w:id="13" w:name="_Toc230781177"/>
+      <w:r>
+        <w:lastRenderedPageBreak/>
         <w:t>Ограничения дизайна и реализации</w:t>
       </w:r>
       <w:bookmarkEnd w:id="12"/>
@@ -8809,7 +9068,7 @@
         <w:contextualSpacing/>
       </w:pPr>
       <w:bookmarkStart w:id="14" w:name="_Toc170"/>
-      <w:bookmarkStart w:id="15" w:name="_Toc230520698"/>
+      <w:bookmarkStart w:id="15" w:name="_Toc230781178"/>
       <w:r>
         <w:t>Функциональные требования</w:t>
       </w:r>
@@ -8826,7 +9085,7 @@
         <w:ind w:left="0" w:firstLine="709"/>
         <w:outlineLvl w:val="2"/>
       </w:pPr>
-      <w:bookmarkStart w:id="16" w:name="_Toc230520699"/>
+      <w:bookmarkStart w:id="16" w:name="_Toc230781179"/>
       <w:r>
         <w:t>Регистрация и аутентификация пользователей</w:t>
       </w:r>
@@ -8904,8 +9163,59 @@
     <w:p>
       <w:pPr>
         <w:pStyle w:val="a8"/>
-        <w:ind w:left="709" w:firstLine="0"/>
-      </w:pPr>
+        <w:numPr>
+          <w:ilvl w:val="2"/>
+          <w:numId w:val="6"/>
+        </w:numPr>
+        <w:outlineLvl w:val="2"/>
+      </w:pPr>
+      <w:bookmarkStart w:id="17" w:name="_Toc230781180"/>
+      <w:r>
+        <w:t>Управление ролями и правами доступа</w:t>
+      </w:r>
+      <w:bookmarkEnd w:id="17"/>
+    </w:p>
+    <w:p>
+      <w:pPr>
+        <w:pStyle w:val="a8"/>
+        <w:numPr>
+          <w:ilvl w:val="0"/>
+          <w:numId w:val="60"/>
+        </w:numPr>
+        <w:ind w:left="0" w:firstLine="709"/>
+      </w:pPr>
+      <w:r>
+        <w:t>назначение организаторов соревнований – администратор веб-приложения имеет возможность назначить другому аккаунту роль организатора соревнований</w:t>
+      </w:r>
+      <w:r>
+        <w:t>;</w:t>
+      </w:r>
+    </w:p>
+    <w:p>
+      <w:pPr>
+        <w:pStyle w:val="a8"/>
+        <w:numPr>
+          <w:ilvl w:val="0"/>
+          <w:numId w:val="60"/>
+        </w:numPr>
+        <w:ind w:left="0" w:firstLine="709"/>
+      </w:pPr>
+      <w:r>
+        <w:t>разграничение ролей: незарегистрированный пользователь (зритель), участник соревнований, организатор соревнований, администратор.</w:t>
+      </w:r>
+    </w:p>
+    <w:p>
+      <w:pPr>
+        <w:ind w:firstLine="0"/>
+        <w:rPr>
+          <w:rFonts w:eastAsia="Times New Roman"/>
+          <w:szCs w:val="28"/>
+          <w:lang w:eastAsia="ru-RU"/>
+        </w:rPr>
+      </w:pPr>
+      <w:r>
+        <w:br w:type="page"/>
+      </w:r>
     </w:p>
     <w:p>
       <w:pPr>
@@ -8916,26 +9226,24 @@
         </w:numPr>
         <w:outlineLvl w:val="2"/>
       </w:pPr>
-      <w:bookmarkStart w:id="17" w:name="_Toc230520700"/>
-      <w:r>
-        <w:t>Управление ролями и правами доступа</w:t>
-      </w:r>
-      <w:bookmarkEnd w:id="17"/>
+      <w:bookmarkStart w:id="18" w:name="_Toc230781181"/>
+      <w:r>
+        <w:lastRenderedPageBreak/>
+        <w:t>Создание и управление соревнованиями</w:t>
+      </w:r>
+      <w:bookmarkEnd w:id="18"/>
     </w:p>
     <w:p>
       <w:pPr>
         <w:pStyle w:val="a8"/>
         <w:numPr>
           <w:ilvl w:val="0"/>
-          <w:numId w:val="60"/>
+          <w:numId w:val="61"/>
         </w:numPr>
         <w:ind w:left="0" w:firstLine="709"/>
       </w:pPr>
       <w:r>
-        <w:t>назначение организаторов соревнований – администратор веб-приложения имеет возможность назначить другому аккаунту роль организатора соревнований</w:t>
-      </w:r>
-      <w:r>
-        <w:t>;</w:t>
+        <w:t>создание соревнования – организатор соревнований может создать соревнование, выбрав весовые категории, возрастные категории, пол участников, название соревнований и место проведения;</w:t>
       </w:r>
     </w:p>
     <w:p>
@@ -8943,20 +9251,68 @@
         <w:pStyle w:val="a8"/>
         <w:numPr>
           <w:ilvl w:val="0"/>
-          <w:numId w:val="60"/>
+          <w:numId w:val="61"/>
         </w:numPr>
         <w:ind w:left="0" w:firstLine="709"/>
       </w:pPr>
       <w:r>
-        <w:lastRenderedPageBreak/>
-        <w:t>разграничение ролей: незарегистрированный пользователь (зритель), участник соревнований, организатор соревнований, администратор.</w:t>
+        <w:t>генерация турнирной сетки – организатор соревнований может автоматически сгенерировать турнирную сетку для каждой категории на основе зарегистрированных участников;</w:t>
       </w:r>
     </w:p>
     <w:p>
       <w:pPr>
         <w:pStyle w:val="a8"/>
-        <w:ind w:left="709" w:firstLine="0"/>
-      </w:pPr>
+        <w:numPr>
+          <w:ilvl w:val="0"/>
+          <w:numId w:val="61"/>
+        </w:numPr>
+        <w:ind w:left="0" w:firstLine="709"/>
+      </w:pPr>
+      <w:r>
+        <w:t>ввод результатов – организатор соревнований может вносить результаты поединков через веб-интерфейс;</w:t>
+      </w:r>
+    </w:p>
+    <w:p>
+      <w:pPr>
+        <w:pStyle w:val="a8"/>
+        <w:numPr>
+          <w:ilvl w:val="0"/>
+          <w:numId w:val="61"/>
+        </w:numPr>
+        <w:ind w:left="0" w:firstLine="709"/>
+      </w:pPr>
+      <w:r>
+        <w:t>отчеты по соревнованиям – организатор соревнований может создавать итоговые протоколы с ра</w:t>
+      </w:r>
+      <w:r>
+        <w:t>спределением мест по категориям;</w:t>
+      </w:r>
+    </w:p>
+    <w:p>
+      <w:pPr>
+        <w:pStyle w:val="a8"/>
+        <w:numPr>
+          <w:ilvl w:val="0"/>
+          <w:numId w:val="61"/>
+        </w:numPr>
+        <w:ind w:left="0" w:firstLine="709"/>
+      </w:pPr>
+      <w:r>
+        <w:t>экспорт итоговых протоколов – пользователи могут скачать файл с итоговым протоколом соревнований;</w:t>
+      </w:r>
+    </w:p>
+    <w:p>
+      <w:pPr>
+        <w:pStyle w:val="a8"/>
+        <w:numPr>
+          <w:ilvl w:val="0"/>
+          <w:numId w:val="61"/>
+        </w:numPr>
+        <w:ind w:left="0" w:firstLine="709"/>
+      </w:pPr>
+      <w:r>
+        <w:t>запись веса участника – организатор соревнований во время процедуры взвешивания может записать стартовый вес участника соревнований.</w:t>
+      </w:r>
     </w:p>
     <w:p>
       <w:pPr>
@@ -8967,23 +9323,32 @@
         </w:numPr>
         <w:outlineLvl w:val="2"/>
       </w:pPr>
-      <w:bookmarkStart w:id="18" w:name="_Toc230520701"/>
-      <w:r>
-        <w:t>Создание и управление соревнованиями</w:t>
-      </w:r>
-      <w:bookmarkEnd w:id="18"/>
+      <w:bookmarkStart w:id="19" w:name="_Toc230781182"/>
+      <w:r>
+        <w:t>Регистрация на соревнования</w:t>
+      </w:r>
+      <w:bookmarkEnd w:id="19"/>
     </w:p>
     <w:p>
       <w:pPr>
         <w:pStyle w:val="a8"/>
         <w:numPr>
           <w:ilvl w:val="0"/>
-          <w:numId w:val="61"/>
+          <w:numId w:val="62"/>
         </w:numPr>
         <w:ind w:left="0" w:firstLine="709"/>
       </w:pPr>
       <w:r>
-        <w:t>создание соревнования – организатор соревнований может создать соревнование, выбрав весовые категории, возрастные категории, пол участников, название соревнований и место проведения;</w:t>
+        <w:t>р</w:t>
+      </w:r>
+      <w:r>
+        <w:t>егистрация на соревнования – участник соревнований может отправить заявку на участие, указав контактные данные, название команды</w:t>
+      </w:r>
+      <w:r>
+        <w:t>, возрастную и весовую категории</w:t>
+      </w:r>
+      <w:r>
+        <w:t>;</w:t>
       </w:r>
     </w:p>
     <w:p>
@@ -8991,12 +9356,18 @@
         <w:pStyle w:val="a8"/>
         <w:numPr>
           <w:ilvl w:val="0"/>
-          <w:numId w:val="61"/>
+          <w:numId w:val="62"/>
         </w:numPr>
         <w:ind w:left="0" w:firstLine="709"/>
       </w:pPr>
       <w:r>
-        <w:t>генерация турнирной сетки – организатор соревнований может автоматически сгенерировать турнирную сетку для каждой категории на основе зарегистрированных участников;</w:t>
+        <w:t>п</w:t>
+      </w:r>
+      <w:r>
+        <w:t>рикрепление файлов в заявке – участник соревнований может прикрепить файлы различных форматов (копия паспорта, страховой полис) в заявке</w:t>
+      </w:r>
+      <w:r>
+        <w:t>;</w:t>
       </w:r>
     </w:p>
     <w:p>
@@ -9004,12 +9375,18 @@
         <w:pStyle w:val="a8"/>
         <w:numPr>
           <w:ilvl w:val="0"/>
-          <w:numId w:val="61"/>
+          <w:numId w:val="62"/>
         </w:numPr>
         <w:ind w:left="0" w:firstLine="709"/>
       </w:pPr>
       <w:r>
-        <w:t>ввод результатов – организатор соревнований может вносить результаты поединков через веб-интерфейс;</w:t>
+        <w:t>о</w:t>
+      </w:r>
+      <w:r>
+        <w:t>бработка заявки – организатор соревнований может подтвердить заявку в случае корректных данных либо отклонить её</w:t>
+      </w:r>
+      <w:r>
+        <w:t>;</w:t>
       </w:r>
     </w:p>
     <w:p>
@@ -9017,15 +9394,24 @@
         <w:pStyle w:val="a8"/>
         <w:numPr>
           <w:ilvl w:val="0"/>
-          <w:numId w:val="61"/>
+          <w:numId w:val="62"/>
         </w:numPr>
         <w:ind w:left="0" w:firstLine="709"/>
       </w:pPr>
       <w:r>
-        <w:t>отчеты по соревнованиям – организатор соревнований может создавать итоговые протоколы с ра</w:t>
-      </w:r>
-      <w:r>
-        <w:t>спределением мест по категориям;</w:t>
+        <w:t>у</w:t>
+      </w:r>
+      <w:r>
+        <w:t>ведомление о статусе заявки – участник соревнований получает уведомле</w:t>
+      </w:r>
+      <w:r>
+        <w:t xml:space="preserve">ние о статусе заявки </w:t>
+      </w:r>
+      <w:r>
+        <w:t>на почту, указанную при регистрации</w:t>
+      </w:r>
+      <w:r>
+        <w:t>;</w:t>
       </w:r>
     </w:p>
     <w:p>
@@ -9033,31 +9419,13 @@
         <w:pStyle w:val="a8"/>
         <w:numPr>
           <w:ilvl w:val="0"/>
-          <w:numId w:val="61"/>
+          <w:numId w:val="62"/>
         </w:numPr>
         <w:ind w:left="0" w:firstLine="709"/>
       </w:pPr>
       <w:r>
-        <w:t>экспорт итоговых протоколов – пользователи могут скачать файл с итоговым протоколом соревнований;</w:t>
-      </w:r>
-    </w:p>
-    <w:p>
-      <w:pPr>
-        <w:pStyle w:val="a8"/>
-        <w:numPr>
-          <w:ilvl w:val="0"/>
-          <w:numId w:val="61"/>
-        </w:numPr>
-        <w:ind w:left="0" w:firstLine="709"/>
-      </w:pPr>
-      <w:r>
-        <w:t>запись веса участника – организатор соревнований во время процедуры взвешивания может записать стартовый вес участника соревнований.</w:t>
-      </w:r>
-    </w:p>
-    <w:p>
-      <w:pPr>
-        <w:ind w:firstLine="0"/>
-      </w:pPr>
+        <w:t>управление заявками – организатор соревнований управляет процессом обработки заявок.</w:t>
+      </w:r>
     </w:p>
     <w:p>
       <w:pPr>
@@ -9068,127 +9436,9 @@
         </w:numPr>
         <w:outlineLvl w:val="2"/>
       </w:pPr>
-      <w:bookmarkStart w:id="19" w:name="_Toc230520702"/>
-      <w:r>
-        <w:t>Регистрация на соревнования</w:t>
-      </w:r>
-      <w:bookmarkEnd w:id="19"/>
-    </w:p>
-    <w:p>
-      <w:pPr>
-        <w:pStyle w:val="a8"/>
-        <w:numPr>
-          <w:ilvl w:val="0"/>
-          <w:numId w:val="62"/>
-        </w:numPr>
-        <w:ind w:left="0" w:firstLine="709"/>
-      </w:pPr>
-      <w:r>
-        <w:t>р</w:t>
-      </w:r>
-      <w:r>
-        <w:t>егистрация на соревнования – участник соревнований может отправить заявку на участие, указав контактные данные, название команды</w:t>
-      </w:r>
-      <w:r>
-        <w:t>, возрастную и весовую категории</w:t>
-      </w:r>
-      <w:r>
-        <w:t>;</w:t>
-      </w:r>
-    </w:p>
-    <w:p>
-      <w:pPr>
-        <w:pStyle w:val="a8"/>
-        <w:numPr>
-          <w:ilvl w:val="0"/>
-          <w:numId w:val="62"/>
-        </w:numPr>
-        <w:ind w:left="0" w:firstLine="709"/>
-      </w:pPr>
-      <w:r>
-        <w:t>п</w:t>
-      </w:r>
-      <w:r>
-        <w:t>рикрепление файлов в заявке – участник соревнований может прикрепить файлы различных форматов (копия паспорта, страховой полис) в заявке</w:t>
-      </w:r>
-      <w:r>
-        <w:t>;</w:t>
-      </w:r>
-    </w:p>
-    <w:p>
-      <w:pPr>
-        <w:pStyle w:val="a8"/>
-        <w:numPr>
-          <w:ilvl w:val="0"/>
-          <w:numId w:val="62"/>
-        </w:numPr>
-        <w:ind w:left="0" w:firstLine="709"/>
-      </w:pPr>
-      <w:r>
-        <w:t>о</w:t>
-      </w:r>
-      <w:r>
-        <w:t>бработка заявки – организатор соревнований может подтвердить заявку в случае корректных данных либо отклонить её</w:t>
-      </w:r>
-      <w:r>
-        <w:t>;</w:t>
-      </w:r>
-    </w:p>
-    <w:p>
-      <w:pPr>
-        <w:pStyle w:val="a8"/>
-        <w:numPr>
-          <w:ilvl w:val="0"/>
-          <w:numId w:val="62"/>
-        </w:numPr>
-        <w:ind w:left="0" w:firstLine="709"/>
-      </w:pPr>
+      <w:bookmarkStart w:id="20" w:name="_Toc230781183"/>
       <w:r>
         <w:lastRenderedPageBreak/>
-        <w:t>у</w:t>
-      </w:r>
-      <w:r>
-        <w:t>ведомление о статусе заявки – участник соревнований получает уведомле</w:t>
-      </w:r>
-      <w:r>
-        <w:t xml:space="preserve">ние о статусе заявки </w:t>
-      </w:r>
-      <w:r>
-        <w:t>на почту, указанную при регистрации</w:t>
-      </w:r>
-      <w:r>
-        <w:t>;</w:t>
-      </w:r>
-    </w:p>
-    <w:p>
-      <w:pPr>
-        <w:pStyle w:val="a8"/>
-        <w:numPr>
-          <w:ilvl w:val="0"/>
-          <w:numId w:val="62"/>
-        </w:numPr>
-        <w:ind w:left="0" w:firstLine="709"/>
-      </w:pPr>
-      <w:r>
-        <w:t>управление заявками – организатор соревнований управляет процессом обработки заявок.</w:t>
-      </w:r>
-    </w:p>
-    <w:p>
-      <w:pPr>
-        <w:ind w:firstLine="0"/>
-      </w:pPr>
-    </w:p>
-    <w:p>
-      <w:pPr>
-        <w:pStyle w:val="a8"/>
-        <w:numPr>
-          <w:ilvl w:val="2"/>
-          <w:numId w:val="6"/>
-        </w:numPr>
-        <w:outlineLvl w:val="2"/>
-      </w:pPr>
-      <w:bookmarkStart w:id="20" w:name="_Toc230520703"/>
-      <w:r>
         <w:t>Просмотр хода соревнований и результатов</w:t>
       </w:r>
       <w:bookmarkEnd w:id="20"/>
@@ -9246,7 +9496,7 @@
         <w:contextualSpacing/>
       </w:pPr>
       <w:bookmarkStart w:id="21" w:name="_Toc171"/>
-      <w:bookmarkStart w:id="22" w:name="_Toc230520704"/>
+      <w:bookmarkStart w:id="22" w:name="_Toc230781184"/>
       <w:r>
         <w:t>Требования к данным</w:t>
       </w:r>
@@ -9729,6 +9979,88 @@
           </w:p>
         </w:tc>
       </w:tr>
+      <w:tr>
+        <w:trPr>
+          <w:trHeight w:val="483"/>
+        </w:trPr>
+        <w:tc>
+          <w:tcPr>
+            <w:tcW w:w="2834" w:type="dxa"/>
+            <w:vAlign w:val="center"/>
+          </w:tcPr>
+          <w:p>
+            <w:pPr>
+              <w:pStyle w:val="ac"/>
+            </w:pPr>
+            <w:r>
+              <w:rPr>
+                <w:sz w:val="28"/>
+                <w:szCs w:val="28"/>
+              </w:rPr>
+              <w:t>Спортивный разряд</w:t>
+            </w:r>
+          </w:p>
+        </w:tc>
+        <w:tc>
+          <w:tcPr>
+            <w:tcW w:w="6523" w:type="dxa"/>
+            <w:vAlign w:val="center"/>
+          </w:tcPr>
+          <w:p>
+            <w:pPr>
+              <w:pStyle w:val="ac"/>
+              <w:numPr>
+                <w:ilvl w:val="0"/>
+                <w:numId w:val="84"/>
+              </w:numPr>
+              <w:spacing w:line="360" w:lineRule="auto"/>
+              <w:ind w:left="0" w:firstLine="0"/>
+              <w:rPr>
+                <w:sz w:val="28"/>
+                <w:szCs w:val="28"/>
+                <w:lang w:val="en-US"/>
+              </w:rPr>
+            </w:pPr>
+            <w:r>
+              <w:rPr>
+                <w:sz w:val="28"/>
+                <w:szCs w:val="28"/>
+                <w:lang w:val="en-US"/>
+              </w:rPr>
+              <w:t xml:space="preserve">ID – </w:t>
+            </w:r>
+            <w:r>
+              <w:rPr>
+                <w:sz w:val="28"/>
+                <w:szCs w:val="28"/>
+              </w:rPr>
+              <w:t>числовое поле;</w:t>
+            </w:r>
+          </w:p>
+          <w:p>
+            <w:pPr>
+              <w:pStyle w:val="ac"/>
+              <w:numPr>
+                <w:ilvl w:val="0"/>
+                <w:numId w:val="84"/>
+              </w:numPr>
+              <w:ind w:left="0" w:firstLine="0"/>
+              <w:rPr>
+                <w:sz w:val="28"/>
+                <w:szCs w:val="28"/>
+                <w:lang w:val="en-US"/>
+              </w:rPr>
+            </w:pPr>
+            <w:r>
+              <w:rPr>
+                <w:sz w:val="28"/>
+                <w:szCs w:val="28"/>
+              </w:rPr>
+              <w:t>название – текстовое поле.</w:t>
+            </w:r>
+          </w:p>
+        </w:tc>
+      </w:tr>
     </w:tbl>
     <w:p>
       <w:pPr>
@@ -9736,6 +10068,19 @@
           <w:lang w:eastAsia="ru-RU"/>
         </w:rPr>
       </w:pPr>
+    </w:p>
+    <w:p>
+      <w:pPr>
+        <w:rPr>
+          <w:lang w:eastAsia="ru-RU"/>
+        </w:rPr>
+      </w:pPr>
+      <w:r>
+        <w:rPr>
+          <w:lang w:eastAsia="ru-RU"/>
+        </w:rPr>
+        <w:br w:type="page"/>
+      </w:r>
     </w:p>
     <w:p>
       <w:pPr>
@@ -9765,6 +10110,50 @@
         <w:tc>
           <w:tcPr>
             <w:tcW w:w="2834" w:type="dxa"/>
+            <w:vAlign w:val="center"/>
+          </w:tcPr>
+          <w:p>
+            <w:pPr>
+              <w:pStyle w:val="ac"/>
+            </w:pPr>
+            <w:r>
+              <w:rPr>
+                <w:sz w:val="28"/>
+                <w:szCs w:val="28"/>
+              </w:rPr>
+              <w:t>Название сущности</w:t>
+            </w:r>
+          </w:p>
+        </w:tc>
+        <w:tc>
+          <w:tcPr>
+            <w:tcW w:w="6523" w:type="dxa"/>
+            <w:vAlign w:val="center"/>
+          </w:tcPr>
+          <w:p>
+            <w:pPr>
+              <w:pStyle w:val="ac"/>
+              <w:rPr>
+                <w:lang w:val="en-US"/>
+              </w:rPr>
+            </w:pPr>
+            <w:r>
+              <w:rPr>
+                <w:sz w:val="28"/>
+                <w:szCs w:val="28"/>
+              </w:rPr>
+              <w:t>Данные сущности</w:t>
+            </w:r>
+          </w:p>
+        </w:tc>
+      </w:tr>
+      <w:tr>
+        <w:trPr>
+          <w:trHeight w:val="483"/>
+        </w:trPr>
+        <w:tc>
+          <w:tcPr>
+            <w:tcW w:w="2834" w:type="dxa"/>
             <w:vMerge w:val="restart"/>
             <w:vAlign w:val="center"/>
           </w:tcPr>
@@ -10523,13 +10912,6 @@
         </w:tc>
       </w:tr>
     </w:tbl>
-    <w:p>
-      <w:pPr>
-        <w:rPr>
-          <w:lang w:eastAsia="ru-RU"/>
-        </w:rPr>
-      </w:pPr>
-    </w:p>
     <w:p>
       <w:pPr>
         <w:pStyle w:val="aa"/>
@@ -10629,103 +11011,6 @@
                 <w:sz w:val="28"/>
                 <w:szCs w:val="28"/>
               </w:rPr>
-              <w:t>Спортивный разряд</w:t>
-            </w:r>
-          </w:p>
-        </w:tc>
-        <w:tc>
-          <w:tcPr>
-            <w:tcW w:w="6523" w:type="dxa"/>
-            <w:vMerge w:val="restart"/>
-            <w:vAlign w:val="center"/>
-          </w:tcPr>
-          <w:p>
-            <w:pPr>
-              <w:pStyle w:val="ac"/>
-              <w:numPr>
-                <w:ilvl w:val="0"/>
-                <w:numId w:val="70"/>
-              </w:numPr>
-              <w:spacing w:line="360" w:lineRule="auto"/>
-              <w:ind w:left="0" w:firstLine="0"/>
-              <w:rPr>
-                <w:sz w:val="28"/>
-                <w:szCs w:val="28"/>
-                <w:lang w:val="en-US"/>
-              </w:rPr>
-            </w:pPr>
-            <w:r>
-              <w:rPr>
-                <w:sz w:val="28"/>
-                <w:szCs w:val="28"/>
-                <w:lang w:val="en-US"/>
-              </w:rPr>
-              <w:t xml:space="preserve">ID – </w:t>
-            </w:r>
-            <w:r>
-              <w:rPr>
-                <w:sz w:val="28"/>
-                <w:szCs w:val="28"/>
-              </w:rPr>
-              <w:t>числовое поле;</w:t>
-            </w:r>
-          </w:p>
-          <w:p>
-            <w:pPr>
-              <w:pStyle w:val="ac"/>
-              <w:numPr>
-                <w:ilvl w:val="0"/>
-                <w:numId w:val="70"/>
-              </w:numPr>
-              <w:spacing w:line="360" w:lineRule="auto"/>
-              <w:ind w:left="0" w:firstLine="0"/>
-              <w:rPr>
-                <w:sz w:val="28"/>
-                <w:szCs w:val="28"/>
-                <w:lang w:val="en-US"/>
-              </w:rPr>
-            </w:pPr>
-            <w:r>
-              <w:rPr>
-                <w:sz w:val="28"/>
-                <w:szCs w:val="28"/>
-              </w:rPr>
-              <w:t>н</w:t>
-            </w:r>
-            <w:r>
-              <w:rPr>
-                <w:sz w:val="28"/>
-                <w:szCs w:val="28"/>
-              </w:rPr>
-              <w:t>азвание – текстовое поле.</w:t>
-            </w:r>
-          </w:p>
-        </w:tc>
-      </w:tr>
-      <w:tr>
-        <w:trPr>
-          <w:trHeight w:val="483"/>
-        </w:trPr>
-        <w:tc>
-          <w:tcPr>
-            <w:tcW w:w="2834" w:type="dxa"/>
-            <w:vMerge w:val="restart"/>
-            <w:vAlign w:val="center"/>
-          </w:tcPr>
-          <w:p>
-            <w:pPr>
-              <w:pStyle w:val="ac"/>
-              <w:spacing w:line="360" w:lineRule="auto"/>
-              <w:rPr>
-                <w:sz w:val="28"/>
-                <w:szCs w:val="28"/>
-              </w:rPr>
-            </w:pPr>
-            <w:r>
-              <w:rPr>
-                <w:sz w:val="28"/>
-                <w:szCs w:val="28"/>
-              </w:rPr>
               <w:t xml:space="preserve">Уведомления </w:t>
             </w:r>
           </w:p>
@@ -12131,11 +12416,12 @@
     </w:tbl>
     <w:p>
       <w:pPr>
-        <w:ind w:firstLine="0"/>
-        <w:rPr>
-          <w:lang w:eastAsia="ru-RU"/>
-        </w:rPr>
-      </w:pPr>
+        <w:pStyle w:val="2"/>
+        <w:spacing w:before="0"/>
+        <w:ind w:left="709" w:firstLine="0"/>
+        <w:contextualSpacing/>
+      </w:pPr>
+      <w:bookmarkStart w:id="23" w:name="_Toc230781185"/>
     </w:p>
     <w:p>
       <w:pPr>
@@ -12148,7 +12434,6 @@
         <w:ind w:left="0" w:firstLine="709"/>
         <w:contextualSpacing/>
       </w:pPr>
-      <w:bookmarkStart w:id="23" w:name="_Toc230520705"/>
       <w:r>
         <w:t>Требования к внешним интерфейсам</w:t>
       </w:r>
@@ -12164,7 +12449,7 @@
         <w:ind w:left="0" w:firstLine="709"/>
         <w:contextualSpacing/>
       </w:pPr>
-      <w:bookmarkStart w:id="24" w:name="_Toc230520706"/>
+      <w:bookmarkStart w:id="24" w:name="_Toc230781186"/>
       <w:bookmarkStart w:id="25" w:name="_Toc173"/>
       <w:r>
         <w:t>Пользовательский интерфейс</w:t>
@@ -12198,19 +12483,9 @@
       </w:r>
     </w:p>
     <w:p>
-      <w:pPr>
-        <w:contextualSpacing/>
-      </w:pPr>
-    </w:p>
-    <w:p>
-      <w:pPr>
-        <w:contextualSpacing/>
-      </w:pPr>
-    </w:p>
-    <w:p>
-      <w:pPr>
-        <w:contextualSpacing/>
-      </w:pPr>
+      <w:r>
+        <w:br w:type="page"/>
+      </w:r>
     </w:p>
     <w:p>
       <w:pPr>
@@ -12813,7 +13088,7 @@
         <w:contextualSpacing/>
       </w:pPr>
       <w:bookmarkStart w:id="26" w:name="_Toc174"/>
-      <w:bookmarkStart w:id="27" w:name="_Toc230520707"/>
+      <w:bookmarkStart w:id="27" w:name="_Toc230781187"/>
       <w:r>
         <w:t>Нефункциональные требования</w:t>
       </w:r>
@@ -12831,7 +13106,7 @@
         <w:contextualSpacing/>
       </w:pPr>
       <w:bookmarkStart w:id="28" w:name="_Toc175"/>
-      <w:bookmarkStart w:id="29" w:name="_Toc230520708"/>
+      <w:bookmarkStart w:id="29" w:name="_Toc230781188"/>
       <w:r>
         <w:t>Доступность</w:t>
       </w:r>
@@ -12863,7 +13138,7 @@
         <w:contextualSpacing/>
       </w:pPr>
       <w:bookmarkStart w:id="30" w:name="_Toc176"/>
-      <w:bookmarkStart w:id="31" w:name="_Toc230520709"/>
+      <w:bookmarkStart w:id="31" w:name="_Toc230781189"/>
       <w:r>
         <w:t>Надежность</w:t>
       </w:r>
@@ -12901,7 +13176,7 @@
         <w:contextualSpacing/>
       </w:pPr>
       <w:bookmarkStart w:id="32" w:name="_Toc177"/>
-      <w:bookmarkStart w:id="33" w:name="_Toc230520710"/>
+      <w:bookmarkStart w:id="33" w:name="_Toc230781190"/>
       <w:r>
         <w:t>Требования к безопасности</w:t>
       </w:r>
@@ -12983,7 +13258,7 @@
         <w:contextualSpacing/>
       </w:pPr>
       <w:bookmarkStart w:id="34" w:name="_Toc178"/>
-      <w:bookmarkStart w:id="35" w:name="_Toc230520711"/>
+      <w:bookmarkStart w:id="35" w:name="_Toc230781191"/>
       <w:r>
         <w:lastRenderedPageBreak/>
         <w:t>Конфиденциальность</w:t>
@@ -13028,7 +13303,7 @@
         <w:contextualSpacing/>
       </w:pPr>
       <w:bookmarkStart w:id="36" w:name="_Toc179"/>
-      <w:bookmarkStart w:id="37" w:name="_Toc230520712"/>
+      <w:bookmarkStart w:id="37" w:name="_Toc230781192"/>
       <w:r>
         <w:t>Масштабируемость и модульность</w:t>
       </w:r>
@@ -13060,7 +13335,7 @@
         <w:contextualSpacing/>
       </w:pPr>
       <w:bookmarkStart w:id="38" w:name="_Toc180"/>
-      <w:bookmarkStart w:id="39" w:name="_Toc230520713"/>
+      <w:bookmarkStart w:id="39" w:name="_Toc230781193"/>
       <w:r>
         <w:t>Требования к времени хранения данных</w:t>
       </w:r>
@@ -13104,7 +13379,7 @@
         <w:contextualSpacing/>
       </w:pPr>
       <w:bookmarkStart w:id="40" w:name="_Toc181"/>
-      <w:bookmarkStart w:id="41" w:name="_Toc230520714"/>
+      <w:bookmarkStart w:id="41" w:name="_Toc230781194"/>
       <w:r>
         <w:t>Требования к производительности</w:t>
       </w:r>
@@ -13149,7 +13424,7 @@
         <w:jc w:val="center"/>
         <w:outlineLvl w:val="0"/>
       </w:pPr>
-      <w:bookmarkStart w:id="42" w:name="_Toc230520715"/>
+      <w:bookmarkStart w:id="42" w:name="_Toc230781195"/>
       <w:r>
         <w:lastRenderedPageBreak/>
         <w:t>ПРОЕКТИРОВАНИЕ СИСТЕМЫ</w:t>
@@ -13189,7 +13464,7 @@
         <w:ind w:left="0" w:firstLine="709"/>
         <w:outlineLvl w:val="1"/>
       </w:pPr>
-      <w:bookmarkStart w:id="43" w:name="_Toc230520716"/>
+      <w:bookmarkStart w:id="43" w:name="_Toc230781196"/>
       <w:r>
         <w:t>Модель сценариев использования предметной области</w:t>
       </w:r>
@@ -13356,10 +13631,10 @@
           <w:noProof/>
         </w:rPr>
         <w:drawing>
-          <wp:inline distT="0" distB="0" distL="0" distR="0" wp14:anchorId="1EC6C408" wp14:editId="17E3B99C">
-            <wp:extent cx="5940425" cy="5063490"/>
-            <wp:effectExtent l="0" t="0" r="3175" b="3810"/>
-            <wp:docPr id="1854401013" name="Рисунок 1"/>
+          <wp:inline distT="0" distB="0" distL="0" distR="0" wp14:anchorId="6DD895CC" wp14:editId="37C984A6">
+            <wp:extent cx="6394925" cy="2924175"/>
+            <wp:effectExtent l="0" t="0" r="0" b="0"/>
+            <wp:docPr id="345672047" name="Рисунок 1"/>
             <wp:cNvGraphicFramePr>
               <a:graphicFrameLocks xmlns:a="http://schemas.openxmlformats.org/drawingml/2006/main" noChangeAspect="1"/>
             </wp:cNvGraphicFramePr>
@@ -13367,23 +13642,36 @@
               <a:graphicData uri="http://schemas.openxmlformats.org/drawingml/2006/picture">
                 <pic:pic xmlns:pic="http://schemas.openxmlformats.org/drawingml/2006/picture">
                   <pic:nvPicPr>
-                    <pic:cNvPr id="1854401013" name=""/>
-                    <pic:cNvPicPr/>
+                    <pic:cNvPr id="0" name="Picture 1"/>
+                    <pic:cNvPicPr>
+                      <a:picLocks noChangeAspect="1" noChangeArrowheads="1"/>
+                    </pic:cNvPicPr>
                   </pic:nvPicPr>
                   <pic:blipFill>
-                    <a:blip r:embed="rId15"/>
+                    <a:blip r:embed="rId15" cstate="print">
+                      <a:extLst>
+                        <a:ext uri="{28A0092B-C50C-407E-A947-70E740481C1C}">
+                          <a14:useLocalDpi xmlns:a14="http://schemas.microsoft.com/office/drawing/2010/main" val="0"/>
+                        </a:ext>
+                      </a:extLst>
+                    </a:blip>
+                    <a:srcRect/>
                     <a:stretch>
                       <a:fillRect/>
                     </a:stretch>
                   </pic:blipFill>
-                  <pic:spPr>
+                  <pic:spPr bwMode="auto">
                     <a:xfrm>
                       <a:off x="0" y="0"/>
-                      <a:ext cx="5940425" cy="5063490"/>
+                      <a:ext cx="6417816" cy="2934642"/>
                     </a:xfrm>
                     <a:prstGeom prst="rect">
                       <a:avLst/>
                     </a:prstGeom>
+                    <a:noFill/>
+                    <a:ln>
+                      <a:noFill/>
+                    </a:ln>
                   </pic:spPr>
                 </pic:pic>
               </a:graphicData>
@@ -13401,16 +13689,6 @@
       <w:r>
         <w:t>Рис. 2.1</w:t>
       </w:r>
-    </w:p>
-    <w:p>
-      <w:pPr>
-        <w:ind w:firstLine="0"/>
-        <w:rPr>
-          <w:rFonts w:eastAsia="Times New Roman"/>
-          <w:szCs w:val="28"/>
-          <w:lang w:eastAsia="ru-RU"/>
-        </w:rPr>
-      </w:pPr>
     </w:p>
     <w:p>
       <w:pPr>
@@ -13422,7 +13700,7 @@
         <w:ind w:left="0" w:firstLine="709"/>
         <w:outlineLvl w:val="1"/>
       </w:pPr>
-      <w:bookmarkStart w:id="44" w:name="_Toc230520717"/>
+      <w:bookmarkStart w:id="44" w:name="_Toc230781197"/>
       <w:r>
         <w:t>Логическая модель данных</w:t>
       </w:r>
@@ -13438,7 +13716,19 @@
         <w:rPr>
           <w:noProof/>
         </w:rPr>
-        <w:t>Логическая модель данных представляет собой 8 таблиц БД</w:t>
+        <w:t xml:space="preserve">Логическая модель данных представляет собой </w:t>
+      </w:r>
+      <w:r>
+        <w:rPr>
+          <w:noProof/>
+        </w:rPr>
+        <w:t>12</w:t>
+      </w:r>
+      <w:r>
+        <w:rPr>
+          <w:noProof/>
+        </w:rPr>
+        <w:t xml:space="preserve"> таблиц БД</w:t>
       </w:r>
       <w:r>
         <w:rPr>
@@ -13635,7 +13925,6 @@
           <w:noProof/>
           <w:lang w:val="en-US"/>
         </w:rPr>
-        <w:lastRenderedPageBreak/>
         <w:t>Notifications</w:t>
       </w:r>
       <w:r>
@@ -13712,6 +14001,19 @@
           <w:noProof/>
         </w:rPr>
         <w:t>отвечают за результаты и итоги поединков на соревнованиях.</w:t>
+      </w:r>
+    </w:p>
+    <w:p>
+      <w:pPr>
+        <w:rPr>
+          <w:noProof/>
+        </w:rPr>
+      </w:pPr>
+      <w:r>
+        <w:rPr>
+          <w:noProof/>
+        </w:rPr>
+        <w:br w:type="page"/>
       </w:r>
     </w:p>
     <w:p>
@@ -13727,6 +14029,7 @@
         <w:rPr>
           <w:noProof/>
         </w:rPr>
+        <w:lastRenderedPageBreak/>
         <w:t>Логическая модель данных</w:t>
       </w:r>
     </w:p>
@@ -13926,7 +14229,6 @@
           <w:noProof/>
           <w:lang w:val="en-US"/>
         </w:rPr>
-        <w:lastRenderedPageBreak/>
         <w:t xml:space="preserve">hash_password (varchar(255)) </w:t>
       </w:r>
       <w:r>
@@ -14079,6 +14381,7 @@
         <w:rPr>
           <w:noProof/>
         </w:rPr>
+        <w:lastRenderedPageBreak/>
         <w:t xml:space="preserve">birth_date (date) </w:t>
       </w:r>
       <w:r>
@@ -14631,7 +14934,6 @@
           <w:noProof/>
           <w:lang w:val="en-US"/>
         </w:rPr>
-        <w:lastRenderedPageBreak/>
         <w:t xml:space="preserve">age_category_id (bigint, FK) → age_categories. </w:t>
       </w:r>
       <w:r>
@@ -14740,6 +15042,7 @@
         <w:rPr>
           <w:noProof/>
         </w:rPr>
+        <w:lastRenderedPageBreak/>
         <w:t xml:space="preserve">team (varchar(255)) </w:t>
       </w:r>
       <w:r>
@@ -15584,14 +15887,7 @@
         <w:rPr>
           <w:noProof/>
         </w:rPr>
-        <w:t xml:space="preserve">:1, то </w:t>
-      </w:r>
-      <w:r>
-        <w:rPr>
-          <w:noProof/>
-        </w:rPr>
-        <w:lastRenderedPageBreak/>
-        <w:t>есть один-к-одному, потому что участник соревнований имеет единственный результат на соревновании</w:t>
+        <w:t>:1, то есть один-к-одному, потому что участник соревнований имеет единственный результат на соревновании</w:t>
       </w:r>
       <w:r>
         <w:rPr>
@@ -15721,6 +16017,7 @@
         <w:rPr>
           <w:noProof/>
         </w:rPr>
+        <w:lastRenderedPageBreak/>
         <w:t xml:space="preserve">id (bigint, PK) </w:t>
       </w:r>
       <w:r>
@@ -16157,22 +16454,6 @@
     </w:p>
     <w:p>
       <w:pPr>
-        <w:contextualSpacing/>
-        <w:rPr>
-          <w:noProof/>
-        </w:rPr>
-      </w:pPr>
-    </w:p>
-    <w:p>
-      <w:pPr>
-        <w:contextualSpacing/>
-        <w:rPr>
-          <w:noProof/>
-        </w:rPr>
-      </w:pPr>
-    </w:p>
-    <w:p>
-      <w:pPr>
         <w:pStyle w:val="a8"/>
         <w:numPr>
           <w:ilvl w:val="0"/>
@@ -16187,7 +16468,6 @@
         <w:rPr>
           <w:noProof/>
         </w:rPr>
-        <w:lastRenderedPageBreak/>
         <w:t>м</w:t>
       </w:r>
       <w:r>
@@ -16385,6 +16665,7 @@
           <w:noProof/>
           <w:lang w:val="en-US"/>
         </w:rPr>
+        <w:lastRenderedPageBreak/>
         <w:t>organizer</w:t>
       </w:r>
       <w:r>
@@ -16973,7 +17254,6 @@
         <w:rPr>
           <w:noProof/>
         </w:rPr>
-        <w:lastRenderedPageBreak/>
         <w:t xml:space="preserve">tournament_id (bigint, FK) </w:t>
       </w:r>
       <w:r>
@@ -17127,6 +17407,7 @@
         <w:rPr>
           <w:noProof/>
         </w:rPr>
+        <w:lastRenderedPageBreak/>
         <w:t xml:space="preserve">state_json (varchar(255)) </w:t>
       </w:r>
       <w:r>
@@ -17188,7 +17469,7 @@
         <w:ind w:left="0" w:firstLine="709"/>
         <w:outlineLvl w:val="1"/>
       </w:pPr>
-      <w:bookmarkStart w:id="45" w:name="_Toc230520718"/>
+      <w:bookmarkStart w:id="45" w:name="_Toc230781198"/>
       <w:r>
         <w:t>Структурное моделирование системы</w:t>
       </w:r>
@@ -17214,10 +17495,10 @@
           <w:noProof/>
         </w:rPr>
         <w:drawing>
-          <wp:inline distT="0" distB="0" distL="0" distR="0" wp14:anchorId="063FD8CD" wp14:editId="36D15EF2">
-            <wp:extent cx="4708330" cy="4714875"/>
+          <wp:inline distT="0" distB="0" distL="0" distR="0" wp14:anchorId="141A12CF" wp14:editId="6F5483D5">
+            <wp:extent cx="4121903" cy="4676775"/>
             <wp:effectExtent l="0" t="0" r="0" b="0"/>
-            <wp:docPr id="1087734206" name="Рисунок 1"/>
+            <wp:docPr id="1136097855" name="Рисунок 1"/>
             <wp:cNvGraphicFramePr>
               <a:graphicFrameLocks xmlns:a="http://schemas.openxmlformats.org/drawingml/2006/main" noChangeAspect="1"/>
             </wp:cNvGraphicFramePr>
@@ -17225,23 +17506,36 @@
               <a:graphicData uri="http://schemas.openxmlformats.org/drawingml/2006/picture">
                 <pic:pic xmlns:pic="http://schemas.openxmlformats.org/drawingml/2006/picture">
                   <pic:nvPicPr>
-                    <pic:cNvPr id="1087734206" name=""/>
-                    <pic:cNvPicPr/>
+                    <pic:cNvPr id="0" name="Picture 1"/>
+                    <pic:cNvPicPr>
+                      <a:picLocks noChangeAspect="1" noChangeArrowheads="1"/>
+                    </pic:cNvPicPr>
                   </pic:nvPicPr>
                   <pic:blipFill>
-                    <a:blip r:embed="rId17"/>
+                    <a:blip r:embed="rId17" cstate="print">
+                      <a:extLst>
+                        <a:ext uri="{28A0092B-C50C-407E-A947-70E740481C1C}">
+                          <a14:useLocalDpi xmlns:a14="http://schemas.microsoft.com/office/drawing/2010/main" val="0"/>
+                        </a:ext>
+                      </a:extLst>
+                    </a:blip>
+                    <a:srcRect/>
                     <a:stretch>
                       <a:fillRect/>
                     </a:stretch>
                   </pic:blipFill>
-                  <pic:spPr>
+                  <pic:spPr bwMode="auto">
                     <a:xfrm>
                       <a:off x="0" y="0"/>
-                      <a:ext cx="4740997" cy="4747587"/>
+                      <a:ext cx="4136416" cy="4693242"/>
                     </a:xfrm>
                     <a:prstGeom prst="rect">
                       <a:avLst/>
                     </a:prstGeom>
+                    <a:noFill/>
+                    <a:ln>
+                      <a:noFill/>
+                    </a:ln>
                   </pic:spPr>
                 </pic:pic>
               </a:graphicData>
@@ -17260,365 +17554,55 @@
       </w:r>
     </w:p>
     <w:p>
-      <w:pPr>
-        <w:pStyle w:val="a8"/>
-        <w:numPr>
-          <w:ilvl w:val="2"/>
-          <w:numId w:val="7"/>
-        </w:numPr>
-        <w:ind w:left="0" w:firstLine="709"/>
-      </w:pPr>
+      <w:r>
+        <w:t>Модель создания соревнований предназначена для пользователей с ролью «Организатор». В этом модуле реализована работа с соревнованиями, а именно их создание с указанием места и времени проведения, а также отображения списка соревнований на главной странице сайта.</w:t>
+      </w:r>
+    </w:p>
+    <w:p>
+      <w:r>
+        <w:t xml:space="preserve">Модуль авторизации и аутентификации предназначен для регистрации пользователей в системе. Управляет процессом выдачи токенов на основе </w:t>
+      </w:r>
+      <w:r>
+        <w:rPr>
+          <w:lang w:val="en-US"/>
+        </w:rPr>
+        <w:t>JWT</w:t>
+      </w:r>
+      <w:r>
+        <w:t xml:space="preserve">, </w:t>
+      </w:r>
+      <w:r>
+        <w:t>а также определением роли пользователя.</w:t>
+      </w:r>
+    </w:p>
+    <w:p>
       <w:r>
         <w:lastRenderedPageBreak/>
-        <w:t>п</w:t>
-      </w:r>
-      <w:r>
-        <w:t>одсистема клиентское веб-приложение</w:t>
-      </w:r>
-      <w:r>
-        <w:t>:</w:t>
-      </w:r>
-    </w:p>
-    <w:p>
-      <w:pPr>
-        <w:contextualSpacing/>
-      </w:pPr>
-      <w:r>
-        <w:t>Клиентское веб-приложение</w:t>
-      </w:r>
-      <w:r>
-        <w:t xml:space="preserve"> </w:t>
-      </w:r>
-      <w:r>
-        <w:t>предназначено для обеспечения пользовательского интерфейса, через который все категории пользователей (зрители, участники, организаторы, администраторы) взаимодействуют с системой. Приложение отправляет HTTP-запросы к API серверной части и отображает полученные данные. Содержит следующие основные модули:</w:t>
-      </w:r>
-    </w:p>
-    <w:p>
-      <w:pPr>
-        <w:numPr>
-          <w:ilvl w:val="0"/>
-          <w:numId w:val="14"/>
-        </w:numPr>
-        <w:ind w:left="0" w:firstLine="709"/>
-        <w:contextualSpacing/>
-      </w:pPr>
-      <w:r>
-        <w:t>м</w:t>
-      </w:r>
-      <w:r>
-        <w:t>одуль авторизации и аутентификации. Позволяет пользователю пройти регистрацию или аутентификацию через UI-интерфейс путем ввода логина и пароля. Также поддерживает привязку аккаунта Telegram для получения уведомлений</w:t>
-      </w:r>
-      <w:r>
-        <w:t>;</w:t>
-      </w:r>
-    </w:p>
-    <w:p>
-      <w:pPr>
-        <w:numPr>
-          <w:ilvl w:val="0"/>
-          <w:numId w:val="14"/>
-        </w:numPr>
-        <w:ind w:left="0" w:firstLine="709"/>
-        <w:contextualSpacing/>
-      </w:pPr>
-      <w:r>
-        <w:t>м</w:t>
-      </w:r>
-      <w:r>
-        <w:t>одуль создания и управления соревнованиями. Предоставляет интерфейс для организаторов, позволяющий создавать новые соревнования с указанием весовых и возрастных категорий, пола участников, места и даты проведения. Также через этот модуль организатор может вносить результаты поединков и генерировать турнирную сетку</w:t>
-      </w:r>
-      <w:r>
-        <w:t>;</w:t>
-      </w:r>
-    </w:p>
-    <w:p>
-      <w:pPr>
-        <w:numPr>
-          <w:ilvl w:val="0"/>
-          <w:numId w:val="14"/>
-        </w:numPr>
-        <w:ind w:left="0" w:firstLine="709"/>
-        <w:contextualSpacing/>
-      </w:pPr>
-      <w:r>
-        <w:t>м</w:t>
-      </w:r>
-      <w:r>
-        <w:t>одуль подачи и обработки заявок. Обеспечивает функционал для участников по заполнению и отправке заявок на соревнования с прикреплением файлов (копия паспорта, страховой полис). Для организаторов предоставляет интерфейс просмотра заявок, проверки данных и изменения их статуса (подтверждена/отклонена)</w:t>
-      </w:r>
-      <w:r>
-        <w:t>;</w:t>
-      </w:r>
-    </w:p>
-    <w:p>
-      <w:pPr>
-        <w:numPr>
-          <w:ilvl w:val="0"/>
-          <w:numId w:val="14"/>
-        </w:numPr>
-        <w:ind w:left="0" w:firstLine="709"/>
-        <w:contextualSpacing/>
-      </w:pPr>
-      <w:r>
-        <w:t>м</w:t>
-      </w:r>
-      <w:r>
-        <w:t>одуль просмотра хода соревнований и результатов. Позволяет зрителям и участникам в реальном времени просматривать турнирные сетки, результаты проведенных поединков, а также историю прошедших соревнований и итоговые протоколы</w:t>
-      </w:r>
-      <w:r>
-        <w:t>.</w:t>
-      </w:r>
-    </w:p>
-    <w:p>
-      <w:pPr>
-        <w:pStyle w:val="a8"/>
-        <w:numPr>
-          <w:ilvl w:val="2"/>
-          <w:numId w:val="7"/>
-        </w:numPr>
-      </w:pPr>
-      <w:r>
-        <w:t>п</w:t>
-      </w:r>
-      <w:r>
-        <w:t>одсистема серверное веб-приложение</w:t>
-      </w:r>
-      <w:r>
-        <w:t>:</w:t>
-      </w:r>
-    </w:p>
-    <w:p>
-      <w:pPr>
-        <w:contextualSpacing/>
-      </w:pPr>
-      <w:r>
-        <w:t>Серверное веб-приложение</w:t>
-      </w:r>
-      <w:r>
-        <w:t xml:space="preserve"> </w:t>
-      </w:r>
-      <w:r>
-        <w:t>является ядром системы. Оно обрабатывает бизнес-логику, взаимодействует с базой данных, управляет правами доступа и отправляет уведомления. Содержит четыре основных модуля:</w:t>
-      </w:r>
-    </w:p>
-    <w:p>
-      <w:pPr>
-        <w:numPr>
-          <w:ilvl w:val="0"/>
-          <w:numId w:val="15"/>
-        </w:numPr>
-        <w:ind w:left="0" w:firstLine="709"/>
-        <w:contextualSpacing/>
-      </w:pPr>
-      <w:r>
-        <w:t xml:space="preserve">API-модуль. Содержит контроллеры (endpoints), которые обрабатывают входящие HTTP-запросы от клиентского приложения. </w:t>
-      </w:r>
-      <w:r>
-        <w:lastRenderedPageBreak/>
-        <w:t>Принимает данные, валидирует их и передает в соответствующие сервисы для дальнейшей обработки бизнес-логики. Взаимодействие защищено протоколом HTTPS</w:t>
-      </w:r>
-      <w:r>
-        <w:t>;</w:t>
-      </w:r>
-    </w:p>
-    <w:p>
-      <w:pPr>
-        <w:numPr>
-          <w:ilvl w:val="0"/>
-          <w:numId w:val="15"/>
-        </w:numPr>
-        <w:ind w:left="0" w:firstLine="709"/>
-        <w:contextualSpacing/>
-      </w:pPr>
-      <w:r>
-        <w:t>м</w:t>
-      </w:r>
-      <w:r>
-        <w:t>одуль авторизации и аутентификации. Принимает учетные данные пользователя, выполняет проверку хэша пароля через таблицу пользователей в базе данных. При успешной аутентификации инициирует сессию. Также управляет ролями (зритель, участник, организатор, администратор) и разграничивает доступ к ресурсам системы на основе этих ролей</w:t>
-      </w:r>
-      <w:r>
-        <w:t>;</w:t>
-      </w:r>
-    </w:p>
-    <w:p>
-      <w:pPr>
-        <w:numPr>
-          <w:ilvl w:val="0"/>
-          <w:numId w:val="15"/>
-        </w:numPr>
-        <w:ind w:left="0" w:firstLine="709"/>
-        <w:contextualSpacing/>
-      </w:pPr>
-      <w:r>
-        <w:t>м</w:t>
-      </w:r>
-      <w:r>
-        <w:t>одуль управления заявками и соревнованиями. Реализует бизнес-логику создания соревнований, автоматического формирования турнирной сетки с учетом весовых и возрастных категорий (система с выбыванием после двух поражений), ведения результатов поединков и генерации итоговых протоколов. Также обрабатывает логику регистрации участников и хранения загруженных файлов</w:t>
-      </w:r>
-      <w:r>
-        <w:t>;</w:t>
-      </w:r>
-    </w:p>
-    <w:p>
-      <w:pPr>
-        <w:numPr>
-          <w:ilvl w:val="0"/>
-          <w:numId w:val="15"/>
-        </w:numPr>
-        <w:ind w:left="0" w:firstLine="709"/>
-        <w:contextualSpacing/>
-      </w:pPr>
-      <w:r>
-        <w:t>м</w:t>
-      </w:r>
-      <w:r>
-        <w:t>одуль отправки уведомлений. Отвечает за формирование и отправку уведомлений пользователям об изменении статуса их заявок. Взаимодействует с внешним сервисом Telegram (через привязанный аккаунт) для доставки сообщений участникам</w:t>
-      </w:r>
-      <w:r>
-        <w:t>.</w:t>
-      </w:r>
-    </w:p>
-    <w:p>
-      <w:pPr>
-        <w:pStyle w:val="a8"/>
-        <w:numPr>
-          <w:ilvl w:val="2"/>
-          <w:numId w:val="7"/>
-        </w:numPr>
-      </w:pPr>
-      <w:r>
-        <w:t>п</w:t>
-      </w:r>
-      <w:r>
-        <w:t>одсистема базы данных</w:t>
-      </w:r>
-      <w:r>
-        <w:t>:</w:t>
-      </w:r>
-    </w:p>
-    <w:p>
-      <w:pPr>
-        <w:contextualSpacing/>
-      </w:pPr>
-      <w:r>
-        <w:t>Подсистема базы данных реализована на СУБД PostgreSQL и предназначена для надежного хранения, структурирования и предоставления доступа ко всем данным системы. Содержит следующие основные сущности (таблицы), спроектированные на основе логической модели данных:</w:t>
-      </w:r>
-    </w:p>
-    <w:p>
-      <w:pPr>
-        <w:numPr>
-          <w:ilvl w:val="0"/>
-          <w:numId w:val="16"/>
-        </w:numPr>
-        <w:ind w:left="0" w:firstLine="709"/>
-        <w:contextualSpacing/>
-      </w:pPr>
-      <w:r>
-        <w:t>п</w:t>
-      </w:r>
-      <w:r>
-        <w:t>ользователи и роли: </w:t>
-      </w:r>
-      <w:r>
-        <w:t>т</w:t>
-      </w:r>
-      <w:r>
-        <w:t>аблицы users (логин, хэш пароля, ФИО, дата рождения, пол) и roles (название роли). Связь многие-к-одному, что позволяет назначать каждому пользователю одну роль</w:t>
-      </w:r>
-      <w:r>
-        <w:t>;</w:t>
-      </w:r>
-    </w:p>
-    <w:p>
-      <w:pPr>
-        <w:numPr>
-          <w:ilvl w:val="0"/>
-          <w:numId w:val="16"/>
-        </w:numPr>
-        <w:ind w:left="0" w:firstLine="709"/>
-        <w:contextualSpacing/>
-      </w:pPr>
-      <w:r>
-        <w:t>с</w:t>
-      </w:r>
-      <w:r>
-        <w:t>оревнования и категории: </w:t>
-      </w:r>
-      <w:r>
-        <w:t>т</w:t>
-      </w:r>
-      <w:r>
-        <w:t>аблица competitions (название, место, дата проведения,</w:t>
-      </w:r>
-      <w:r>
-        <w:t xml:space="preserve"> </w:t>
-      </w:r>
-      <w:r>
-        <w:t>организатор).</w:t>
-      </w:r>
-      <w:r>
-        <w:t xml:space="preserve"> </w:t>
-      </w:r>
-      <w:r>
-        <w:t>Справочные таблицы age_categories (минимальный/максимальный год рождения) и weight_categories (минимальный/максимальный вес)</w:t>
-      </w:r>
-      <w:r>
-        <w:t>;</w:t>
-      </w:r>
-    </w:p>
-    <w:p>
-      <w:pPr>
-        <w:numPr>
-          <w:ilvl w:val="0"/>
-          <w:numId w:val="16"/>
-        </w:numPr>
-        <w:ind w:left="0" w:firstLine="709"/>
-        <w:contextualSpacing/>
-      </w:pPr>
-      <w:r>
-        <w:lastRenderedPageBreak/>
-        <w:t>з</w:t>
-      </w:r>
-      <w:r>
-        <w:t>аявочная система: </w:t>
-      </w:r>
-      <w:r>
-        <w:t>т</w:t>
-      </w:r>
-      <w:r>
-        <w:t>аблица applications связывает пользователя с соревнованием, включает выбранные категории, вес участника, команду, статус заявки и временные метки. Таблица files хранит пути к прикрепленным документам, а notifications — историю уведомлений по заявкам</w:t>
-      </w:r>
-      <w:r>
-        <w:t>;</w:t>
-      </w:r>
-    </w:p>
-    <w:p>
-      <w:pPr>
-        <w:numPr>
-          <w:ilvl w:val="0"/>
-          <w:numId w:val="16"/>
-        </w:numPr>
-        <w:ind w:left="0" w:firstLine="709"/>
-        <w:contextualSpacing/>
-      </w:pPr>
-      <w:r>
-        <w:t>п</w:t>
-      </w:r>
-      <w:r>
-        <w:t>роведение соревнований: </w:t>
-      </w:r>
-      <w:r>
-        <w:t>т</w:t>
-      </w:r>
-      <w:r>
-        <w:t>аблица matches хранит информацию о каждом поединке (участники, рука, победитель, номер стола и этапа). Таблица results фиксирует итоговые места, занятые участниками на левой и правой руке для последующей генерации протоколов и просмотра истории.</w:t>
-      </w:r>
-    </w:p>
-    <w:p>
-      <w:pPr>
-        <w:ind w:firstLine="0"/>
-      </w:pPr>
-    </w:p>
+        <w:t xml:space="preserve">Модуль подачи и обработки заявок служит </w:t>
+      </w:r>
+      <w:r>
+        <w:t>участникам и организаторам для работы с процессом предварительной регистрации на соревнования. Участникам доступны подача заявки на соревнование и просмотр собственных заявок. Организатор имеет функционал просмотра всех заявок и их обработки.</w:t>
+      </w:r>
+    </w:p>
+    <w:p>
+      <w:r>
+        <w:t>Модуль отправки уведомлений служит для связи организатора с участниками. При обработке заявки участника отправляется сообщение на его почту с информацией о состоянии заявки (принята, либо отклонена).</w:t>
+      </w:r>
+    </w:p>
+    <w:p>
+      <w:r>
+        <w:t>Модуль ведения турнирной сетки предназначен для проведения соревнований. Он реализует создание турнирных сеток для каждой категории, а также</w:t>
+      </w:r>
+      <w:r>
+        <w:t xml:space="preserve"> ведение сетки с системой выбывания после двух поражений. Здесь же реализован просмотр текущего состояния турнирной сетки для зрителей.</w:t>
+      </w:r>
+    </w:p>
+    <w:p>
+      <w:r>
+        <w:t>База данных служит для хранения и создания записей, необходимых для работы системы.</w:t>
+      </w:r>
+    </w:p>
+    <w:p/>
     <w:p>
       <w:pPr>
         <w:pStyle w:val="a8"/>
@@ -17629,7 +17613,7 @@
         <w:ind w:left="0" w:firstLine="709"/>
         <w:outlineLvl w:val="1"/>
       </w:pPr>
-      <w:bookmarkStart w:id="46" w:name="_Toc230520719"/>
+      <w:bookmarkStart w:id="46" w:name="_Toc230781199"/>
       <w:r>
         <w:t>М</w:t>
       </w:r>
@@ -17680,19 +17664,8 @@
         <w:ind w:left="0"/>
       </w:pPr>
       <w:r>
+        <w:lastRenderedPageBreak/>
         <w:t>Нотификации обрабатываются классом Notification, который связан с заявками участников. Файлы, прикрепляемые к заявкам (копия паспорта, страховой полис), хранятся в классе File.</w:t>
-      </w:r>
-    </w:p>
-    <w:p>
-      <w:pPr>
-        <w:rPr>
-          <w:rFonts w:eastAsia="Times New Roman"/>
-          <w:szCs w:val="28"/>
-          <w:lang w:eastAsia="ru-RU"/>
-        </w:rPr>
-      </w:pPr>
-      <w:r>
-        <w:br w:type="page"/>
       </w:r>
     </w:p>
     <w:p>
@@ -17701,7 +17674,6 @@
         <w:jc w:val="center"/>
       </w:pPr>
       <w:r>
-        <w:lastRenderedPageBreak/>
         <w:t>Модель классов предметной области</w:t>
       </w:r>
     </w:p>
@@ -17715,9 +17687,9 @@
           <w:noProof/>
         </w:rPr>
         <w:drawing>
-          <wp:inline distT="0" distB="0" distL="0" distR="0" wp14:anchorId="15BF0079" wp14:editId="2A91441B">
-            <wp:extent cx="6283790" cy="5915025"/>
-            <wp:effectExtent l="0" t="0" r="3175" b="0"/>
+          <wp:inline distT="0" distB="0" distL="0" distR="0" wp14:anchorId="15BF0079" wp14:editId="3532FFFB">
+            <wp:extent cx="6076950" cy="5720324"/>
+            <wp:effectExtent l="0" t="0" r="0" b="0"/>
             <wp:docPr id="264170545" name="Рисунок 1"/>
             <wp:cNvGraphicFramePr>
               <a:graphicFrameLocks xmlns:a="http://schemas.openxmlformats.org/drawingml/2006/main" noChangeAspect="1"/>
@@ -17738,7 +17710,7 @@
                   <pic:spPr>
                     <a:xfrm>
                       <a:off x="0" y="0"/>
-                      <a:ext cx="6289684" cy="5920574"/>
+                      <a:ext cx="6088820" cy="5731497"/>
                     </a:xfrm>
                     <a:prstGeom prst="rect">
                       <a:avLst/>
@@ -17762,13 +17734,6 @@
     </w:p>
     <w:p>
       <w:pPr>
-        <w:rPr>
-          <w:lang w:val="en-US"/>
-        </w:rPr>
-      </w:pPr>
-    </w:p>
-    <w:p>
-      <w:pPr>
         <w:contextualSpacing/>
       </w:pPr>
       <w:r>
@@ -17968,6 +17933,7 @@
           <w:szCs w:val="22"/>
           <w:lang w:eastAsia="en-US"/>
         </w:rPr>
+        <w:lastRenderedPageBreak/>
         <w:t xml:space="preserve">name (str) </w:t>
       </w:r>
       <w:r>
@@ -18046,7 +18012,6 @@
           <w:szCs w:val="22"/>
           <w:lang w:eastAsia="en-US"/>
         </w:rPr>
-        <w:lastRenderedPageBreak/>
         <w:t xml:space="preserve">patronymic (str | None) </w:t>
       </w:r>
       <w:r>
@@ -18978,6 +18943,7 @@
           <w:szCs w:val="22"/>
           <w:lang w:eastAsia="en-US"/>
         </w:rPr>
+        <w:lastRenderedPageBreak/>
         <w:t xml:space="preserve">weight_category_id (int) </w:t>
       </w:r>
       <w:r>
@@ -19056,7 +19022,6 @@
           <w:szCs w:val="22"/>
           <w:lang w:eastAsia="en-US"/>
         </w:rPr>
-        <w:lastRenderedPageBreak/>
         <w:t xml:space="preserve">competition_id (int) </w:t>
       </w:r>
       <w:r>
@@ -20210,6 +20175,7 @@
           <w:szCs w:val="22"/>
           <w:lang w:eastAsia="en-US"/>
         </w:rPr>
+        <w:lastRenderedPageBreak/>
         <w:t xml:space="preserve">is_bye (bool) </w:t>
       </w:r>
       <w:r>
@@ -20265,7 +20231,6 @@
           <w:szCs w:val="22"/>
           <w:lang w:eastAsia="en-US"/>
         </w:rPr>
-        <w:lastRenderedPageBreak/>
         <w:t xml:space="preserve">created_at (datetime | None) </w:t>
       </w:r>
       <w:r>
@@ -20998,6 +20963,7 @@
         <w:ind w:left="0" w:firstLine="709"/>
       </w:pPr>
       <w:r>
+        <w:lastRenderedPageBreak/>
         <w:t xml:space="preserve">state_json (str | None) </w:t>
       </w:r>
       <w:r>
@@ -21017,7 +20983,6 @@
         <w:ind w:left="0" w:firstLine="709"/>
       </w:pPr>
       <w:r>
-        <w:lastRenderedPageBreak/>
         <w:t xml:space="preserve">is_active (bool) </w:t>
       </w:r>
       <w:r>
@@ -21081,7 +21046,7 @@
         <w:jc w:val="center"/>
         <w:outlineLvl w:val="0"/>
       </w:pPr>
-      <w:bookmarkStart w:id="47" w:name="_Toc230520720"/>
+      <w:bookmarkStart w:id="47" w:name="_Toc230781200"/>
       <w:r>
         <w:lastRenderedPageBreak/>
         <w:t>РЕАЛИЗАЦИЯ ПРЕЦЕДЕНТОВ СИСТЕМЫ ДЛЯ ОРГАНИЗАЦИИ СОРЕВНОВАНИЙ ПО АРМРЕСТЛИНГУ</w:t>
@@ -21104,7 +21069,7 @@
         <w:ind w:left="0" w:firstLine="709"/>
         <w:outlineLvl w:val="1"/>
       </w:pPr>
-      <w:bookmarkStart w:id="48" w:name="_Toc230520721"/>
+      <w:bookmarkStart w:id="48" w:name="_Toc230781201"/>
       <w:r>
         <w:t>Реализация прецедента «Авторизация и аутентификация»</w:t>
       </w:r>
@@ -21212,7 +21177,7 @@
         </w:numPr>
         <w:outlineLvl w:val="2"/>
       </w:pPr>
-      <w:bookmarkStart w:id="49" w:name="_Toc230520722"/>
+      <w:bookmarkStart w:id="49" w:name="_Toc230781202"/>
       <w:r>
         <w:lastRenderedPageBreak/>
         <w:t>Реализация алгоритма</w:t>
@@ -21396,7 +21361,7 @@
         <w:ind w:left="0" w:firstLine="709"/>
         <w:outlineLvl w:val="2"/>
       </w:pPr>
-      <w:bookmarkStart w:id="50" w:name="_Toc230520723"/>
+      <w:bookmarkStart w:id="50" w:name="_Toc230781203"/>
       <w:r>
         <w:lastRenderedPageBreak/>
         <w:t>Реализация классов</w:t>
@@ -21975,45 +21940,61 @@
       </w:r>
     </w:p>
     <w:p>
-      <w:pPr>
+      <w:r>
         <w:rPr>
           <w:lang w:val="en-US"/>
         </w:rPr>
-      </w:pPr>
+        <w:t>generate</w:t>
+      </w:r>
+      <w:r>
+        <w:t>_</w:t>
+      </w:r>
       <w:r>
         <w:rPr>
           <w:lang w:val="en-US"/>
         </w:rPr>
-        <w:t>generate_token(payload: dict)</w:t>
+        <w:t>token</w:t>
+      </w:r>
+      <w:r>
+        <w:t>(</w:t>
       </w:r>
       <w:r>
         <w:rPr>
           <w:lang w:val="en-US"/>
         </w:rPr>
+        <w:t>payload</w:t>
+      </w:r>
+      <w:r>
+        <w:t xml:space="preserve">: </w:t>
+      </w:r>
+      <w:r>
+        <w:rPr>
+          <w:lang w:val="en-US"/>
+        </w:rPr>
+        <w:t>dict</w:t>
+      </w:r>
+      <w:r>
+        <w:t xml:space="preserve">) – </w:t>
+      </w:r>
+      <w:r>
+        <w:t>генерирует</w:t>
+      </w:r>
+      <w:r>
         <w:t xml:space="preserve"> </w:t>
       </w:r>
       <w:r>
         <w:rPr>
           <w:lang w:val="en-US"/>
         </w:rPr>
-        <w:t xml:space="preserve">– </w:t>
-      </w:r>
-      <w:r>
-        <w:t>генерирует</w:t>
-      </w:r>
-      <w:r>
-        <w:rPr>
-          <w:lang w:val="en-US"/>
-        </w:rPr>
-        <w:t xml:space="preserve"> JWT-</w:t>
+        <w:t>JWT</w:t>
+      </w:r>
+      <w:r>
+        <w:t>-</w:t>
       </w:r>
       <w:r>
         <w:t>токен</w:t>
       </w:r>
       <w:r>
-        <w:rPr>
-          <w:lang w:val="en-US"/>
-        </w:rPr>
         <w:t>:</w:t>
       </w:r>
     </w:p>
@@ -22243,19 +22224,13 @@
     <w:p>
       <w:pPr>
         <w:pStyle w:val="a8"/>
-        <w:ind w:left="1224" w:firstLine="0"/>
-      </w:pPr>
-    </w:p>
-    <w:p>
-      <w:pPr>
-        <w:pStyle w:val="a8"/>
         <w:numPr>
           <w:ilvl w:val="2"/>
           <w:numId w:val="18"/>
         </w:numPr>
         <w:outlineLvl w:val="2"/>
       </w:pPr>
-      <w:bookmarkStart w:id="51" w:name="_Toc230520724"/>
+      <w:bookmarkStart w:id="51" w:name="_Toc230781204"/>
       <w:r>
         <w:t>Описание контрольного примера</w:t>
       </w:r>
@@ -22282,8 +22257,8 @@
           <w:noProof/>
         </w:rPr>
         <w:drawing>
-          <wp:inline distT="0" distB="0" distL="0" distR="0" wp14:anchorId="62509D4B" wp14:editId="755A120A">
-            <wp:extent cx="6218263" cy="2686050"/>
+          <wp:inline distT="0" distB="0" distL="0" distR="0" wp14:anchorId="62509D4B" wp14:editId="7B166E31">
+            <wp:extent cx="6328516" cy="2733675"/>
             <wp:effectExtent l="0" t="0" r="0" b="0"/>
             <wp:docPr id="1824438724" name="Рисунок 1"/>
             <wp:cNvGraphicFramePr>
@@ -22305,7 +22280,7 @@
                   <pic:spPr>
                     <a:xfrm>
                       <a:off x="0" y="0"/>
-                      <a:ext cx="6228174" cy="2690331"/>
+                      <a:ext cx="6341450" cy="2739262"/>
                     </a:xfrm>
                     <a:prstGeom prst="rect">
                       <a:avLst/>
@@ -22330,17 +22305,15 @@
     </w:p>
     <w:p>
       <w:pPr>
-        <w:pStyle w:val="a8"/>
-        <w:ind w:left="0" w:firstLine="0"/>
-        <w:jc w:val="center"/>
-      </w:pPr>
-    </w:p>
-    <w:p>
-      <w:pPr>
-        <w:pStyle w:val="a8"/>
-        <w:ind w:left="0" w:firstLine="0"/>
-        <w:jc w:val="center"/>
-      </w:pPr>
+        <w:rPr>
+          <w:rFonts w:eastAsia="Times New Roman"/>
+          <w:szCs w:val="28"/>
+          <w:lang w:eastAsia="ru-RU"/>
+        </w:rPr>
+      </w:pPr>
+      <w:r>
+        <w:br w:type="page"/>
+      </w:r>
     </w:p>
     <w:p>
       <w:pPr>
@@ -22424,13 +22397,6 @@
     <w:p>
       <w:pPr>
         <w:pStyle w:val="a8"/>
-        <w:ind w:left="0" w:firstLine="0"/>
-        <w:jc w:val="center"/>
-      </w:pPr>
-    </w:p>
-    <w:p>
-      <w:pPr>
-        <w:pStyle w:val="a8"/>
         <w:numPr>
           <w:ilvl w:val="1"/>
           <w:numId w:val="18"/>
@@ -22438,7 +22404,7 @@
         <w:ind w:left="0" w:firstLine="709"/>
         <w:outlineLvl w:val="1"/>
       </w:pPr>
-      <w:bookmarkStart w:id="52" w:name="_Toc230520725"/>
+      <w:bookmarkStart w:id="52" w:name="_Toc230781205"/>
       <w:r>
         <w:t>Реализация прецедента «Регистрация участника на соревнование»</w:t>
       </w:r>
@@ -22491,7 +22457,7 @@
           <w:szCs w:val="28"/>
           <w:lang w:eastAsia="ru-RU"/>
         </w:rPr>
-        <w:t xml:space="preserve">Для подачи заявки на участие пользователь должен пройти аутентификацию в системе — неавторизованные посетители видят только общую информацию о соревнованиях, но не могут заполнять формы. После входа в аккаунт пользователю становится доступна страница регистрации, где все личные данные, включая фамилию, имя и отчество, автоматически подтягиваются из профиля. Участник не может редактировать свои ФИО в заявке, поскольку они считаются подтверждёнными на этапе регистрации </w:t>
+        <w:t>Для подачи заявки на участие пользователь должен пройти аутентификацию в системе — неавторизованные посетители видят только общую информацию о соревнованиях, но не могут заполнять формы. После входа в аккаунт пользователю становится доступна страница регистрации, где все личные данные, включая фамилию, имя и отчество, автоматически подтягиваются из профиля. Участник не может редактировать свои ФИО в заявке, поскольку они считаются подтверждёнными на этапе регистрации аккаунта.</w:t>
       </w:r>
       <w:r>
         <w:rPr>
@@ -22499,8 +22465,7 @@
           <w:szCs w:val="28"/>
           <w:lang w:eastAsia="ru-RU"/>
         </w:rPr>
-        <w:lastRenderedPageBreak/>
-        <w:t>аккаунта.</w:t>
+        <w:t xml:space="preserve"> </w:t>
       </w:r>
       <w:r>
         <w:rPr>
@@ -22508,7 +22473,7 @@
           <w:szCs w:val="28"/>
           <w:lang w:eastAsia="ru-RU"/>
         </w:rPr>
-        <w:t xml:space="preserve"> </w:t>
+        <w:t xml:space="preserve">В форме регистрации участник самостоятельно выбирает из </w:t>
       </w:r>
       <w:r>
         <w:rPr>
@@ -22516,7 +22481,8 @@
           <w:szCs w:val="28"/>
           <w:lang w:eastAsia="ru-RU"/>
         </w:rPr>
-        <w:t>В форме регистрации участник самостоятельно выбирает из выпадающего списка свою возрастную категорию, а затем указывает весовую категорию</w:t>
+        <w:lastRenderedPageBreak/>
+        <w:t>выпадающего списка свою возрастную категорию, а затем указывает весовую категорию</w:t>
       </w:r>
       <w:r>
         <w:rPr>
@@ -22550,15 +22516,6 @@
         </w:rPr>
         <w:t>Обязательным является и название команды, которую представляет спортсмен; для индивидуальных участников допускается указать в этом поле «личное участие», однако пустым оно оставаться не может.</w:t>
       </w:r>
-    </w:p>
-    <w:p>
-      <w:pPr>
-        <w:rPr>
-          <w:rFonts w:eastAsia="Times New Roman"/>
-          <w:szCs w:val="28"/>
-          <w:lang w:eastAsia="ru-RU"/>
-        </w:rPr>
-      </w:pPr>
     </w:p>
     <w:p>
       <w:pPr>
@@ -22609,7 +22566,7 @@
         <w:ind w:left="0" w:firstLine="709"/>
         <w:outlineLvl w:val="2"/>
       </w:pPr>
-      <w:bookmarkStart w:id="53" w:name="_Toc230520726"/>
+      <w:bookmarkStart w:id="53" w:name="_Toc230781206"/>
       <w:r>
         <w:t>Реализация алгоритма</w:t>
       </w:r>
@@ -22636,9 +22593,9 @@
           <w:noProof/>
         </w:rPr>
         <w:drawing>
-          <wp:inline distT="0" distB="0" distL="0" distR="0" wp14:anchorId="7D25AC1C" wp14:editId="123D99C0">
-            <wp:extent cx="2869783" cy="5705475"/>
-            <wp:effectExtent l="0" t="0" r="6985" b="0"/>
+          <wp:inline distT="0" distB="0" distL="0" distR="0" wp14:anchorId="7D25AC1C" wp14:editId="355AEE9F">
+            <wp:extent cx="3190777" cy="6343650"/>
+            <wp:effectExtent l="0" t="0" r="0" b="0"/>
             <wp:docPr id="461258517" name="Рисунок 4"/>
             <wp:cNvGraphicFramePr>
               <a:graphicFrameLocks xmlns:a="http://schemas.openxmlformats.org/drawingml/2006/main" noChangeAspect="1"/>
@@ -22668,7 +22625,7 @@
                   <pic:spPr bwMode="auto">
                     <a:xfrm>
                       <a:off x="0" y="0"/>
-                      <a:ext cx="2913320" cy="5792032"/>
+                      <a:ext cx="3248294" cy="6458000"/>
                     </a:xfrm>
                     <a:prstGeom prst="rect">
                       <a:avLst/>
@@ -22705,7 +22662,7 @@
         <w:ind w:left="0" w:firstLine="709"/>
         <w:outlineLvl w:val="2"/>
       </w:pPr>
-      <w:bookmarkStart w:id="54" w:name="_Toc230520727"/>
+      <w:bookmarkStart w:id="54" w:name="_Toc230781207"/>
       <w:r>
         <w:lastRenderedPageBreak/>
         <w:t>Реализация классов</w:t>
@@ -23461,12 +23418,6 @@
       <w:r>
         <w:t>к которому осуществялется запрос с клиента. К данному эндпоинту доступ имеют только зарегистрированные пользователи.</w:t>
       </w:r>
-    </w:p>
-    <w:p>
-      <w:pPr>
-        <w:pStyle w:val="a8"/>
-        <w:ind w:left="0"/>
-      </w:pPr>
     </w:p>
     <w:p>
       <w:pPr>
@@ -23478,7 +23429,7 @@
         <w:ind w:left="0" w:firstLine="709"/>
         <w:outlineLvl w:val="2"/>
       </w:pPr>
-      <w:bookmarkStart w:id="55" w:name="_Toc230520728"/>
+      <w:bookmarkStart w:id="55" w:name="_Toc230781208"/>
       <w:r>
         <w:t>Описание контрольного примера</w:t>
       </w:r>
@@ -23646,7 +23597,7 @@
         <w:ind w:left="0" w:firstLine="709"/>
         <w:outlineLvl w:val="1"/>
       </w:pPr>
-      <w:bookmarkStart w:id="56" w:name="_Toc230520729"/>
+      <w:bookmarkStart w:id="56" w:name="_Toc230781209"/>
       <w:r>
         <w:t>Реализация прецедента «Проверка заявки организатором соревнований»</w:t>
       </w:r>
@@ -23729,7 +23680,7 @@
         <w:ind w:left="0" w:firstLine="709"/>
         <w:outlineLvl w:val="2"/>
       </w:pPr>
-      <w:bookmarkStart w:id="57" w:name="_Toc230520730"/>
+      <w:bookmarkStart w:id="57" w:name="_Toc230781210"/>
       <w:r>
         <w:t>Реализация алгоритма</w:t>
       </w:r>
@@ -23832,7 +23783,7 @@
         <w:ind w:left="0" w:firstLine="709"/>
         <w:outlineLvl w:val="2"/>
       </w:pPr>
-      <w:bookmarkStart w:id="58" w:name="_Toc230520731"/>
+      <w:bookmarkStart w:id="58" w:name="_Toc230781211"/>
       <w:r>
         <w:lastRenderedPageBreak/>
         <w:t>Реализация классов</w:t>
@@ -24299,8 +24250,6 @@
       <w:r>
         <w:t>запрос /notifications/{application_id}, который сохраняет уведомление в БД, а затем асинхронно отправляет сообщение на почту участника.</w:t>
       </w:r>
-    </w:p>
-    <w:p>
       <w:r>
         <w:br w:type="page"/>
       </w:r>
@@ -24315,7 +24264,7 @@
         <w:ind w:left="0" w:firstLine="709"/>
         <w:outlineLvl w:val="2"/>
       </w:pPr>
-      <w:bookmarkStart w:id="59" w:name="_Toc230520732"/>
+      <w:bookmarkStart w:id="59" w:name="_Toc230781212"/>
       <w:r>
         <w:lastRenderedPageBreak/>
         <w:t>Описание контрольного примера</w:t>
@@ -24522,7 +24471,7 @@
         <w:ind w:left="0" w:firstLine="709"/>
         <w:outlineLvl w:val="1"/>
       </w:pPr>
-      <w:bookmarkStart w:id="60" w:name="_Toc230520733"/>
+      <w:bookmarkStart w:id="60" w:name="_Toc230781213"/>
       <w:r>
         <w:t>Реализация прецедента «Просмотр стартовых списков»</w:t>
       </w:r>
@@ -24657,7 +24606,7 @@
         <w:ind w:left="0" w:firstLine="709"/>
         <w:outlineLvl w:val="2"/>
       </w:pPr>
-      <w:bookmarkStart w:id="61" w:name="_Toc230520734"/>
+      <w:bookmarkStart w:id="61" w:name="_Toc230781214"/>
       <w:r>
         <w:t>Реализация алгоритма</w:t>
       </w:r>
@@ -24747,7 +24696,7 @@
         <w:ind w:left="0" w:firstLine="709"/>
         <w:outlineLvl w:val="2"/>
       </w:pPr>
-      <w:bookmarkStart w:id="62" w:name="_Toc230520735"/>
+      <w:bookmarkStart w:id="62" w:name="_Toc230781215"/>
       <w:r>
         <w:lastRenderedPageBreak/>
         <w:t>Реализация классов</w:t>
@@ -24952,14 +24901,16 @@
         <w:t xml:space="preserve">, </w:t>
       </w:r>
       <w:r>
-        <w:t>который содержит контроллер для вызова эндпоинта.</w:t>
-      </w:r>
-    </w:p>
-    <w:p>
-      <w:pPr>
-        <w:pStyle w:val="a8"/>
-        <w:ind w:left="0"/>
-      </w:pPr>
+        <w:t xml:space="preserve">который содержит контроллер для вызова </w:t>
+      </w:r>
+      <w:proofErr w:type="spellStart"/>
+      <w:r>
+        <w:t>эндпоинта</w:t>
+      </w:r>
+      <w:proofErr w:type="spellEnd"/>
+      <w:r>
+        <w:t>.</w:t>
+      </w:r>
     </w:p>
     <w:p>
       <w:pPr>
@@ -24971,7 +24922,7 @@
         <w:ind w:left="0" w:firstLine="709"/>
         <w:outlineLvl w:val="2"/>
       </w:pPr>
-      <w:bookmarkStart w:id="63" w:name="_Toc230520736"/>
+      <w:bookmarkStart w:id="63" w:name="_Toc230781216"/>
       <w:r>
         <w:t>Описание контрольного примера</w:t>
       </w:r>
@@ -24994,9 +24945,9 @@
           <w:noProof/>
         </w:rPr>
         <w:drawing>
-          <wp:inline distT="0" distB="0" distL="0" distR="0" wp14:anchorId="38613483" wp14:editId="04286A4C">
-            <wp:extent cx="5932805" cy="2626360"/>
-            <wp:effectExtent l="0" t="0" r="0" b="2540"/>
+          <wp:inline distT="0" distB="0" distL="0" distR="0" wp14:anchorId="38613483" wp14:editId="33568423">
+            <wp:extent cx="6347355" cy="2809875"/>
+            <wp:effectExtent l="0" t="0" r="0" b="0"/>
             <wp:docPr id="1851642758" name="Рисунок 1"/>
             <wp:cNvGraphicFramePr>
               <a:graphicFrameLocks xmlns:a="http://schemas.openxmlformats.org/drawingml/2006/main" noChangeAspect="1"/>
@@ -25026,7 +24977,7 @@
                   <pic:spPr bwMode="auto">
                     <a:xfrm>
                       <a:off x="0" y="0"/>
-                      <a:ext cx="5932805" cy="2626360"/>
+                      <a:ext cx="6350102" cy="2811091"/>
                     </a:xfrm>
                     <a:prstGeom prst="rect">
                       <a:avLst/>
@@ -25070,7 +25021,7 @@
         <w:ind w:left="0" w:firstLine="709"/>
         <w:outlineLvl w:val="1"/>
       </w:pPr>
-      <w:bookmarkStart w:id="64" w:name="_Toc230520737"/>
+      <w:bookmarkStart w:id="64" w:name="_Toc230781217"/>
       <w:r>
         <w:t>Реализация прецедента «Создание турнирной сетки»</w:t>
       </w:r>
@@ -25097,12 +25048,6 @@
         <w:lastRenderedPageBreak/>
         <w:t>предусмотрена возможность регистрации участника, который не подавал предварительную заявку.</w:t>
       </w:r>
-    </w:p>
-    <w:p>
-      <w:pPr>
-        <w:pStyle w:val="a8"/>
-        <w:ind w:left="0"/>
-      </w:pPr>
     </w:p>
     <w:p>
       <w:pPr>
@@ -25192,7 +25137,7 @@
         <w:ind w:left="0" w:firstLine="709"/>
         <w:outlineLvl w:val="2"/>
       </w:pPr>
-      <w:bookmarkStart w:id="65" w:name="_Toc230520738"/>
+      <w:bookmarkStart w:id="65" w:name="_Toc230781218"/>
       <w:r>
         <w:t>Реализация алгоритма</w:t>
       </w:r>
@@ -25218,10 +25163,10 @@
           <w:noProof/>
         </w:rPr>
         <w:drawing>
-          <wp:inline distT="0" distB="0" distL="0" distR="0" wp14:anchorId="3A66B524" wp14:editId="1B1BC27D">
-            <wp:extent cx="4848001" cy="7229475"/>
+          <wp:inline distT="0" distB="0" distL="0" distR="0" wp14:anchorId="4A5A35AF" wp14:editId="37DF5A57">
+            <wp:extent cx="5077946" cy="7572375"/>
             <wp:effectExtent l="0" t="0" r="0" b="0"/>
-            <wp:docPr id="179661677" name="Рисунок 1"/>
+            <wp:docPr id="1860879894" name="Рисунок 2"/>
             <wp:cNvGraphicFramePr>
               <a:graphicFrameLocks xmlns:a="http://schemas.openxmlformats.org/drawingml/2006/main" noChangeAspect="1"/>
             </wp:cNvGraphicFramePr>
@@ -25229,7 +25174,7 @@
               <a:graphicData uri="http://schemas.openxmlformats.org/drawingml/2006/picture">
                 <pic:pic xmlns:pic="http://schemas.openxmlformats.org/drawingml/2006/picture">
                   <pic:nvPicPr>
-                    <pic:cNvPr id="0" name="Picture 1"/>
+                    <pic:cNvPr id="0" name="Picture 3"/>
                     <pic:cNvPicPr>
                       <a:picLocks noChangeAspect="1" noChangeArrowheads="1"/>
                     </pic:cNvPicPr>
@@ -25250,7 +25195,7 @@
                   <pic:spPr bwMode="auto">
                     <a:xfrm>
                       <a:off x="0" y="0"/>
-                      <a:ext cx="4865950" cy="7256240"/>
+                      <a:ext cx="5097172" cy="7601045"/>
                     </a:xfrm>
                     <a:prstGeom prst="rect">
                       <a:avLst/>
@@ -25294,10 +25239,10 @@
         </w:rPr>
         <w:lastRenderedPageBreak/>
         <w:drawing>
-          <wp:inline distT="0" distB="0" distL="0" distR="0" wp14:anchorId="61C43616" wp14:editId="3C441664">
-            <wp:extent cx="3325052" cy="8782050"/>
+          <wp:inline distT="0" distB="0" distL="0" distR="0" wp14:anchorId="61BAA139" wp14:editId="5AE9012F">
+            <wp:extent cx="3310627" cy="8743950"/>
             <wp:effectExtent l="0" t="0" r="0" b="0"/>
-            <wp:docPr id="1562271168" name="Рисунок 2"/>
+            <wp:docPr id="1117579048" name="Рисунок 3"/>
             <wp:cNvGraphicFramePr>
               <a:graphicFrameLocks xmlns:a="http://schemas.openxmlformats.org/drawingml/2006/main" noChangeAspect="1"/>
             </wp:cNvGraphicFramePr>
@@ -25305,7 +25250,7 @@
               <a:graphicData uri="http://schemas.openxmlformats.org/drawingml/2006/picture">
                 <pic:pic xmlns:pic="http://schemas.openxmlformats.org/drawingml/2006/picture">
                   <pic:nvPicPr>
-                    <pic:cNvPr id="0" name="Picture 3"/>
+                    <pic:cNvPr id="0" name="Picture 5"/>
                     <pic:cNvPicPr>
                       <a:picLocks noChangeAspect="1" noChangeArrowheads="1"/>
                     </pic:cNvPicPr>
@@ -25326,7 +25271,7 @@
                   <pic:spPr bwMode="auto">
                     <a:xfrm>
                       <a:off x="0" y="0"/>
-                      <a:ext cx="3342745" cy="8828780"/>
+                      <a:ext cx="3319836" cy="8768273"/>
                     </a:xfrm>
                     <a:prstGeom prst="rect">
                       <a:avLst/>
@@ -25367,7 +25312,7 @@
         <w:ind w:left="0" w:firstLine="709"/>
         <w:outlineLvl w:val="2"/>
       </w:pPr>
-      <w:bookmarkStart w:id="66" w:name="_Toc230520739"/>
+      <w:bookmarkStart w:id="66" w:name="_Toc230781219"/>
       <w:r>
         <w:lastRenderedPageBreak/>
         <w:t>Реализация классов</w:t>
@@ -25829,12 +25774,6 @@
         <w:pStyle w:val="a8"/>
         <w:ind w:left="0"/>
       </w:pPr>
-    </w:p>
-    <w:p>
-      <w:pPr>
-        <w:pStyle w:val="a8"/>
-        <w:ind w:left="0"/>
-      </w:pPr>
       <w:r>
         <w:t xml:space="preserve">Для создания турнирной сетки используется </w:t>
       </w:r>
@@ -25880,21 +25819,16 @@
     </w:p>
     <w:p>
       <w:pPr>
-        <w:pStyle w:val="a8"/>
-        <w:ind w:left="0"/>
-      </w:pPr>
-    </w:p>
-    <w:p>
-      <w:pPr>
-        <w:pStyle w:val="a8"/>
-        <w:ind w:left="0"/>
-      </w:pPr>
-    </w:p>
-    <w:p>
-      <w:pPr>
-        <w:pStyle w:val="a8"/>
-        <w:ind w:left="0"/>
-      </w:pPr>
+        <w:ind w:firstLine="0"/>
+        <w:rPr>
+          <w:rFonts w:eastAsia="Times New Roman"/>
+          <w:szCs w:val="28"/>
+          <w:lang w:eastAsia="ru-RU"/>
+        </w:rPr>
+      </w:pPr>
+      <w:r>
+        <w:br w:type="page"/>
+      </w:r>
     </w:p>
     <w:p>
       <w:pPr>
@@ -25906,7 +25840,7 @@
         <w:ind w:left="0" w:firstLine="709"/>
         <w:outlineLvl w:val="2"/>
       </w:pPr>
-      <w:bookmarkStart w:id="67" w:name="_Toc230520740"/>
+      <w:bookmarkStart w:id="67" w:name="_Toc230781220"/>
       <w:r>
         <w:lastRenderedPageBreak/>
         <w:t>Описание контрольного примера</w:t>
@@ -25993,7 +25927,7 @@
         <w:ind w:left="0" w:firstLine="709"/>
         <w:outlineLvl w:val="1"/>
       </w:pPr>
-      <w:bookmarkStart w:id="68" w:name="_Toc230520741"/>
+      <w:bookmarkStart w:id="68" w:name="_Toc230781221"/>
       <w:r>
         <w:t>Реализация прецедента «Ведение турнирной сетки»</w:t>
       </w:r>
@@ -26206,7 +26140,7 @@
         <w:ind w:left="0" w:firstLine="709"/>
         <w:outlineLvl w:val="2"/>
       </w:pPr>
-      <w:bookmarkStart w:id="69" w:name="_Toc230520742"/>
+      <w:bookmarkStart w:id="69" w:name="_Toc230781222"/>
       <w:r>
         <w:t>Реализация алгоритма</w:t>
       </w:r>
@@ -26229,10 +26163,10 @@
           <w:noProof/>
         </w:rPr>
         <w:drawing>
-          <wp:inline distT="0" distB="0" distL="0" distR="0" wp14:anchorId="23EC09E7" wp14:editId="76412562">
-            <wp:extent cx="6410580" cy="7010400"/>
-            <wp:effectExtent l="0" t="0" r="9525" b="0"/>
-            <wp:docPr id="224999595" name="Рисунок 3"/>
+          <wp:inline distT="0" distB="0" distL="0" distR="0" wp14:anchorId="491A8987" wp14:editId="0845054D">
+            <wp:extent cx="6332189" cy="6924675"/>
+            <wp:effectExtent l="0" t="0" r="0" b="0"/>
+            <wp:docPr id="1141520692" name="Рисунок 4"/>
             <wp:cNvGraphicFramePr>
               <a:graphicFrameLocks xmlns:a="http://schemas.openxmlformats.org/drawingml/2006/main" noChangeAspect="1"/>
             </wp:cNvGraphicFramePr>
@@ -26240,7 +26174,7 @@
               <a:graphicData uri="http://schemas.openxmlformats.org/drawingml/2006/picture">
                 <pic:pic xmlns:pic="http://schemas.openxmlformats.org/drawingml/2006/picture">
                   <pic:nvPicPr>
-                    <pic:cNvPr id="0" name="Picture 5"/>
+                    <pic:cNvPr id="0" name="Picture 7"/>
                     <pic:cNvPicPr>
                       <a:picLocks noChangeAspect="1" noChangeArrowheads="1"/>
                     </pic:cNvPicPr>
@@ -26261,7 +26195,7 @@
                   <pic:spPr bwMode="auto">
                     <a:xfrm>
                       <a:off x="0" y="0"/>
-                      <a:ext cx="6427024" cy="7028382"/>
+                      <a:ext cx="6342009" cy="6935414"/>
                     </a:xfrm>
                     <a:prstGeom prst="rect">
                       <a:avLst/>
@@ -26305,10 +26239,10 @@
         </w:rPr>
         <w:lastRenderedPageBreak/>
         <w:drawing>
-          <wp:inline distT="0" distB="0" distL="0" distR="0" wp14:anchorId="237329DA" wp14:editId="1965ECFB">
-            <wp:extent cx="5647038" cy="8705850"/>
+          <wp:inline distT="0" distB="0" distL="0" distR="0" wp14:anchorId="21491F78" wp14:editId="4DF6987E">
+            <wp:extent cx="5696463" cy="8782050"/>
             <wp:effectExtent l="0" t="0" r="0" b="0"/>
-            <wp:docPr id="1478078014" name="Рисунок 4"/>
+            <wp:docPr id="1213179757" name="Рисунок 5"/>
             <wp:cNvGraphicFramePr>
               <a:graphicFrameLocks xmlns:a="http://schemas.openxmlformats.org/drawingml/2006/main" noChangeAspect="1"/>
             </wp:cNvGraphicFramePr>
@@ -26316,7 +26250,7 @@
               <a:graphicData uri="http://schemas.openxmlformats.org/drawingml/2006/picture">
                 <pic:pic xmlns:pic="http://schemas.openxmlformats.org/drawingml/2006/picture">
                   <pic:nvPicPr>
-                    <pic:cNvPr id="0" name="Picture 7"/>
+                    <pic:cNvPr id="0" name="Picture 9"/>
                     <pic:cNvPicPr>
                       <a:picLocks noChangeAspect="1" noChangeArrowheads="1"/>
                     </pic:cNvPicPr>
@@ -26337,7 +26271,7 @@
                   <pic:spPr bwMode="auto">
                     <a:xfrm>
                       <a:off x="0" y="0"/>
-                      <a:ext cx="5680138" cy="8756879"/>
+                      <a:ext cx="5716601" cy="8813096"/>
                     </a:xfrm>
                     <a:prstGeom prst="rect">
                       <a:avLst/>
@@ -26381,7 +26315,7 @@
         <w:ind w:left="0" w:firstLine="709"/>
         <w:outlineLvl w:val="2"/>
       </w:pPr>
-      <w:bookmarkStart w:id="70" w:name="_Toc230520743"/>
+      <w:bookmarkStart w:id="70" w:name="_Toc230781223"/>
       <w:r>
         <w:lastRenderedPageBreak/>
         <w:t>Реализация классов</w:t>
@@ -26957,24 +26891,15 @@
     <w:p>
       <w:pPr>
         <w:pStyle w:val="a8"/>
-        <w:ind w:left="709" w:firstLine="0"/>
+        <w:ind w:left="0"/>
+      </w:pPr>
+      <w:r>
+        <w:t xml:space="preserve">Класс </w:t>
+      </w:r>
+      <w:r>
         <w:rPr>
           <w:lang w:val="en-US"/>
         </w:rPr>
-      </w:pPr>
-    </w:p>
-    <w:p>
-      <w:pPr>
-        <w:pStyle w:val="a8"/>
-        <w:ind w:left="0"/>
-      </w:pPr>
-      <w:r>
-        <w:t xml:space="preserve">Класс </w:t>
-      </w:r>
-      <w:r>
-        <w:rPr>
-          <w:lang w:val="en-US"/>
-        </w:rPr>
         <w:t>Tournament</w:t>
       </w:r>
       <w:r>
@@ -26982,6 +26907,18 @@
       </w:r>
       <w:r>
         <w:t>описывает логику ведения турнирной сетки. После подключения WebSocket запускается run_tournament, который последовательно создаёт раунды для winners и losers. Для каждого матча организатору присылается запрос через WebSocket (match), он выбирает победителя → ответ choice → обрабатывается в make_choice. Все матчи сохраняются в БД, состояние сохраняется после каждого действия (save_state_to_db). Организатор может нажать кнопку «Сохранить результаты» – тогда вызываются calculate_placements и save_results_to_db, итоговые места записываются в протокол.</w:t>
+      </w:r>
+    </w:p>
+    <w:p>
+      <w:pPr>
+        <w:rPr>
+          <w:rFonts w:eastAsia="Times New Roman"/>
+          <w:szCs w:val="28"/>
+          <w:lang w:eastAsia="ru-RU"/>
+        </w:rPr>
+      </w:pPr>
+      <w:r>
+        <w:br w:type="page"/>
       </w:r>
     </w:p>
     <w:p>
@@ -26994,7 +26931,7 @@
         <w:ind w:left="0" w:firstLine="709"/>
         <w:outlineLvl w:val="2"/>
       </w:pPr>
-      <w:bookmarkStart w:id="71" w:name="_Toc230520744"/>
+      <w:bookmarkStart w:id="71" w:name="_Toc230781224"/>
       <w:r>
         <w:lastRenderedPageBreak/>
         <w:t>Описание контрольного примера</w:t>
@@ -27084,7 +27021,7 @@
         <w:ind w:left="0" w:firstLine="709"/>
         <w:outlineLvl w:val="1"/>
       </w:pPr>
-      <w:bookmarkStart w:id="72" w:name="_Toc230520745"/>
+      <w:bookmarkStart w:id="72" w:name="_Toc230781225"/>
       <w:r>
         <w:t>Реализация прецедента «</w:t>
       </w:r>
@@ -27326,7 +27263,7 @@
         <w:ind w:left="0" w:firstLine="709"/>
         <w:outlineLvl w:val="2"/>
       </w:pPr>
-      <w:bookmarkStart w:id="73" w:name="_Toc230520746"/>
+      <w:bookmarkStart w:id="73" w:name="_Toc230781226"/>
       <w:r>
         <w:t>Реализация алгоритма</w:t>
       </w:r>
@@ -27419,7 +27356,7 @@
         <w:ind w:left="0" w:firstLine="709"/>
         <w:outlineLvl w:val="2"/>
       </w:pPr>
-      <w:bookmarkStart w:id="74" w:name="_Toc230520747"/>
+      <w:bookmarkStart w:id="74" w:name="_Toc230781227"/>
       <w:r>
         <w:lastRenderedPageBreak/>
         <w:t>Реализация классов</w:t>
@@ -27454,6 +27391,7 @@
           <w:ilvl w:val="0"/>
           <w:numId w:val="34"/>
         </w:numPr>
+        <w:ind w:left="0" w:firstLine="709"/>
       </w:pPr>
       <w:r>
         <w:rPr>
@@ -27472,6 +27410,7 @@
           <w:ilvl w:val="0"/>
           <w:numId w:val="34"/>
         </w:numPr>
+        <w:ind w:left="0" w:firstLine="709"/>
       </w:pPr>
       <w:r>
         <w:rPr>
@@ -27514,6 +27453,7 @@
           <w:ilvl w:val="0"/>
           <w:numId w:val="34"/>
         </w:numPr>
+        <w:ind w:left="0" w:firstLine="709"/>
       </w:pPr>
       <w:r>
         <w:rPr>
@@ -27565,6 +27505,7 @@
           <w:ilvl w:val="0"/>
           <w:numId w:val="34"/>
         </w:numPr>
+        <w:ind w:left="0" w:firstLine="709"/>
       </w:pPr>
       <w:r>
         <w:rPr>
@@ -27658,6 +27599,7 @@
       <w:r>
         <w:t>_</w:t>
       </w:r>
+      <w:proofErr w:type="gramStart"/>
       <w:r>
         <w:rPr>
           <w:lang w:val="en-US"/>
@@ -27667,6 +27609,7 @@
       <w:r>
         <w:t>(</w:t>
       </w:r>
+      <w:proofErr w:type="gramEnd"/>
       <w:r>
         <w:rPr>
           <w:lang w:val="en-US"/>
@@ -27733,12 +27676,6 @@
       <w:r>
         <w:t>участников по возрастным и весовым категориям для указанного соревнования.</w:t>
       </w:r>
-    </w:p>
-    <w:p>
-      <w:pPr>
-        <w:pStyle w:val="a8"/>
-        <w:ind w:left="0"/>
-      </w:pPr>
     </w:p>
     <w:p>
       <w:pPr>
@@ -27750,7 +27687,7 @@
         <w:ind w:left="0" w:firstLine="709"/>
         <w:outlineLvl w:val="2"/>
       </w:pPr>
-      <w:bookmarkStart w:id="75" w:name="_Toc230520748"/>
+      <w:bookmarkStart w:id="75" w:name="_Toc230781228"/>
       <w:r>
         <w:t>Описание контрольного примера</w:t>
       </w:r>
@@ -27777,9 +27714,9 @@
           <w:lang w:val="en-US"/>
         </w:rPr>
         <w:drawing>
-          <wp:inline distT="0" distB="0" distL="0" distR="0" wp14:anchorId="349CF361" wp14:editId="46191814">
-            <wp:extent cx="6267697" cy="4412512"/>
-            <wp:effectExtent l="0" t="0" r="0" b="7620"/>
+          <wp:inline distT="0" distB="0" distL="0" distR="0" wp14:anchorId="349CF361" wp14:editId="6CBC6595">
+            <wp:extent cx="6266942" cy="4514850"/>
+            <wp:effectExtent l="0" t="0" r="635" b="0"/>
             <wp:docPr id="2108664088" name="Рисунок 1"/>
             <wp:cNvGraphicFramePr>
               <a:graphicFrameLocks xmlns:a="http://schemas.openxmlformats.org/drawingml/2006/main" noChangeAspect="1"/>
@@ -27800,7 +27737,7 @@
                   <pic:spPr>
                     <a:xfrm>
                       <a:off x="0" y="0"/>
-                      <a:ext cx="6272588" cy="4415955"/>
+                      <a:ext cx="6273350" cy="4519467"/>
                     </a:xfrm>
                     <a:prstGeom prst="rect">
                       <a:avLst/>
@@ -27834,7 +27771,7 @@
         <w:ind w:left="0" w:firstLine="709"/>
         <w:outlineLvl w:val="1"/>
       </w:pPr>
-      <w:bookmarkStart w:id="76" w:name="_Toc230520749"/>
+      <w:bookmarkStart w:id="76" w:name="_Toc230781229"/>
       <w:r>
         <w:lastRenderedPageBreak/>
         <w:t>Реализация прецедента «</w:t>
@@ -27861,12 +27798,6 @@
       <w:r>
         <w:t>профиля.</w:t>
       </w:r>
-    </w:p>
-    <w:p>
-      <w:pPr>
-        <w:pStyle w:val="a8"/>
-        <w:ind w:left="0"/>
-      </w:pPr>
     </w:p>
     <w:p>
       <w:pPr>
@@ -27995,7 +27926,7 @@
         <w:ind w:left="0" w:firstLine="709"/>
         <w:outlineLvl w:val="2"/>
       </w:pPr>
-      <w:bookmarkStart w:id="77" w:name="_Toc230520750"/>
+      <w:bookmarkStart w:id="77" w:name="_Toc230781230"/>
       <w:r>
         <w:t>Реализация алгоритма</w:t>
       </w:r>
@@ -28018,9 +27949,9 @@
           <w:noProof/>
         </w:rPr>
         <w:drawing>
-          <wp:inline distT="0" distB="0" distL="0" distR="0" wp14:anchorId="5EAD6274" wp14:editId="21F1221D">
-            <wp:extent cx="5006897" cy="6337883"/>
-            <wp:effectExtent l="0" t="0" r="3810" b="6350"/>
+          <wp:inline distT="0" distB="0" distL="0" distR="0" wp14:anchorId="5EAD6274" wp14:editId="5DD0FA4D">
+            <wp:extent cx="5237194" cy="6629400"/>
+            <wp:effectExtent l="0" t="0" r="1905" b="0"/>
             <wp:docPr id="1680045227" name="Рисунок 12"/>
             <wp:cNvGraphicFramePr>
               <a:graphicFrameLocks xmlns:a="http://schemas.openxmlformats.org/drawingml/2006/main" noChangeAspect="1"/>
@@ -28050,7 +27981,7 @@
                   <pic:spPr bwMode="auto">
                     <a:xfrm>
                       <a:off x="0" y="0"/>
-                      <a:ext cx="5039873" cy="6379625"/>
+                      <a:ext cx="5279797" cy="6683328"/>
                     </a:xfrm>
                     <a:prstGeom prst="rect">
                       <a:avLst/>
@@ -28091,7 +28022,7 @@
         <w:ind w:left="0" w:firstLine="709"/>
         <w:outlineLvl w:val="2"/>
       </w:pPr>
-      <w:bookmarkStart w:id="78" w:name="_Toc230520751"/>
+      <w:bookmarkStart w:id="78" w:name="_Toc230781231"/>
       <w:r>
         <w:lastRenderedPageBreak/>
         <w:t>Реализация классов</w:t>
@@ -28181,12 +28112,6 @@
       <w:r>
         <w:t xml:space="preserve"> для изменения данных аккаунта.</w:t>
       </w:r>
-    </w:p>
-    <w:p>
-      <w:pPr>
-        <w:pStyle w:val="a8"/>
-        <w:ind w:left="0"/>
-      </w:pPr>
     </w:p>
     <w:p>
       <w:pPr>
@@ -28198,7 +28123,7 @@
         <w:ind w:left="0" w:firstLine="709"/>
         <w:outlineLvl w:val="2"/>
       </w:pPr>
-      <w:bookmarkStart w:id="79" w:name="_Toc230520752"/>
+      <w:bookmarkStart w:id="79" w:name="_Toc230781232"/>
       <w:r>
         <w:t>Описание контрольного примера</w:t>
       </w:r>
@@ -28227,9 +28152,9 @@
           <w:noProof/>
         </w:rPr>
         <w:drawing>
-          <wp:inline distT="0" distB="0" distL="0" distR="0" wp14:anchorId="6DE97D9D" wp14:editId="6568576C">
-            <wp:extent cx="4646428" cy="6262578"/>
-            <wp:effectExtent l="0" t="0" r="1905" b="5080"/>
+          <wp:inline distT="0" distB="0" distL="0" distR="0" wp14:anchorId="6DE97D9D" wp14:editId="3F07B409">
+            <wp:extent cx="4932719" cy="6648450"/>
+            <wp:effectExtent l="0" t="0" r="1270" b="0"/>
             <wp:docPr id="1815574396" name="Рисунок 1"/>
             <wp:cNvGraphicFramePr>
               <a:graphicFrameLocks xmlns:a="http://schemas.openxmlformats.org/drawingml/2006/main" noChangeAspect="1"/>
@@ -28250,7 +28175,7 @@
                   <pic:spPr>
                     <a:xfrm>
                       <a:off x="0" y="0"/>
-                      <a:ext cx="4683085" cy="6311986"/>
+                      <a:ext cx="4981631" cy="6714375"/>
                     </a:xfrm>
                     <a:prstGeom prst="rect">
                       <a:avLst/>
@@ -28356,7 +28281,7 @@
         <w:jc w:val="center"/>
         <w:outlineLvl w:val="0"/>
       </w:pPr>
-      <w:bookmarkStart w:id="80" w:name="_Toc230520753"/>
+      <w:bookmarkStart w:id="80" w:name="_Toc230781233"/>
       <w:r>
         <w:lastRenderedPageBreak/>
         <w:t>ЗАКЛЮЧЕНИЕ</w:t>
@@ -28581,7 +28506,7 @@
         <w:jc w:val="center"/>
         <w:outlineLvl w:val="0"/>
       </w:pPr>
-      <w:bookmarkStart w:id="81" w:name="_Toc230520754"/>
+      <w:bookmarkStart w:id="81" w:name="_Toc230781234"/>
       <w:r>
         <w:lastRenderedPageBreak/>
         <w:t>СПИСОК ЛИТЕРАТУРЫ</w:t>
@@ -28864,7 +28789,7 @@
         <w:jc w:val="right"/>
         <w:outlineLvl w:val="0"/>
       </w:pPr>
-      <w:bookmarkStart w:id="82" w:name="_Toc230520755"/>
+      <w:bookmarkStart w:id="82" w:name="_Toc230781235"/>
       <w:r>
         <w:lastRenderedPageBreak/>
         <w:t>ПРИЛОЖЕНИЕ 1</w:t>
@@ -28878,7 +28803,7 @@
         <w:jc w:val="center"/>
         <w:outlineLvl w:val="1"/>
       </w:pPr>
-      <w:bookmarkStart w:id="83" w:name="_Toc230520756"/>
+      <w:bookmarkStart w:id="83" w:name="_Toc230781236"/>
       <w:r>
         <w:t>ТЕКСТЫ ПРОГРАММ</w:t>
       </w:r>
@@ -37062,14 +36987,8 @@
     <w:p>
       <w:pPr>
         <w:pStyle w:val="afb"/>
-        <w:rPr>
-          <w:lang w:val="ru-RU"/>
-        </w:rPr>
-      </w:pPr>
-      <w:r>
-        <w:rPr>
-          <w:lang w:val="ru-RU"/>
-        </w:rPr>
+      </w:pPr>
+      <w:r>
         <w:t>):</w:t>
       </w:r>
     </w:p>
@@ -37078,9 +36997,6 @@
         <w:pStyle w:val="afb"/>
       </w:pPr>
       <w:r>
-        <w:rPr>
-          <w:lang w:val="ru-RU"/>
-        </w:rPr>
         <w:t xml:space="preserve">    </w:t>
       </w:r>
       <w:r>
@@ -44038,7 +43954,7 @@
         <w:jc w:val="right"/>
         <w:outlineLvl w:val="0"/>
       </w:pPr>
-      <w:bookmarkStart w:id="84" w:name="_Toc230520757"/>
+      <w:bookmarkStart w:id="84" w:name="_Toc230781237"/>
       <w:r>
         <w:lastRenderedPageBreak/>
         <w:t>ПРИЛОЖЕНИЕ 2</w:t>
@@ -44052,7 +43968,7 @@
         <w:jc w:val="center"/>
         <w:outlineLvl w:val="1"/>
       </w:pPr>
-      <w:bookmarkStart w:id="85" w:name="_Toc230520758"/>
+      <w:bookmarkStart w:id="85" w:name="_Toc230781238"/>
       <w:r>
         <w:t>РУКОВОДСТВО ПОЛЬЗОВАТЕЛЯ</w:t>
       </w:r>
@@ -44077,8 +43993,22 @@
         <w:ind w:left="0"/>
       </w:pPr>
       <w:r>
-        <w:t>Назначением системы для организации соревнований по армрестлингу является обеспечение автоматизации регистрации участников, ведения турнирных сеток, а также создания итоговых протоколов по резульататам турниров.</w:t>
-      </w:r>
+        <w:t xml:space="preserve">Назначением системы для организации соревнований по армрестлингу является обеспечение автоматизации регистрации участников, ведения турнирных сеток, а также создания итоговых протоколов по </w:t>
+      </w:r>
+      <w:proofErr w:type="spellStart"/>
+      <w:r>
+        <w:t>резульататам</w:t>
+      </w:r>
+      <w:proofErr w:type="spellEnd"/>
+      <w:r>
+        <w:t xml:space="preserve"> турниров.</w:t>
+      </w:r>
+    </w:p>
+    <w:p>
+      <w:pPr>
+        <w:pStyle w:val="a8"/>
+        <w:ind w:left="0"/>
+      </w:pPr>
     </w:p>
     <w:p>
       <w:pPr>
@@ -44111,24 +44041,8 @@
     <w:p>
       <w:pPr>
         <w:pStyle w:val="a8"/>
-        <w:numPr>
-          <w:ilvl w:val="1"/>
-          <w:numId w:val="74"/>
-        </w:numPr>
-        <w:ind w:left="0" w:firstLine="709"/>
-      </w:pPr>
-      <w:r>
-        <w:t>Подготовка системы к работе</w:t>
-      </w:r>
-    </w:p>
-    <w:p>
-      <w:pPr>
-        <w:pStyle w:val="a8"/>
         <w:ind w:left="0"/>
       </w:pPr>
-      <w:r>
-        <w:t>Для начала работы с системой пользователь должен зарегистрироваться в системе. По умолчанию новый зарегистрированный пользователь получает роль участника. Для получения роли организатора нужно лицо с доступом к базе данных. Неавторизованный пользователь тоже имеет доступ к системе с ограниченным функционалом.</w:t>
-      </w:r>
     </w:p>
     <w:p>
       <w:pPr>
@@ -44140,6 +44054,34 @@
         <w:ind w:left="0" w:firstLine="709"/>
       </w:pPr>
       <w:r>
+        <w:t>Подготовка системы к работе</w:t>
+      </w:r>
+    </w:p>
+    <w:p>
+      <w:pPr>
+        <w:pStyle w:val="a8"/>
+        <w:ind w:left="0"/>
+      </w:pPr>
+      <w:r>
+        <w:t>Для начала работы с системой пользователь должен зарегистрироваться в системе. По умолчанию новый зарегистрированный пользователь получает роль участника. Для получения роли организатора нужно лицо с доступом к базе данных. Неавторизованный пользователь тоже имеет доступ к системе с ограниченным функционалом.</w:t>
+      </w:r>
+    </w:p>
+    <w:p>
+      <w:pPr>
+        <w:pStyle w:val="a8"/>
+        <w:ind w:left="0"/>
+      </w:pPr>
+    </w:p>
+    <w:p>
+      <w:pPr>
+        <w:pStyle w:val="a8"/>
+        <w:numPr>
+          <w:ilvl w:val="1"/>
+          <w:numId w:val="74"/>
+        </w:numPr>
+        <w:ind w:left="0" w:firstLine="709"/>
+      </w:pPr>
+      <w:r>
         <w:t>Описание операций</w:t>
       </w:r>
     </w:p>
@@ -44167,6 +44109,80 @@
     </w:p>
     <w:p>
       <w:pPr>
+        <w:rPr>
+          <w:rFonts w:eastAsia="Times New Roman"/>
+          <w:szCs w:val="28"/>
+          <w:lang w:eastAsia="ru-RU"/>
+        </w:rPr>
+      </w:pPr>
+      <w:r>
+        <w:br w:type="page"/>
+      </w:r>
+    </w:p>
+    <w:p>
+      <w:pPr>
+        <w:pStyle w:val="af6"/>
+      </w:pPr>
+      <w:r>
+        <w:lastRenderedPageBreak/>
+        <w:t>Страница с соревнованиями</w:t>
+      </w:r>
+    </w:p>
+    <w:p>
+      <w:pPr>
+        <w:pStyle w:val="af6"/>
+      </w:pPr>
+      <w:r>
+        <w:rPr>
+          <w:noProof/>
+        </w:rPr>
+        <w:drawing>
+          <wp:inline distT="0" distB="0" distL="0" distR="0" wp14:anchorId="36E2A950" wp14:editId="0D6BE23E">
+            <wp:extent cx="5940425" cy="2486660"/>
+            <wp:effectExtent l="0" t="0" r="3175" b="8890"/>
+            <wp:docPr id="1250826417" name="Рисунок 1"/>
+            <wp:cNvGraphicFramePr>
+              <a:graphicFrameLocks xmlns:a="http://schemas.openxmlformats.org/drawingml/2006/main" noChangeAspect="1"/>
+            </wp:cNvGraphicFramePr>
+            <a:graphic xmlns:a="http://schemas.openxmlformats.org/drawingml/2006/main">
+              <a:graphicData uri="http://schemas.openxmlformats.org/drawingml/2006/picture">
+                <pic:pic xmlns:pic="http://schemas.openxmlformats.org/drawingml/2006/picture">
+                  <pic:nvPicPr>
+                    <pic:cNvPr id="1250826417" name=""/>
+                    <pic:cNvPicPr/>
+                  </pic:nvPicPr>
+                  <pic:blipFill>
+                    <a:blip r:embed="rId44"/>
+                    <a:stretch>
+                      <a:fillRect/>
+                    </a:stretch>
+                  </pic:blipFill>
+                  <pic:spPr>
+                    <a:xfrm>
+                      <a:off x="0" y="0"/>
+                      <a:ext cx="5940425" cy="2486660"/>
+                    </a:xfrm>
+                    <a:prstGeom prst="rect">
+                      <a:avLst/>
+                    </a:prstGeom>
+                  </pic:spPr>
+                </pic:pic>
+              </a:graphicData>
+            </a:graphic>
+          </wp:inline>
+        </w:drawing>
+      </w:r>
+    </w:p>
+    <w:p>
+      <w:pPr>
+        <w:pStyle w:val="af6"/>
+      </w:pPr>
+      <w:r>
+        <w:t>Рис. П.2.1</w:t>
+      </w:r>
+    </w:p>
+    <w:p>
+      <w:pPr>
         <w:pStyle w:val="a8"/>
         <w:numPr>
           <w:ilvl w:val="2"/>
@@ -44178,8 +44194,13 @@
         <w:t xml:space="preserve">Просмотр </w:t>
       </w:r>
       <w:r>
-        <w:t>стартового списка участников  соревнования</w:t>
-      </w:r>
+        <w:t xml:space="preserve">стартового списка </w:t>
+      </w:r>
+      <w:proofErr w:type="gramStart"/>
+      <w:r>
+        <w:t>участников  соревнования</w:t>
+      </w:r>
+      <w:proofErr w:type="gramEnd"/>
     </w:p>
     <w:p>
       <w:pPr>
@@ -44188,6 +44209,79 @@
       </w:pPr>
       <w:r>
         <w:t>Данная операция доступна для всех пользователей. На карточке соревнования необходимо нажать на кнопку «Стартовый список». После нажатия на кнопку пользователь перейдет на страницу со списком участников, которые подали заявки на участие в соревнованиях.</w:t>
+      </w:r>
+    </w:p>
+    <w:p>
+      <w:pPr>
+        <w:pStyle w:val="af6"/>
+      </w:pPr>
+      <w:r>
+        <w:t>Стартовый список</w:t>
+      </w:r>
+    </w:p>
+    <w:p>
+      <w:pPr>
+        <w:pStyle w:val="af6"/>
+      </w:pPr>
+      <w:r>
+        <w:rPr>
+          <w:noProof/>
+        </w:rPr>
+        <w:drawing>
+          <wp:inline distT="0" distB="0" distL="0" distR="0" wp14:anchorId="6FE576E5" wp14:editId="6D0C8330">
+            <wp:extent cx="6386995" cy="3124200"/>
+            <wp:effectExtent l="0" t="0" r="0" b="0"/>
+            <wp:docPr id="2129707941" name="Рисунок 1"/>
+            <wp:cNvGraphicFramePr>
+              <a:graphicFrameLocks xmlns:a="http://schemas.openxmlformats.org/drawingml/2006/main" noChangeAspect="1"/>
+            </wp:cNvGraphicFramePr>
+            <a:graphic xmlns:a="http://schemas.openxmlformats.org/drawingml/2006/main">
+              <a:graphicData uri="http://schemas.openxmlformats.org/drawingml/2006/picture">
+                <pic:pic xmlns:pic="http://schemas.openxmlformats.org/drawingml/2006/picture">
+                  <pic:nvPicPr>
+                    <pic:cNvPr id="2129707941" name=""/>
+                    <pic:cNvPicPr/>
+                  </pic:nvPicPr>
+                  <pic:blipFill>
+                    <a:blip r:embed="rId45"/>
+                    <a:stretch>
+                      <a:fillRect/>
+                    </a:stretch>
+                  </pic:blipFill>
+                  <pic:spPr>
+                    <a:xfrm>
+                      <a:off x="0" y="0"/>
+                      <a:ext cx="6395286" cy="3128256"/>
+                    </a:xfrm>
+                    <a:prstGeom prst="rect">
+                      <a:avLst/>
+                    </a:prstGeom>
+                  </pic:spPr>
+                </pic:pic>
+              </a:graphicData>
+            </a:graphic>
+          </wp:inline>
+        </w:drawing>
+      </w:r>
+    </w:p>
+    <w:p>
+      <w:pPr>
+        <w:pStyle w:val="af6"/>
+      </w:pPr>
+      <w:r>
+        <w:t>Рис. П.2.2</w:t>
+      </w:r>
+    </w:p>
+    <w:p>
+      <w:pPr>
+        <w:rPr>
+          <w:rFonts w:eastAsia="Times New Roman"/>
+          <w:szCs w:val="28"/>
+          <w:lang w:eastAsia="ru-RU"/>
+        </w:rPr>
+      </w:pPr>
+      <w:r>
+        <w:br w:type="page"/>
       </w:r>
     </w:p>
     <w:p>
@@ -44210,7 +44304,74 @@
         <w:ind w:left="0"/>
       </w:pPr>
       <w:r>
-        <w:t>Данный процесс доступен только для авторизованных пользователей с ролью «Участник». На карточке соревнования необходимо нажать на кнопку «Подать заявку». Далее пользователя перенаправляет на страницу с формой для заявки. После ввода всех данных, необходимо нажать кнопку «Отправить». После этого заявка будет успешно отправлена.</w:t>
+        <w:t>Данный процесс доступен только для авторизованных пользователей с ролью «Участник». На карточке соревнования необходимо нажать на кнопку «Подать заявку». Далее пользователя перенаправляет на страницу с формой для заявки. После ввода всех данных, необходимо нажать кнопку «</w:t>
+      </w:r>
+      <w:r>
+        <w:t>Подать заявку</w:t>
+      </w:r>
+      <w:r>
+        <w:t>». После этого заявка будет успешно отправлена.</w:t>
+      </w:r>
+    </w:p>
+    <w:p>
+      <w:pPr>
+        <w:pStyle w:val="af6"/>
+      </w:pPr>
+      <w:r>
+        <w:t>Подача заявки на соревнование</w:t>
+      </w:r>
+    </w:p>
+    <w:p>
+      <w:pPr>
+        <w:pStyle w:val="af6"/>
+      </w:pPr>
+      <w:r>
+        <w:rPr>
+          <w:noProof/>
+        </w:rPr>
+        <w:drawing>
+          <wp:inline distT="0" distB="0" distL="0" distR="0" wp14:anchorId="32B55B53" wp14:editId="16734E91">
+            <wp:extent cx="3679847" cy="4114800"/>
+            <wp:effectExtent l="0" t="0" r="0" b="0"/>
+            <wp:docPr id="755340881" name="Рисунок 1"/>
+            <wp:cNvGraphicFramePr>
+              <a:graphicFrameLocks xmlns:a="http://schemas.openxmlformats.org/drawingml/2006/main" noChangeAspect="1"/>
+            </wp:cNvGraphicFramePr>
+            <a:graphic xmlns:a="http://schemas.openxmlformats.org/drawingml/2006/main">
+              <a:graphicData uri="http://schemas.openxmlformats.org/drawingml/2006/picture">
+                <pic:pic xmlns:pic="http://schemas.openxmlformats.org/drawingml/2006/picture">
+                  <pic:nvPicPr>
+                    <pic:cNvPr id="755340881" name=""/>
+                    <pic:cNvPicPr/>
+                  </pic:nvPicPr>
+                  <pic:blipFill>
+                    <a:blip r:embed="rId46"/>
+                    <a:stretch>
+                      <a:fillRect/>
+                    </a:stretch>
+                  </pic:blipFill>
+                  <pic:spPr>
+                    <a:xfrm>
+                      <a:off x="0" y="0"/>
+                      <a:ext cx="3699988" cy="4137322"/>
+                    </a:xfrm>
+                    <a:prstGeom prst="rect">
+                      <a:avLst/>
+                    </a:prstGeom>
+                  </pic:spPr>
+                </pic:pic>
+              </a:graphicData>
+            </a:graphic>
+          </wp:inline>
+        </w:drawing>
+      </w:r>
+    </w:p>
+    <w:p>
+      <w:pPr>
+        <w:pStyle w:val="af6"/>
+      </w:pPr>
+      <w:r>
+        <w:t>Рис. П.2.3</w:t>
       </w:r>
     </w:p>
     <w:p>
@@ -44237,6 +44398,68 @@
     </w:p>
     <w:p>
       <w:pPr>
+        <w:pStyle w:val="af6"/>
+      </w:pPr>
+      <w:r>
+        <w:lastRenderedPageBreak/>
+        <w:t>Просмотр заявок</w:t>
+      </w:r>
+    </w:p>
+    <w:p>
+      <w:pPr>
+        <w:pStyle w:val="af6"/>
+      </w:pPr>
+      <w:r>
+        <w:rPr>
+          <w:noProof/>
+        </w:rPr>
+        <w:drawing>
+          <wp:inline distT="0" distB="0" distL="0" distR="0" wp14:anchorId="4AF991A8" wp14:editId="7C8F0F01">
+            <wp:extent cx="5940425" cy="5204460"/>
+            <wp:effectExtent l="0" t="0" r="3175" b="0"/>
+            <wp:docPr id="1068446913" name="Рисунок 1"/>
+            <wp:cNvGraphicFramePr>
+              <a:graphicFrameLocks xmlns:a="http://schemas.openxmlformats.org/drawingml/2006/main" noChangeAspect="1"/>
+            </wp:cNvGraphicFramePr>
+            <a:graphic xmlns:a="http://schemas.openxmlformats.org/drawingml/2006/main">
+              <a:graphicData uri="http://schemas.openxmlformats.org/drawingml/2006/picture">
+                <pic:pic xmlns:pic="http://schemas.openxmlformats.org/drawingml/2006/picture">
+                  <pic:nvPicPr>
+                    <pic:cNvPr id="1068446913" name=""/>
+                    <pic:cNvPicPr/>
+                  </pic:nvPicPr>
+                  <pic:blipFill>
+                    <a:blip r:embed="rId47"/>
+                    <a:stretch>
+                      <a:fillRect/>
+                    </a:stretch>
+                  </pic:blipFill>
+                  <pic:spPr>
+                    <a:xfrm>
+                      <a:off x="0" y="0"/>
+                      <a:ext cx="5940425" cy="5204460"/>
+                    </a:xfrm>
+                    <a:prstGeom prst="rect">
+                      <a:avLst/>
+                    </a:prstGeom>
+                  </pic:spPr>
+                </pic:pic>
+              </a:graphicData>
+            </a:graphic>
+          </wp:inline>
+        </w:drawing>
+      </w:r>
+    </w:p>
+    <w:p>
+      <w:pPr>
+        <w:pStyle w:val="af6"/>
+      </w:pPr>
+      <w:r>
+        <w:t>Рис. П.2.4</w:t>
+      </w:r>
+    </w:p>
+    <w:p>
+      <w:pPr>
         <w:pStyle w:val="a8"/>
         <w:numPr>
           <w:ilvl w:val="2"/>
@@ -44259,6 +44482,71 @@
     </w:p>
     <w:p>
       <w:pPr>
+        <w:pStyle w:val="af6"/>
+      </w:pPr>
+      <w:r>
+        <w:br w:type="page"/>
+      </w:r>
+      <w:r>
+        <w:lastRenderedPageBreak/>
+        <w:t>Ведение турнирной сетки</w:t>
+      </w:r>
+    </w:p>
+    <w:p>
+      <w:pPr>
+        <w:pStyle w:val="af6"/>
+      </w:pPr>
+      <w:r>
+        <w:rPr>
+          <w:noProof/>
+        </w:rPr>
+        <w:drawing>
+          <wp:inline distT="0" distB="0" distL="0" distR="0" wp14:anchorId="52E51E60" wp14:editId="4EB535B1">
+            <wp:extent cx="5940425" cy="2800985"/>
+            <wp:effectExtent l="0" t="0" r="3175" b="0"/>
+            <wp:docPr id="1480630795" name="Рисунок 1"/>
+            <wp:cNvGraphicFramePr>
+              <a:graphicFrameLocks xmlns:a="http://schemas.openxmlformats.org/drawingml/2006/main" noChangeAspect="1"/>
+            </wp:cNvGraphicFramePr>
+            <a:graphic xmlns:a="http://schemas.openxmlformats.org/drawingml/2006/main">
+              <a:graphicData uri="http://schemas.openxmlformats.org/drawingml/2006/picture">
+                <pic:pic xmlns:pic="http://schemas.openxmlformats.org/drawingml/2006/picture">
+                  <pic:nvPicPr>
+                    <pic:cNvPr id="1480630795" name=""/>
+                    <pic:cNvPicPr/>
+                  </pic:nvPicPr>
+                  <pic:blipFill>
+                    <a:blip r:embed="rId48"/>
+                    <a:stretch>
+                      <a:fillRect/>
+                    </a:stretch>
+                  </pic:blipFill>
+                  <pic:spPr>
+                    <a:xfrm>
+                      <a:off x="0" y="0"/>
+                      <a:ext cx="5940425" cy="2800985"/>
+                    </a:xfrm>
+                    <a:prstGeom prst="rect">
+                      <a:avLst/>
+                    </a:prstGeom>
+                  </pic:spPr>
+                </pic:pic>
+              </a:graphicData>
+            </a:graphic>
+          </wp:inline>
+        </w:drawing>
+      </w:r>
+    </w:p>
+    <w:p>
+      <w:pPr>
+        <w:pStyle w:val="af6"/>
+      </w:pPr>
+      <w:r>
+        <w:t>Рис. П.2.5</w:t>
+      </w:r>
+    </w:p>
+    <w:p>
+      <w:pPr>
         <w:pStyle w:val="a8"/>
         <w:numPr>
           <w:ilvl w:val="2"/>
@@ -44288,8 +44576,69 @@
         <w:t>-файла.</w:t>
       </w:r>
     </w:p>
+    <w:p>
+      <w:pPr>
+        <w:pStyle w:val="af6"/>
+      </w:pPr>
+      <w:r>
+        <w:t>Просмотр итогов соревнований</w:t>
+      </w:r>
+    </w:p>
+    <w:p>
+      <w:pPr>
+        <w:pStyle w:val="af6"/>
+      </w:pPr>
+      <w:r>
+        <w:rPr>
+          <w:noProof/>
+        </w:rPr>
+        <w:drawing>
+          <wp:inline distT="0" distB="0" distL="0" distR="0" wp14:anchorId="0E853C53" wp14:editId="549D4C97">
+            <wp:extent cx="5534025" cy="3134074"/>
+            <wp:effectExtent l="0" t="0" r="0" b="9525"/>
+            <wp:docPr id="2118050157" name="Рисунок 1"/>
+            <wp:cNvGraphicFramePr>
+              <a:graphicFrameLocks xmlns:a="http://schemas.openxmlformats.org/drawingml/2006/main" noChangeAspect="1"/>
+            </wp:cNvGraphicFramePr>
+            <a:graphic xmlns:a="http://schemas.openxmlformats.org/drawingml/2006/main">
+              <a:graphicData uri="http://schemas.openxmlformats.org/drawingml/2006/picture">
+                <pic:pic xmlns:pic="http://schemas.openxmlformats.org/drawingml/2006/picture">
+                  <pic:nvPicPr>
+                    <pic:cNvPr id="2118050157" name=""/>
+                    <pic:cNvPicPr/>
+                  </pic:nvPicPr>
+                  <pic:blipFill>
+                    <a:blip r:embed="rId49"/>
+                    <a:stretch>
+                      <a:fillRect/>
+                    </a:stretch>
+                  </pic:blipFill>
+                  <pic:spPr>
+                    <a:xfrm>
+                      <a:off x="0" y="0"/>
+                      <a:ext cx="5540444" cy="3137709"/>
+                    </a:xfrm>
+                    <a:prstGeom prst="rect">
+                      <a:avLst/>
+                    </a:prstGeom>
+                  </pic:spPr>
+                </pic:pic>
+              </a:graphicData>
+            </a:graphic>
+          </wp:inline>
+        </w:drawing>
+      </w:r>
+    </w:p>
+    <w:p>
+      <w:pPr>
+        <w:pStyle w:val="af6"/>
+      </w:pPr>
+      <w:r>
+        <w:t>Рис. П.2.6</w:t>
+      </w:r>
+    </w:p>
     <w:sectPr>
-      <w:headerReference w:type="default" r:id="rId44"/>
+      <w:headerReference w:type="default" r:id="rId50"/>
       <w:pgSz w:w="11906" w:h="16838"/>
       <w:pgMar w:top="1134" w:right="850" w:bottom="1134" w:left="1701" w:header="708" w:footer="708" w:gutter="0"/>
       <w:cols w:space="708"/>
@@ -44825,6 +45174,119 @@
     </w:lvl>
   </w:abstractNum>
   <w:abstractNum w:abstractNumId="4" w15:restartNumberingAfterBreak="0">
+    <w:nsid w:val="03923868"/>
+    <w:multiLevelType w:val="hybridMultilevel"/>
+    <w:tmpl w:val="6AE2BD80"/>
+    <w:lvl w:ilvl="0" w:tplc="53183B18">
+      <w:start w:val="1"/>
+      <w:numFmt w:val="bullet"/>
+      <w:lvlText w:val=""/>
+      <w:lvlJc w:val="left"/>
+      <w:pPr>
+        <w:ind w:left="720" w:hanging="360"/>
+      </w:pPr>
+      <w:rPr>
+        <w:rFonts w:ascii="Symbol" w:hAnsi="Symbol" w:hint="default"/>
+      </w:rPr>
+    </w:lvl>
+    <w:lvl w:ilvl="1" w:tplc="FFFFFFFF" w:tentative="1">
+      <w:start w:val="1"/>
+      <w:numFmt w:val="bullet"/>
+      <w:lvlText w:val="o"/>
+      <w:lvlJc w:val="left"/>
+      <w:pPr>
+        <w:ind w:left="1440" w:hanging="360"/>
+      </w:pPr>
+      <w:rPr>
+        <w:rFonts w:ascii="Courier New" w:hAnsi="Courier New" w:cs="Courier New" w:hint="default"/>
+      </w:rPr>
+    </w:lvl>
+    <w:lvl w:ilvl="2" w:tplc="FFFFFFFF" w:tentative="1">
+      <w:start w:val="1"/>
+      <w:numFmt w:val="bullet"/>
+      <w:lvlText w:val=""/>
+      <w:lvlJc w:val="left"/>
+      <w:pPr>
+        <w:ind w:left="2160" w:hanging="360"/>
+      </w:pPr>
+      <w:rPr>
+        <w:rFonts w:ascii="Wingdings" w:hAnsi="Wingdings" w:hint="default"/>
+      </w:rPr>
+    </w:lvl>
+    <w:lvl w:ilvl="3" w:tplc="FFFFFFFF" w:tentative="1">
+      <w:start w:val="1"/>
+      <w:numFmt w:val="bullet"/>
+      <w:lvlText w:val=""/>
+      <w:lvlJc w:val="left"/>
+      <w:pPr>
+        <w:ind w:left="2880" w:hanging="360"/>
+      </w:pPr>
+      <w:rPr>
+        <w:rFonts w:ascii="Symbol" w:hAnsi="Symbol" w:hint="default"/>
+      </w:rPr>
+    </w:lvl>
+    <w:lvl w:ilvl="4" w:tplc="FFFFFFFF" w:tentative="1">
+      <w:start w:val="1"/>
+      <w:numFmt w:val="bullet"/>
+      <w:lvlText w:val="o"/>
+      <w:lvlJc w:val="left"/>
+      <w:pPr>
+        <w:ind w:left="3600" w:hanging="360"/>
+      </w:pPr>
+      <w:rPr>
+        <w:rFonts w:ascii="Courier New" w:hAnsi="Courier New" w:cs="Courier New" w:hint="default"/>
+      </w:rPr>
+    </w:lvl>
+    <w:lvl w:ilvl="5" w:tplc="FFFFFFFF" w:tentative="1">
+      <w:start w:val="1"/>
+      <w:numFmt w:val="bullet"/>
+      <w:lvlText w:val=""/>
+      <w:lvlJc w:val="left"/>
+      <w:pPr>
+        <w:ind w:left="4320" w:hanging="360"/>
+      </w:pPr>
+      <w:rPr>
+        <w:rFonts w:ascii="Wingdings" w:hAnsi="Wingdings" w:hint="default"/>
+      </w:rPr>
+    </w:lvl>
+    <w:lvl w:ilvl="6" w:tplc="FFFFFFFF" w:tentative="1">
+      <w:start w:val="1"/>
+      <w:numFmt w:val="bullet"/>
+      <w:lvlText w:val=""/>
+      <w:lvlJc w:val="left"/>
+      <w:pPr>
+        <w:ind w:left="5040" w:hanging="360"/>
+      </w:pPr>
+      <w:rPr>
+        <w:rFonts w:ascii="Symbol" w:hAnsi="Symbol" w:hint="default"/>
+      </w:rPr>
+    </w:lvl>
+    <w:lvl w:ilvl="7" w:tplc="FFFFFFFF" w:tentative="1">
+      <w:start w:val="1"/>
+      <w:numFmt w:val="bullet"/>
+      <w:lvlText w:val="o"/>
+      <w:lvlJc w:val="left"/>
+      <w:pPr>
+        <w:ind w:left="5760" w:hanging="360"/>
+      </w:pPr>
+      <w:rPr>
+        <w:rFonts w:ascii="Courier New" w:hAnsi="Courier New" w:cs="Courier New" w:hint="default"/>
+      </w:rPr>
+    </w:lvl>
+    <w:lvl w:ilvl="8" w:tplc="FFFFFFFF" w:tentative="1">
+      <w:start w:val="1"/>
+      <w:numFmt w:val="bullet"/>
+      <w:lvlText w:val=""/>
+      <w:lvlJc w:val="left"/>
+      <w:pPr>
+        <w:ind w:left="6480" w:hanging="360"/>
+      </w:pPr>
+      <w:rPr>
+        <w:rFonts w:ascii="Wingdings" w:hAnsi="Wingdings" w:hint="default"/>
+      </w:rPr>
+    </w:lvl>
+  </w:abstractNum>
+  <w:abstractNum w:abstractNumId="5" w15:restartNumberingAfterBreak="0">
     <w:nsid w:val="083E71D6"/>
     <w:multiLevelType w:val="hybridMultilevel"/>
     <w:tmpl w:val="FF9230AA"/>
@@ -44938,7 +45400,7 @@
       </w:rPr>
     </w:lvl>
   </w:abstractNum>
-  <w:abstractNum w:abstractNumId="5" w15:restartNumberingAfterBreak="0">
+  <w:abstractNum w:abstractNumId="6" w15:restartNumberingAfterBreak="0">
     <w:nsid w:val="08A83B12"/>
     <w:multiLevelType w:val="multilevel"/>
     <w:tmpl w:val="43AEFF88"/>
@@ -45054,7 +45516,7 @@
       </w:rPr>
     </w:lvl>
   </w:abstractNum>
-  <w:abstractNum w:abstractNumId="6" w15:restartNumberingAfterBreak="0">
+  <w:abstractNum w:abstractNumId="7" w15:restartNumberingAfterBreak="0">
     <w:nsid w:val="08CA5AC9"/>
     <w:multiLevelType w:val="multilevel"/>
     <w:tmpl w:val="9BC09620"/>
@@ -45169,7 +45631,7 @@
       </w:rPr>
     </w:lvl>
   </w:abstractNum>
-  <w:abstractNum w:abstractNumId="7" w15:restartNumberingAfterBreak="0">
+  <w:abstractNum w:abstractNumId="8" w15:restartNumberingAfterBreak="0">
     <w:nsid w:val="09E01994"/>
     <w:multiLevelType w:val="multilevel"/>
     <w:tmpl w:val="C7A46A54"/>
@@ -45316,7 +45778,7 @@
       </w:rPr>
     </w:lvl>
   </w:abstractNum>
-  <w:abstractNum w:abstractNumId="8" w15:restartNumberingAfterBreak="0">
+  <w:abstractNum w:abstractNumId="9" w15:restartNumberingAfterBreak="0">
     <w:nsid w:val="0A5F7DF5"/>
     <w:multiLevelType w:val="multilevel"/>
     <w:tmpl w:val="B4E680C8"/>
@@ -45463,7 +45925,7 @@
       </w:rPr>
     </w:lvl>
   </w:abstractNum>
-  <w:abstractNum w:abstractNumId="9" w15:restartNumberingAfterBreak="0">
+  <w:abstractNum w:abstractNumId="10" w15:restartNumberingAfterBreak="0">
     <w:nsid w:val="0E01784B"/>
     <w:multiLevelType w:val="hybridMultilevel"/>
     <w:tmpl w:val="005067AA"/>
@@ -45577,7 +46039,7 @@
       </w:rPr>
     </w:lvl>
   </w:abstractNum>
-  <w:abstractNum w:abstractNumId="10" w15:restartNumberingAfterBreak="0">
+  <w:abstractNum w:abstractNumId="11" w15:restartNumberingAfterBreak="0">
     <w:nsid w:val="0E0338B2"/>
     <w:multiLevelType w:val="multilevel"/>
     <w:tmpl w:val="51164AA0"/>
@@ -45694,13 +46156,14 @@
       </w:rPr>
     </w:lvl>
   </w:abstractNum>
-  <w:abstractNum w:abstractNumId="11" w15:restartNumberingAfterBreak="0">
+  <w:abstractNum w:abstractNumId="12" w15:restartNumberingAfterBreak="0">
     <w:nsid w:val="0E825095"/>
     <w:multiLevelType w:val="hybridMultilevel"/>
-    <w:tmpl w:val="54F25570"/>
-    <w:lvl w:ilvl="0" w:tplc="53183B18">
+    <w:tmpl w:val="02141432"/>
+    <w:lvl w:ilvl="0" w:tplc="A9B65E0C">
       <w:start w:val="1"/>
       <w:numFmt w:val="bullet"/>
+      <w:suff w:val="space"/>
       <w:lvlText w:val=""/>
       <w:lvlJc w:val="left"/>
       <w:pPr>
@@ -45807,7 +46270,7 @@
       </w:rPr>
     </w:lvl>
   </w:abstractNum>
-  <w:abstractNum w:abstractNumId="12" w15:restartNumberingAfterBreak="0">
+  <w:abstractNum w:abstractNumId="13" w15:restartNumberingAfterBreak="0">
     <w:nsid w:val="114A0135"/>
     <w:multiLevelType w:val="hybridMultilevel"/>
     <w:tmpl w:val="6658CB94"/>
@@ -45921,7 +46384,7 @@
       </w:rPr>
     </w:lvl>
   </w:abstractNum>
-  <w:abstractNum w:abstractNumId="13" w15:restartNumberingAfterBreak="0">
+  <w:abstractNum w:abstractNumId="14" w15:restartNumberingAfterBreak="0">
     <w:nsid w:val="11C90CA3"/>
     <w:multiLevelType w:val="multilevel"/>
     <w:tmpl w:val="C7302832"/>
@@ -46037,7 +46500,121 @@
       </w:rPr>
     </w:lvl>
   </w:abstractNum>
-  <w:abstractNum w:abstractNumId="14" w15:restartNumberingAfterBreak="0">
+  <w:abstractNum w:abstractNumId="15" w15:restartNumberingAfterBreak="0">
+    <w:nsid w:val="12B436A1"/>
+    <w:multiLevelType w:val="hybridMultilevel"/>
+    <w:tmpl w:val="25C415E4"/>
+    <w:lvl w:ilvl="0" w:tplc="919810C0">
+      <w:start w:val="1"/>
+      <w:numFmt w:val="bullet"/>
+      <w:suff w:val="space"/>
+      <w:lvlText w:val=""/>
+      <w:lvlJc w:val="left"/>
+      <w:pPr>
+        <w:ind w:left="720" w:hanging="360"/>
+      </w:pPr>
+      <w:rPr>
+        <w:rFonts w:ascii="Symbol" w:hAnsi="Symbol" w:hint="default"/>
+      </w:rPr>
+    </w:lvl>
+    <w:lvl w:ilvl="1" w:tplc="FFFFFFFF" w:tentative="1">
+      <w:start w:val="1"/>
+      <w:numFmt w:val="bullet"/>
+      <w:lvlText w:val="o"/>
+      <w:lvlJc w:val="left"/>
+      <w:pPr>
+        <w:ind w:left="1440" w:hanging="360"/>
+      </w:pPr>
+      <w:rPr>
+        <w:rFonts w:ascii="Courier New" w:hAnsi="Courier New" w:cs="Courier New" w:hint="default"/>
+      </w:rPr>
+    </w:lvl>
+    <w:lvl w:ilvl="2" w:tplc="FFFFFFFF" w:tentative="1">
+      <w:start w:val="1"/>
+      <w:numFmt w:val="bullet"/>
+      <w:lvlText w:val=""/>
+      <w:lvlJc w:val="left"/>
+      <w:pPr>
+        <w:ind w:left="2160" w:hanging="360"/>
+      </w:pPr>
+      <w:rPr>
+        <w:rFonts w:ascii="Wingdings" w:hAnsi="Wingdings" w:hint="default"/>
+      </w:rPr>
+    </w:lvl>
+    <w:lvl w:ilvl="3" w:tplc="FFFFFFFF" w:tentative="1">
+      <w:start w:val="1"/>
+      <w:numFmt w:val="bullet"/>
+      <w:lvlText w:val=""/>
+      <w:lvlJc w:val="left"/>
+      <w:pPr>
+        <w:ind w:left="2880" w:hanging="360"/>
+      </w:pPr>
+      <w:rPr>
+        <w:rFonts w:ascii="Symbol" w:hAnsi="Symbol" w:hint="default"/>
+      </w:rPr>
+    </w:lvl>
+    <w:lvl w:ilvl="4" w:tplc="FFFFFFFF" w:tentative="1">
+      <w:start w:val="1"/>
+      <w:numFmt w:val="bullet"/>
+      <w:lvlText w:val="o"/>
+      <w:lvlJc w:val="left"/>
+      <w:pPr>
+        <w:ind w:left="3600" w:hanging="360"/>
+      </w:pPr>
+      <w:rPr>
+        <w:rFonts w:ascii="Courier New" w:hAnsi="Courier New" w:cs="Courier New" w:hint="default"/>
+      </w:rPr>
+    </w:lvl>
+    <w:lvl w:ilvl="5" w:tplc="FFFFFFFF" w:tentative="1">
+      <w:start w:val="1"/>
+      <w:numFmt w:val="bullet"/>
+      <w:lvlText w:val=""/>
+      <w:lvlJc w:val="left"/>
+      <w:pPr>
+        <w:ind w:left="4320" w:hanging="360"/>
+      </w:pPr>
+      <w:rPr>
+        <w:rFonts w:ascii="Wingdings" w:hAnsi="Wingdings" w:hint="default"/>
+      </w:rPr>
+    </w:lvl>
+    <w:lvl w:ilvl="6" w:tplc="FFFFFFFF" w:tentative="1">
+      <w:start w:val="1"/>
+      <w:numFmt w:val="bullet"/>
+      <w:lvlText w:val=""/>
+      <w:lvlJc w:val="left"/>
+      <w:pPr>
+        <w:ind w:left="5040" w:hanging="360"/>
+      </w:pPr>
+      <w:rPr>
+        <w:rFonts w:ascii="Symbol" w:hAnsi="Symbol" w:hint="default"/>
+      </w:rPr>
+    </w:lvl>
+    <w:lvl w:ilvl="7" w:tplc="FFFFFFFF" w:tentative="1">
+      <w:start w:val="1"/>
+      <w:numFmt w:val="bullet"/>
+      <w:lvlText w:val="o"/>
+      <w:lvlJc w:val="left"/>
+      <w:pPr>
+        <w:ind w:left="5760" w:hanging="360"/>
+      </w:pPr>
+      <w:rPr>
+        <w:rFonts w:ascii="Courier New" w:hAnsi="Courier New" w:cs="Courier New" w:hint="default"/>
+      </w:rPr>
+    </w:lvl>
+    <w:lvl w:ilvl="8" w:tplc="FFFFFFFF" w:tentative="1">
+      <w:start w:val="1"/>
+      <w:numFmt w:val="bullet"/>
+      <w:lvlText w:val=""/>
+      <w:lvlJc w:val="left"/>
+      <w:pPr>
+        <w:ind w:left="6480" w:hanging="360"/>
+      </w:pPr>
+      <w:rPr>
+        <w:rFonts w:ascii="Wingdings" w:hAnsi="Wingdings" w:hint="default"/>
+      </w:rPr>
+    </w:lvl>
+  </w:abstractNum>
+  <w:abstractNum w:abstractNumId="16" w15:restartNumberingAfterBreak="0">
     <w:nsid w:val="160560E4"/>
     <w:multiLevelType w:val="multilevel"/>
     <w:tmpl w:val="17F8F2B8"/>
@@ -46151,7 +46728,7 @@
       </w:rPr>
     </w:lvl>
   </w:abstractNum>
-  <w:abstractNum w:abstractNumId="15" w15:restartNumberingAfterBreak="0">
+  <w:abstractNum w:abstractNumId="17" w15:restartNumberingAfterBreak="0">
     <w:nsid w:val="166A05F6"/>
     <w:multiLevelType w:val="hybridMultilevel"/>
     <w:tmpl w:val="83C0E8DA"/>
@@ -46265,7 +46842,7 @@
       </w:rPr>
     </w:lvl>
   </w:abstractNum>
-  <w:abstractNum w:abstractNumId="16" w15:restartNumberingAfterBreak="0">
+  <w:abstractNum w:abstractNumId="18" w15:restartNumberingAfterBreak="0">
     <w:nsid w:val="1862115D"/>
     <w:multiLevelType w:val="hybridMultilevel"/>
     <w:tmpl w:val="14A20A16"/>
@@ -46379,7 +46956,7 @@
       </w:rPr>
     </w:lvl>
   </w:abstractNum>
-  <w:abstractNum w:abstractNumId="17" w15:restartNumberingAfterBreak="0">
+  <w:abstractNum w:abstractNumId="19" w15:restartNumberingAfterBreak="0">
     <w:nsid w:val="19B60C05"/>
     <w:multiLevelType w:val="multilevel"/>
     <w:tmpl w:val="85B61E3C"/>
@@ -46494,7 +47071,7 @@
       </w:rPr>
     </w:lvl>
   </w:abstractNum>
-  <w:abstractNum w:abstractNumId="18" w15:restartNumberingAfterBreak="0">
+  <w:abstractNum w:abstractNumId="20" w15:restartNumberingAfterBreak="0">
     <w:nsid w:val="1AEB4F41"/>
     <w:multiLevelType w:val="hybridMultilevel"/>
     <w:tmpl w:val="3DF64FA2"/>
@@ -46608,7 +47185,7 @@
       </w:rPr>
     </w:lvl>
   </w:abstractNum>
-  <w:abstractNum w:abstractNumId="19" w15:restartNumberingAfterBreak="0">
+  <w:abstractNum w:abstractNumId="21" w15:restartNumberingAfterBreak="0">
     <w:nsid w:val="1B954A19"/>
     <w:multiLevelType w:val="multilevel"/>
     <w:tmpl w:val="1D62B69C"/>
@@ -46755,7 +47332,7 @@
       </w:rPr>
     </w:lvl>
   </w:abstractNum>
-  <w:abstractNum w:abstractNumId="20" w15:restartNumberingAfterBreak="0">
+  <w:abstractNum w:abstractNumId="22" w15:restartNumberingAfterBreak="0">
     <w:nsid w:val="1C0B7642"/>
     <w:multiLevelType w:val="hybridMultilevel"/>
     <w:tmpl w:val="9962C1DA"/>
@@ -46869,7 +47446,7 @@
       </w:rPr>
     </w:lvl>
   </w:abstractNum>
-  <w:abstractNum w:abstractNumId="21" w15:restartNumberingAfterBreak="0">
+  <w:abstractNum w:abstractNumId="23" w15:restartNumberingAfterBreak="0">
     <w:nsid w:val="1C3D7D90"/>
     <w:multiLevelType w:val="multilevel"/>
     <w:tmpl w:val="9572C6AC"/>
@@ -46985,7 +47562,7 @@
       </w:rPr>
     </w:lvl>
   </w:abstractNum>
-  <w:abstractNum w:abstractNumId="22" w15:restartNumberingAfterBreak="0">
+  <w:abstractNum w:abstractNumId="24" w15:restartNumberingAfterBreak="0">
     <w:nsid w:val="1EE2095F"/>
     <w:multiLevelType w:val="hybridMultilevel"/>
     <w:tmpl w:val="22CAEB9A"/>
@@ -47099,7 +47676,7 @@
       </w:rPr>
     </w:lvl>
   </w:abstractNum>
-  <w:abstractNum w:abstractNumId="23" w15:restartNumberingAfterBreak="0">
+  <w:abstractNum w:abstractNumId="25" w15:restartNumberingAfterBreak="0">
     <w:nsid w:val="1EE20E50"/>
     <w:multiLevelType w:val="hybridMultilevel"/>
     <w:tmpl w:val="C34000E4"/>
@@ -47192,7 +47769,7 @@
       </w:pPr>
     </w:lvl>
   </w:abstractNum>
-  <w:abstractNum w:abstractNumId="24" w15:restartNumberingAfterBreak="0">
+  <w:abstractNum w:abstractNumId="26" w15:restartNumberingAfterBreak="0">
     <w:nsid w:val="20C674E9"/>
     <w:multiLevelType w:val="hybridMultilevel"/>
     <w:tmpl w:val="F3583B1C"/>
@@ -47306,7 +47883,7 @@
       </w:rPr>
     </w:lvl>
   </w:abstractNum>
-  <w:abstractNum w:abstractNumId="25" w15:restartNumberingAfterBreak="0">
+  <w:abstractNum w:abstractNumId="27" w15:restartNumberingAfterBreak="0">
     <w:nsid w:val="21347110"/>
     <w:multiLevelType w:val="multilevel"/>
     <w:tmpl w:val="BB4CEDB4"/>
@@ -47422,7 +47999,7 @@
       </w:rPr>
     </w:lvl>
   </w:abstractNum>
-  <w:abstractNum w:abstractNumId="26" w15:restartNumberingAfterBreak="0">
+  <w:abstractNum w:abstractNumId="28" w15:restartNumberingAfterBreak="0">
     <w:nsid w:val="25AA349D"/>
     <w:multiLevelType w:val="hybridMultilevel"/>
     <w:tmpl w:val="F4FE69A0"/>
@@ -47536,7 +48113,7 @@
       </w:rPr>
     </w:lvl>
   </w:abstractNum>
-  <w:abstractNum w:abstractNumId="27" w15:restartNumberingAfterBreak="0">
+  <w:abstractNum w:abstractNumId="29" w15:restartNumberingAfterBreak="0">
     <w:nsid w:val="267056AF"/>
     <w:multiLevelType w:val="multilevel"/>
     <w:tmpl w:val="E71A6C2E"/>
@@ -47651,7 +48228,7 @@
       </w:rPr>
     </w:lvl>
   </w:abstractNum>
-  <w:abstractNum w:abstractNumId="28" w15:restartNumberingAfterBreak="0">
+  <w:abstractNum w:abstractNumId="30" w15:restartNumberingAfterBreak="0">
     <w:nsid w:val="2DE26F52"/>
     <w:multiLevelType w:val="multilevel"/>
     <w:tmpl w:val="9C80819C"/>
@@ -47766,7 +48343,7 @@
       </w:rPr>
     </w:lvl>
   </w:abstractNum>
-  <w:abstractNum w:abstractNumId="29" w15:restartNumberingAfterBreak="0">
+  <w:abstractNum w:abstractNumId="31" w15:restartNumberingAfterBreak="0">
     <w:nsid w:val="30CE1D31"/>
     <w:multiLevelType w:val="hybridMultilevel"/>
     <w:tmpl w:val="293074FA"/>
@@ -47880,7 +48457,7 @@
       </w:rPr>
     </w:lvl>
   </w:abstractNum>
-  <w:abstractNum w:abstractNumId="30" w15:restartNumberingAfterBreak="0">
+  <w:abstractNum w:abstractNumId="32" w15:restartNumberingAfterBreak="0">
     <w:nsid w:val="34753920"/>
     <w:multiLevelType w:val="hybridMultilevel"/>
     <w:tmpl w:val="F1807108"/>
@@ -47970,7 +48547,7 @@
       </w:pPr>
     </w:lvl>
   </w:abstractNum>
-  <w:abstractNum w:abstractNumId="31" w15:restartNumberingAfterBreak="0">
+  <w:abstractNum w:abstractNumId="33" w15:restartNumberingAfterBreak="0">
     <w:nsid w:val="353502EF"/>
     <w:multiLevelType w:val="multilevel"/>
     <w:tmpl w:val="557CE548"/>
@@ -48085,7 +48662,7 @@
       </w:rPr>
     </w:lvl>
   </w:abstractNum>
-  <w:abstractNum w:abstractNumId="32" w15:restartNumberingAfterBreak="0">
+  <w:abstractNum w:abstractNumId="34" w15:restartNumberingAfterBreak="0">
     <w:nsid w:val="37DB01B8"/>
     <w:multiLevelType w:val="hybridMultilevel"/>
     <w:tmpl w:val="B07AD716"/>
@@ -48175,7 +48752,7 @@
       </w:pPr>
     </w:lvl>
   </w:abstractNum>
-  <w:abstractNum w:abstractNumId="33" w15:restartNumberingAfterBreak="0">
+  <w:abstractNum w:abstractNumId="35" w15:restartNumberingAfterBreak="0">
     <w:nsid w:val="37F856E9"/>
     <w:multiLevelType w:val="hybridMultilevel"/>
     <w:tmpl w:val="A54AA32C"/>
@@ -48265,7 +48842,7 @@
       </w:pPr>
     </w:lvl>
   </w:abstractNum>
-  <w:abstractNum w:abstractNumId="34" w15:restartNumberingAfterBreak="0">
+  <w:abstractNum w:abstractNumId="36" w15:restartNumberingAfterBreak="0">
     <w:nsid w:val="3AA15F51"/>
     <w:multiLevelType w:val="multilevel"/>
     <w:tmpl w:val="69F671B4"/>
@@ -48382,7 +48959,7 @@
       </w:rPr>
     </w:lvl>
   </w:abstractNum>
-  <w:abstractNum w:abstractNumId="35" w15:restartNumberingAfterBreak="0">
+  <w:abstractNum w:abstractNumId="37" w15:restartNumberingAfterBreak="0">
     <w:nsid w:val="3B6129EE"/>
     <w:multiLevelType w:val="multilevel"/>
     <w:tmpl w:val="C7302832"/>
@@ -48498,7 +49075,7 @@
       </w:rPr>
     </w:lvl>
   </w:abstractNum>
-  <w:abstractNum w:abstractNumId="36" w15:restartNumberingAfterBreak="0">
+  <w:abstractNum w:abstractNumId="38" w15:restartNumberingAfterBreak="0">
     <w:nsid w:val="3B613490"/>
     <w:multiLevelType w:val="multilevel"/>
     <w:tmpl w:val="314488DA"/>
@@ -48609,7 +49186,7 @@
       </w:rPr>
     </w:lvl>
   </w:abstractNum>
-  <w:abstractNum w:abstractNumId="37" w15:restartNumberingAfterBreak="0">
+  <w:abstractNum w:abstractNumId="39" w15:restartNumberingAfterBreak="0">
     <w:nsid w:val="3C7E7CE6"/>
     <w:multiLevelType w:val="multilevel"/>
     <w:tmpl w:val="D7823810"/>
@@ -48725,7 +49302,7 @@
       </w:rPr>
     </w:lvl>
   </w:abstractNum>
-  <w:abstractNum w:abstractNumId="38" w15:restartNumberingAfterBreak="0">
+  <w:abstractNum w:abstractNumId="40" w15:restartNumberingAfterBreak="0">
     <w:nsid w:val="3D91289C"/>
     <w:multiLevelType w:val="multilevel"/>
     <w:tmpl w:val="DAB04B2E"/>
@@ -48865,7 +49442,7 @@
       </w:rPr>
     </w:lvl>
   </w:abstractNum>
-  <w:abstractNum w:abstractNumId="39" w15:restartNumberingAfterBreak="0">
+  <w:abstractNum w:abstractNumId="41" w15:restartNumberingAfterBreak="0">
     <w:nsid w:val="3D924518"/>
     <w:multiLevelType w:val="multilevel"/>
     <w:tmpl w:val="61BA73AE"/>
@@ -48980,7 +49557,7 @@
       </w:rPr>
     </w:lvl>
   </w:abstractNum>
-  <w:abstractNum w:abstractNumId="40" w15:restartNumberingAfterBreak="0">
+  <w:abstractNum w:abstractNumId="42" w15:restartNumberingAfterBreak="0">
     <w:nsid w:val="3DDF53DF"/>
     <w:multiLevelType w:val="hybridMultilevel"/>
     <w:tmpl w:val="48626572"/>
@@ -49070,7 +49647,7 @@
       </w:pPr>
     </w:lvl>
   </w:abstractNum>
-  <w:abstractNum w:abstractNumId="41" w15:restartNumberingAfterBreak="0">
+  <w:abstractNum w:abstractNumId="43" w15:restartNumberingAfterBreak="0">
     <w:nsid w:val="3EE525AD"/>
     <w:multiLevelType w:val="hybridMultilevel"/>
     <w:tmpl w:val="3192F3E4"/>
@@ -49184,7 +49761,7 @@
       </w:rPr>
     </w:lvl>
   </w:abstractNum>
-  <w:abstractNum w:abstractNumId="42" w15:restartNumberingAfterBreak="0">
+  <w:abstractNum w:abstractNumId="44" w15:restartNumberingAfterBreak="0">
     <w:nsid w:val="418D08B5"/>
     <w:multiLevelType w:val="hybridMultilevel"/>
     <w:tmpl w:val="21062E5C"/>
@@ -49298,7 +49875,7 @@
       </w:rPr>
     </w:lvl>
   </w:abstractNum>
-  <w:abstractNum w:abstractNumId="43" w15:restartNumberingAfterBreak="0">
+  <w:abstractNum w:abstractNumId="45" w15:restartNumberingAfterBreak="0">
     <w:nsid w:val="43443791"/>
     <w:multiLevelType w:val="hybridMultilevel"/>
     <w:tmpl w:val="7EA03786"/>
@@ -49412,7 +49989,97 @@
       </w:rPr>
     </w:lvl>
   </w:abstractNum>
-  <w:abstractNum w:abstractNumId="44" w15:restartNumberingAfterBreak="0">
+  <w:abstractNum w:abstractNumId="46" w15:restartNumberingAfterBreak="0">
+    <w:nsid w:val="455C1555"/>
+    <w:multiLevelType w:val="hybridMultilevel"/>
+    <w:tmpl w:val="5F6AC4E8"/>
+    <w:lvl w:ilvl="0" w:tplc="EB70A740">
+      <w:start w:val="1"/>
+      <w:numFmt w:val="decimal"/>
+      <w:suff w:val="space"/>
+      <w:lvlText w:val="%1)"/>
+      <w:lvlJc w:val="left"/>
+      <w:pPr>
+        <w:ind w:left="1429" w:hanging="360"/>
+      </w:pPr>
+      <w:rPr>
+        <w:rFonts w:hint="default"/>
+      </w:rPr>
+    </w:lvl>
+    <w:lvl w:ilvl="1" w:tplc="04190019" w:tentative="1">
+      <w:start w:val="1"/>
+      <w:numFmt w:val="lowerLetter"/>
+      <w:lvlText w:val="%2."/>
+      <w:lvlJc w:val="left"/>
+      <w:pPr>
+        <w:ind w:left="2149" w:hanging="360"/>
+      </w:pPr>
+    </w:lvl>
+    <w:lvl w:ilvl="2" w:tplc="0419001B" w:tentative="1">
+      <w:start w:val="1"/>
+      <w:numFmt w:val="lowerRoman"/>
+      <w:lvlText w:val="%3."/>
+      <w:lvlJc w:val="right"/>
+      <w:pPr>
+        <w:ind w:left="2869" w:hanging="180"/>
+      </w:pPr>
+    </w:lvl>
+    <w:lvl w:ilvl="3" w:tplc="0419000F" w:tentative="1">
+      <w:start w:val="1"/>
+      <w:numFmt w:val="decimal"/>
+      <w:lvlText w:val="%4."/>
+      <w:lvlJc w:val="left"/>
+      <w:pPr>
+        <w:ind w:left="3589" w:hanging="360"/>
+      </w:pPr>
+    </w:lvl>
+    <w:lvl w:ilvl="4" w:tplc="04190019" w:tentative="1">
+      <w:start w:val="1"/>
+      <w:numFmt w:val="lowerLetter"/>
+      <w:lvlText w:val="%5."/>
+      <w:lvlJc w:val="left"/>
+      <w:pPr>
+        <w:ind w:left="4309" w:hanging="360"/>
+      </w:pPr>
+    </w:lvl>
+    <w:lvl w:ilvl="5" w:tplc="0419001B" w:tentative="1">
+      <w:start w:val="1"/>
+      <w:numFmt w:val="lowerRoman"/>
+      <w:lvlText w:val="%6."/>
+      <w:lvlJc w:val="right"/>
+      <w:pPr>
+        <w:ind w:left="5029" w:hanging="180"/>
+      </w:pPr>
+    </w:lvl>
+    <w:lvl w:ilvl="6" w:tplc="0419000F" w:tentative="1">
+      <w:start w:val="1"/>
+      <w:numFmt w:val="decimal"/>
+      <w:lvlText w:val="%7."/>
+      <w:lvlJc w:val="left"/>
+      <w:pPr>
+        <w:ind w:left="5749" w:hanging="360"/>
+      </w:pPr>
+    </w:lvl>
+    <w:lvl w:ilvl="7" w:tplc="04190019" w:tentative="1">
+      <w:start w:val="1"/>
+      <w:numFmt w:val="lowerLetter"/>
+      <w:lvlText w:val="%8."/>
+      <w:lvlJc w:val="left"/>
+      <w:pPr>
+        <w:ind w:left="6469" w:hanging="360"/>
+      </w:pPr>
+    </w:lvl>
+    <w:lvl w:ilvl="8" w:tplc="0419001B" w:tentative="1">
+      <w:start w:val="1"/>
+      <w:numFmt w:val="lowerRoman"/>
+      <w:lvlText w:val="%9."/>
+      <w:lvlJc w:val="right"/>
+      <w:pPr>
+        <w:ind w:left="7189" w:hanging="180"/>
+      </w:pPr>
+    </w:lvl>
+  </w:abstractNum>
+  <w:abstractNum w:abstractNumId="47" w15:restartNumberingAfterBreak="0">
     <w:nsid w:val="45B45638"/>
     <w:multiLevelType w:val="hybridMultilevel"/>
     <w:tmpl w:val="BF42BBDC"/>
@@ -49526,7 +50193,7 @@
       </w:rPr>
     </w:lvl>
   </w:abstractNum>
-  <w:abstractNum w:abstractNumId="45" w15:restartNumberingAfterBreak="0">
+  <w:abstractNum w:abstractNumId="48" w15:restartNumberingAfterBreak="0">
     <w:nsid w:val="47124184"/>
     <w:multiLevelType w:val="multilevel"/>
     <w:tmpl w:val="B34E68F2"/>
@@ -49642,7 +50309,7 @@
       </w:rPr>
     </w:lvl>
   </w:abstractNum>
-  <w:abstractNum w:abstractNumId="46" w15:restartNumberingAfterBreak="0">
+  <w:abstractNum w:abstractNumId="49" w15:restartNumberingAfterBreak="0">
     <w:nsid w:val="47670AE9"/>
     <w:multiLevelType w:val="hybridMultilevel"/>
     <w:tmpl w:val="1B3874DA"/>
@@ -49732,7 +50399,7 @@
       </w:pPr>
     </w:lvl>
   </w:abstractNum>
-  <w:abstractNum w:abstractNumId="47" w15:restartNumberingAfterBreak="0">
+  <w:abstractNum w:abstractNumId="50" w15:restartNumberingAfterBreak="0">
     <w:nsid w:val="499779FA"/>
     <w:multiLevelType w:val="multilevel"/>
     <w:tmpl w:val="C7302832"/>
@@ -49848,7 +50515,7 @@
       </w:rPr>
     </w:lvl>
   </w:abstractNum>
-  <w:abstractNum w:abstractNumId="48" w15:restartNumberingAfterBreak="0">
+  <w:abstractNum w:abstractNumId="51" w15:restartNumberingAfterBreak="0">
     <w:nsid w:val="4DC66E4D"/>
     <w:multiLevelType w:val="multilevel"/>
     <w:tmpl w:val="7670266C"/>
@@ -49963,7 +50630,7 @@
       </w:rPr>
     </w:lvl>
   </w:abstractNum>
-  <w:abstractNum w:abstractNumId="49" w15:restartNumberingAfterBreak="0">
+  <w:abstractNum w:abstractNumId="52" w15:restartNumberingAfterBreak="0">
     <w:nsid w:val="5026156D"/>
     <w:multiLevelType w:val="hybridMultilevel"/>
     <w:tmpl w:val="B388EF24"/>
@@ -50077,7 +50744,7 @@
       </w:rPr>
     </w:lvl>
   </w:abstractNum>
-  <w:abstractNum w:abstractNumId="50" w15:restartNumberingAfterBreak="0">
+  <w:abstractNum w:abstractNumId="53" w15:restartNumberingAfterBreak="0">
     <w:nsid w:val="509B15A6"/>
     <w:multiLevelType w:val="multilevel"/>
     <w:tmpl w:val="C7302832"/>
@@ -50193,7 +50860,7 @@
       </w:rPr>
     </w:lvl>
   </w:abstractNum>
-  <w:abstractNum w:abstractNumId="51" w15:restartNumberingAfterBreak="0">
+  <w:abstractNum w:abstractNumId="54" w15:restartNumberingAfterBreak="0">
     <w:nsid w:val="52BC38DB"/>
     <w:multiLevelType w:val="multilevel"/>
     <w:tmpl w:val="AC8CE6DC"/>
@@ -50340,7 +51007,7 @@
       </w:rPr>
     </w:lvl>
   </w:abstractNum>
-  <w:abstractNum w:abstractNumId="52" w15:restartNumberingAfterBreak="0">
+  <w:abstractNum w:abstractNumId="55" w15:restartNumberingAfterBreak="0">
     <w:nsid w:val="52E56D94"/>
     <w:multiLevelType w:val="hybridMultilevel"/>
     <w:tmpl w:val="1F68410C"/>
@@ -50454,7 +51121,7 @@
       </w:rPr>
     </w:lvl>
   </w:abstractNum>
-  <w:abstractNum w:abstractNumId="53" w15:restartNumberingAfterBreak="0">
+  <w:abstractNum w:abstractNumId="56" w15:restartNumberingAfterBreak="0">
     <w:nsid w:val="56B5208C"/>
     <w:multiLevelType w:val="multilevel"/>
     <w:tmpl w:val="2F1CC8B6"/>
@@ -50569,7 +51236,7 @@
       </w:rPr>
     </w:lvl>
   </w:abstractNum>
-  <w:abstractNum w:abstractNumId="54" w15:restartNumberingAfterBreak="0">
+  <w:abstractNum w:abstractNumId="57" w15:restartNumberingAfterBreak="0">
     <w:nsid w:val="57A060AE"/>
     <w:multiLevelType w:val="hybridMultilevel"/>
     <w:tmpl w:val="41B6451C"/>
@@ -50683,7 +51350,7 @@
       </w:rPr>
     </w:lvl>
   </w:abstractNum>
-  <w:abstractNum w:abstractNumId="55" w15:restartNumberingAfterBreak="0">
+  <w:abstractNum w:abstractNumId="58" w15:restartNumberingAfterBreak="0">
     <w:nsid w:val="581568A9"/>
     <w:multiLevelType w:val="multilevel"/>
     <w:tmpl w:val="0FDCA8C6"/>
@@ -50830,7 +51497,7 @@
       </w:rPr>
     </w:lvl>
   </w:abstractNum>
-  <w:abstractNum w:abstractNumId="56" w15:restartNumberingAfterBreak="0">
+  <w:abstractNum w:abstractNumId="59" w15:restartNumberingAfterBreak="0">
     <w:nsid w:val="58771B8C"/>
     <w:multiLevelType w:val="multilevel"/>
     <w:tmpl w:val="002A87BA"/>
@@ -50947,7 +51614,7 @@
       </w:rPr>
     </w:lvl>
   </w:abstractNum>
-  <w:abstractNum w:abstractNumId="57" w15:restartNumberingAfterBreak="0">
+  <w:abstractNum w:abstractNumId="60" w15:restartNumberingAfterBreak="0">
     <w:nsid w:val="5A361AD7"/>
     <w:multiLevelType w:val="multilevel"/>
     <w:tmpl w:val="23D05F44"/>
@@ -51063,7 +51730,7 @@
       </w:rPr>
     </w:lvl>
   </w:abstractNum>
-  <w:abstractNum w:abstractNumId="58" w15:restartNumberingAfterBreak="0">
+  <w:abstractNum w:abstractNumId="61" w15:restartNumberingAfterBreak="0">
     <w:nsid w:val="5B063B2C"/>
     <w:multiLevelType w:val="multilevel"/>
     <w:tmpl w:val="4A1454A0"/>
@@ -51184,7 +51851,7 @@
       </w:rPr>
     </w:lvl>
   </w:abstractNum>
-  <w:abstractNum w:abstractNumId="59" w15:restartNumberingAfterBreak="0">
+  <w:abstractNum w:abstractNumId="62" w15:restartNumberingAfterBreak="0">
     <w:nsid w:val="5F2F6046"/>
     <w:multiLevelType w:val="hybridMultilevel"/>
     <w:tmpl w:val="050A8F20"/>
@@ -51274,7 +51941,7 @@
       </w:pPr>
     </w:lvl>
   </w:abstractNum>
-  <w:abstractNum w:abstractNumId="60" w15:restartNumberingAfterBreak="0">
+  <w:abstractNum w:abstractNumId="63" w15:restartNumberingAfterBreak="0">
     <w:nsid w:val="5F9116C5"/>
     <w:multiLevelType w:val="hybridMultilevel"/>
     <w:tmpl w:val="2110D4A2"/>
@@ -51388,7 +52055,7 @@
       </w:rPr>
     </w:lvl>
   </w:abstractNum>
-  <w:abstractNum w:abstractNumId="61" w15:restartNumberingAfterBreak="0">
+  <w:abstractNum w:abstractNumId="64" w15:restartNumberingAfterBreak="0">
     <w:nsid w:val="615240A3"/>
     <w:multiLevelType w:val="hybridMultilevel"/>
     <w:tmpl w:val="C15A1066"/>
@@ -51502,7 +52169,7 @@
       </w:rPr>
     </w:lvl>
   </w:abstractNum>
-  <w:abstractNum w:abstractNumId="62" w15:restartNumberingAfterBreak="0">
+  <w:abstractNum w:abstractNumId="65" w15:restartNumberingAfterBreak="0">
     <w:nsid w:val="63F6158D"/>
     <w:multiLevelType w:val="multilevel"/>
     <w:tmpl w:val="C7302832"/>
@@ -51618,7 +52285,7 @@
       </w:rPr>
     </w:lvl>
   </w:abstractNum>
-  <w:abstractNum w:abstractNumId="63" w15:restartNumberingAfterBreak="0">
+  <w:abstractNum w:abstractNumId="66" w15:restartNumberingAfterBreak="0">
     <w:nsid w:val="66050C15"/>
     <w:multiLevelType w:val="multilevel"/>
     <w:tmpl w:val="9F3062EE"/>
@@ -51733,7 +52400,7 @@
       </w:rPr>
     </w:lvl>
   </w:abstractNum>
-  <w:abstractNum w:abstractNumId="64" w15:restartNumberingAfterBreak="0">
+  <w:abstractNum w:abstractNumId="67" w15:restartNumberingAfterBreak="0">
     <w:nsid w:val="69175BF5"/>
     <w:multiLevelType w:val="multilevel"/>
     <w:tmpl w:val="410842D6"/>
@@ -51849,7 +52516,7 @@
       </w:rPr>
     </w:lvl>
   </w:abstractNum>
-  <w:abstractNum w:abstractNumId="65" w15:restartNumberingAfterBreak="0">
+  <w:abstractNum w:abstractNumId="68" w15:restartNumberingAfterBreak="0">
     <w:nsid w:val="6A9E0A37"/>
     <w:multiLevelType w:val="hybridMultilevel"/>
     <w:tmpl w:val="465464BE"/>
@@ -51963,7 +52630,7 @@
       </w:rPr>
     </w:lvl>
   </w:abstractNum>
-  <w:abstractNum w:abstractNumId="66" w15:restartNumberingAfterBreak="0">
+  <w:abstractNum w:abstractNumId="69" w15:restartNumberingAfterBreak="0">
     <w:nsid w:val="6BEF70A8"/>
     <w:multiLevelType w:val="hybridMultilevel"/>
     <w:tmpl w:val="C606656A"/>
@@ -52077,7 +52744,7 @@
       </w:rPr>
     </w:lvl>
   </w:abstractNum>
-  <w:abstractNum w:abstractNumId="67" w15:restartNumberingAfterBreak="0">
+  <w:abstractNum w:abstractNumId="70" w15:restartNumberingAfterBreak="0">
     <w:nsid w:val="6BF90B07"/>
     <w:multiLevelType w:val="hybridMultilevel"/>
     <w:tmpl w:val="B31A7666"/>
@@ -52191,7 +52858,120 @@
       </w:rPr>
     </w:lvl>
   </w:abstractNum>
-  <w:abstractNum w:abstractNumId="68" w15:restartNumberingAfterBreak="0">
+  <w:abstractNum w:abstractNumId="71" w15:restartNumberingAfterBreak="0">
+    <w:nsid w:val="6C961501"/>
+    <w:multiLevelType w:val="hybridMultilevel"/>
+    <w:tmpl w:val="D92E4D1C"/>
+    <w:lvl w:ilvl="0" w:tplc="04190001">
+      <w:start w:val="1"/>
+      <w:numFmt w:val="bullet"/>
+      <w:lvlText w:val=""/>
+      <w:lvlJc w:val="left"/>
+      <w:pPr>
+        <w:ind w:left="720" w:hanging="360"/>
+      </w:pPr>
+      <w:rPr>
+        <w:rFonts w:ascii="Symbol" w:hAnsi="Symbol" w:hint="default"/>
+      </w:rPr>
+    </w:lvl>
+    <w:lvl w:ilvl="1" w:tplc="04190003" w:tentative="1">
+      <w:start w:val="1"/>
+      <w:numFmt w:val="bullet"/>
+      <w:lvlText w:val="o"/>
+      <w:lvlJc w:val="left"/>
+      <w:pPr>
+        <w:ind w:left="1440" w:hanging="360"/>
+      </w:pPr>
+      <w:rPr>
+        <w:rFonts w:ascii="Courier New" w:hAnsi="Courier New" w:cs="Courier New" w:hint="default"/>
+      </w:rPr>
+    </w:lvl>
+    <w:lvl w:ilvl="2" w:tplc="04190005" w:tentative="1">
+      <w:start w:val="1"/>
+      <w:numFmt w:val="bullet"/>
+      <w:lvlText w:val=""/>
+      <w:lvlJc w:val="left"/>
+      <w:pPr>
+        <w:ind w:left="2160" w:hanging="360"/>
+      </w:pPr>
+      <w:rPr>
+        <w:rFonts w:ascii="Wingdings" w:hAnsi="Wingdings" w:hint="default"/>
+      </w:rPr>
+    </w:lvl>
+    <w:lvl w:ilvl="3" w:tplc="04190001" w:tentative="1">
+      <w:start w:val="1"/>
+      <w:numFmt w:val="bullet"/>
+      <w:lvlText w:val=""/>
+      <w:lvlJc w:val="left"/>
+      <w:pPr>
+        <w:ind w:left="2880" w:hanging="360"/>
+      </w:pPr>
+      <w:rPr>
+        <w:rFonts w:ascii="Symbol" w:hAnsi="Symbol" w:hint="default"/>
+      </w:rPr>
+    </w:lvl>
+    <w:lvl w:ilvl="4" w:tplc="04190003" w:tentative="1">
+      <w:start w:val="1"/>
+      <w:numFmt w:val="bullet"/>
+      <w:lvlText w:val="o"/>
+      <w:lvlJc w:val="left"/>
+      <w:pPr>
+        <w:ind w:left="3600" w:hanging="360"/>
+      </w:pPr>
+      <w:rPr>
+        <w:rFonts w:ascii="Courier New" w:hAnsi="Courier New" w:cs="Courier New" w:hint="default"/>
+      </w:rPr>
+    </w:lvl>
+    <w:lvl w:ilvl="5" w:tplc="04190005" w:tentative="1">
+      <w:start w:val="1"/>
+      <w:numFmt w:val="bullet"/>
+      <w:lvlText w:val=""/>
+      <w:lvlJc w:val="left"/>
+      <w:pPr>
+        <w:ind w:left="4320" w:hanging="360"/>
+      </w:pPr>
+      <w:rPr>
+        <w:rFonts w:ascii="Wingdings" w:hAnsi="Wingdings" w:hint="default"/>
+      </w:rPr>
+    </w:lvl>
+    <w:lvl w:ilvl="6" w:tplc="04190001" w:tentative="1">
+      <w:start w:val="1"/>
+      <w:numFmt w:val="bullet"/>
+      <w:lvlText w:val=""/>
+      <w:lvlJc w:val="left"/>
+      <w:pPr>
+        <w:ind w:left="5040" w:hanging="360"/>
+      </w:pPr>
+      <w:rPr>
+        <w:rFonts w:ascii="Symbol" w:hAnsi="Symbol" w:hint="default"/>
+      </w:rPr>
+    </w:lvl>
+    <w:lvl w:ilvl="7" w:tplc="04190003" w:tentative="1">
+      <w:start w:val="1"/>
+      <w:numFmt w:val="bullet"/>
+      <w:lvlText w:val="o"/>
+      <w:lvlJc w:val="left"/>
+      <w:pPr>
+        <w:ind w:left="5760" w:hanging="360"/>
+      </w:pPr>
+      <w:rPr>
+        <w:rFonts w:ascii="Courier New" w:hAnsi="Courier New" w:cs="Courier New" w:hint="default"/>
+      </w:rPr>
+    </w:lvl>
+    <w:lvl w:ilvl="8" w:tplc="04190005" w:tentative="1">
+      <w:start w:val="1"/>
+      <w:numFmt w:val="bullet"/>
+      <w:lvlText w:val=""/>
+      <w:lvlJc w:val="left"/>
+      <w:pPr>
+        <w:ind w:left="6480" w:hanging="360"/>
+      </w:pPr>
+      <w:rPr>
+        <w:rFonts w:ascii="Wingdings" w:hAnsi="Wingdings" w:hint="default"/>
+      </w:rPr>
+    </w:lvl>
+  </w:abstractNum>
+  <w:abstractNum w:abstractNumId="72" w15:restartNumberingAfterBreak="0">
     <w:nsid w:val="6EC372C8"/>
     <w:multiLevelType w:val="hybridMultilevel"/>
     <w:tmpl w:val="8A704AC2"/>
@@ -52305,7 +53085,7 @@
       </w:rPr>
     </w:lvl>
   </w:abstractNum>
-  <w:abstractNum w:abstractNumId="69" w15:restartNumberingAfterBreak="0">
+  <w:abstractNum w:abstractNumId="73" w15:restartNumberingAfterBreak="0">
     <w:nsid w:val="6EE17F61"/>
     <w:multiLevelType w:val="multilevel"/>
     <w:tmpl w:val="C7302832"/>
@@ -52421,7 +53201,7 @@
       </w:rPr>
     </w:lvl>
   </w:abstractNum>
-  <w:abstractNum w:abstractNumId="70" w15:restartNumberingAfterBreak="0">
+  <w:abstractNum w:abstractNumId="74" w15:restartNumberingAfterBreak="0">
     <w:nsid w:val="6FAE26A0"/>
     <w:multiLevelType w:val="hybridMultilevel"/>
     <w:tmpl w:val="76B8EA3E"/>
@@ -52511,7 +53291,7 @@
       </w:pPr>
     </w:lvl>
   </w:abstractNum>
-  <w:abstractNum w:abstractNumId="71" w15:restartNumberingAfterBreak="0">
+  <w:abstractNum w:abstractNumId="75" w15:restartNumberingAfterBreak="0">
     <w:nsid w:val="71882C3C"/>
     <w:multiLevelType w:val="multilevel"/>
     <w:tmpl w:val="C7302832"/>
@@ -52627,7 +53407,7 @@
       </w:rPr>
     </w:lvl>
   </w:abstractNum>
-  <w:abstractNum w:abstractNumId="72" w15:restartNumberingAfterBreak="0">
+  <w:abstractNum w:abstractNumId="76" w15:restartNumberingAfterBreak="0">
     <w:nsid w:val="71C02D57"/>
     <w:multiLevelType w:val="multilevel"/>
     <w:tmpl w:val="5A16979E"/>
@@ -52766,7 +53546,7 @@
       </w:rPr>
     </w:lvl>
   </w:abstractNum>
-  <w:abstractNum w:abstractNumId="73" w15:restartNumberingAfterBreak="0">
+  <w:abstractNum w:abstractNumId="77" w15:restartNumberingAfterBreak="0">
     <w:nsid w:val="73060D73"/>
     <w:multiLevelType w:val="multilevel"/>
     <w:tmpl w:val="4CB40010"/>
@@ -52910,7 +53690,7 @@
       </w:rPr>
     </w:lvl>
   </w:abstractNum>
-  <w:abstractNum w:abstractNumId="74" w15:restartNumberingAfterBreak="0">
+  <w:abstractNum w:abstractNumId="78" w15:restartNumberingAfterBreak="0">
     <w:nsid w:val="77762A88"/>
     <w:multiLevelType w:val="hybridMultilevel"/>
     <w:tmpl w:val="C1101C88"/>
@@ -53024,7 +53804,7 @@
       </w:rPr>
     </w:lvl>
   </w:abstractNum>
-  <w:abstractNum w:abstractNumId="75" w15:restartNumberingAfterBreak="0">
+  <w:abstractNum w:abstractNumId="79" w15:restartNumberingAfterBreak="0">
     <w:nsid w:val="78C14C1B"/>
     <w:multiLevelType w:val="multilevel"/>
     <w:tmpl w:val="9992F452"/>
@@ -53171,7 +53951,7 @@
       </w:rPr>
     </w:lvl>
   </w:abstractNum>
-  <w:abstractNum w:abstractNumId="76" w15:restartNumberingAfterBreak="0">
+  <w:abstractNum w:abstractNumId="80" w15:restartNumberingAfterBreak="0">
     <w:nsid w:val="79E651D0"/>
     <w:multiLevelType w:val="multilevel"/>
     <w:tmpl w:val="D6F4F03A"/>
@@ -53286,7 +54066,7 @@
       </w:rPr>
     </w:lvl>
   </w:abstractNum>
-  <w:abstractNum w:abstractNumId="77" w15:restartNumberingAfterBreak="0">
+  <w:abstractNum w:abstractNumId="81" w15:restartNumberingAfterBreak="0">
     <w:nsid w:val="7A921253"/>
     <w:multiLevelType w:val="multilevel"/>
     <w:tmpl w:val="DCBCBC60"/>
@@ -53400,7 +54180,7 @@
       </w:rPr>
     </w:lvl>
   </w:abstractNum>
-  <w:abstractNum w:abstractNumId="78" w15:restartNumberingAfterBreak="0">
+  <w:abstractNum w:abstractNumId="82" w15:restartNumberingAfterBreak="0">
     <w:nsid w:val="7A9E5050"/>
     <w:multiLevelType w:val="hybridMultilevel"/>
     <w:tmpl w:val="12A49B60"/>
@@ -53514,7 +54294,7 @@
       </w:rPr>
     </w:lvl>
   </w:abstractNum>
-  <w:abstractNum w:abstractNumId="79" w15:restartNumberingAfterBreak="0">
+  <w:abstractNum w:abstractNumId="83" w15:restartNumberingAfterBreak="0">
     <w:nsid w:val="7E8331E1"/>
     <w:multiLevelType w:val="multilevel"/>
     <w:tmpl w:val="C7302832"/>
@@ -53631,244 +54411,256 @@
     </w:lvl>
   </w:abstractNum>
   <w:num w:numId="1" w16cid:durableId="1327392134">
-    <w:abstractNumId w:val="46"/>
+    <w:abstractNumId w:val="49"/>
   </w:num>
   <w:num w:numId="2" w16cid:durableId="929043454">
-    <w:abstractNumId w:val="32"/>
+    <w:abstractNumId w:val="34"/>
   </w:num>
   <w:num w:numId="3" w16cid:durableId="1229608017">
-    <w:abstractNumId w:val="70"/>
+    <w:abstractNumId w:val="74"/>
   </w:num>
   <w:num w:numId="4" w16cid:durableId="1040472247">
-    <w:abstractNumId w:val="23"/>
+    <w:abstractNumId w:val="25"/>
   </w:num>
   <w:num w:numId="5" w16cid:durableId="1966765085">
-    <w:abstractNumId w:val="36"/>
+    <w:abstractNumId w:val="38"/>
   </w:num>
   <w:num w:numId="6" w16cid:durableId="1826774470">
-    <w:abstractNumId w:val="48"/>
+    <w:abstractNumId w:val="51"/>
   </w:num>
   <w:num w:numId="7" w16cid:durableId="764809101">
-    <w:abstractNumId w:val="37"/>
+    <w:abstractNumId w:val="39"/>
   </w:num>
   <w:num w:numId="8" w16cid:durableId="906575232">
-    <w:abstractNumId w:val="16"/>
+    <w:abstractNumId w:val="18"/>
   </w:num>
   <w:num w:numId="9" w16cid:durableId="1504399266">
-    <w:abstractNumId w:val="29"/>
+    <w:abstractNumId w:val="31"/>
   </w:num>
   <w:num w:numId="10" w16cid:durableId="433133238">
-    <w:abstractNumId w:val="64"/>
+    <w:abstractNumId w:val="67"/>
   </w:num>
   <w:num w:numId="11" w16cid:durableId="1352604825">
-    <w:abstractNumId w:val="74"/>
+    <w:abstractNumId w:val="78"/>
   </w:num>
   <w:num w:numId="12" w16cid:durableId="868294647">
-    <w:abstractNumId w:val="42"/>
+    <w:abstractNumId w:val="44"/>
   </w:num>
   <w:num w:numId="13" w16cid:durableId="849371595">
-    <w:abstractNumId w:val="66"/>
+    <w:abstractNumId w:val="69"/>
   </w:num>
   <w:num w:numId="14" w16cid:durableId="1825197406">
-    <w:abstractNumId w:val="75"/>
+    <w:abstractNumId w:val="79"/>
   </w:num>
   <w:num w:numId="15" w16cid:durableId="1879856725">
-    <w:abstractNumId w:val="19"/>
+    <w:abstractNumId w:val="21"/>
   </w:num>
   <w:num w:numId="16" w16cid:durableId="851574868">
     <w:abstractNumId w:val="1"/>
   </w:num>
   <w:num w:numId="17" w16cid:durableId="1583182056">
-    <w:abstractNumId w:val="30"/>
+    <w:abstractNumId w:val="32"/>
   </w:num>
   <w:num w:numId="18" w16cid:durableId="1568030532">
-    <w:abstractNumId w:val="62"/>
+    <w:abstractNumId w:val="65"/>
   </w:num>
   <w:num w:numId="19" w16cid:durableId="1721829663">
-    <w:abstractNumId w:val="8"/>
+    <w:abstractNumId w:val="9"/>
   </w:num>
   <w:num w:numId="20" w16cid:durableId="1216701703">
     <w:abstractNumId w:val="3"/>
   </w:num>
   <w:num w:numId="21" w16cid:durableId="2131047934">
-    <w:abstractNumId w:val="20"/>
+    <w:abstractNumId w:val="22"/>
   </w:num>
   <w:num w:numId="22" w16cid:durableId="872425299">
-    <w:abstractNumId w:val="71"/>
+    <w:abstractNumId w:val="75"/>
   </w:num>
   <w:num w:numId="23" w16cid:durableId="2114279372">
-    <w:abstractNumId w:val="13"/>
+    <w:abstractNumId w:val="14"/>
   </w:num>
   <w:num w:numId="24" w16cid:durableId="1919706295">
-    <w:abstractNumId w:val="69"/>
+    <w:abstractNumId w:val="73"/>
   </w:num>
   <w:num w:numId="25" w16cid:durableId="1061562388">
+    <w:abstractNumId w:val="53"/>
+  </w:num>
+  <w:num w:numId="26" w16cid:durableId="776405948">
     <w:abstractNumId w:val="50"/>
   </w:num>
-  <w:num w:numId="26" w16cid:durableId="776405948">
+  <w:num w:numId="27" w16cid:durableId="1028529061">
+    <w:abstractNumId w:val="37"/>
+  </w:num>
+  <w:num w:numId="28" w16cid:durableId="838615543">
+    <w:abstractNumId w:val="83"/>
+  </w:num>
+  <w:num w:numId="29" w16cid:durableId="1961836753">
+    <w:abstractNumId w:val="58"/>
+  </w:num>
+  <w:num w:numId="30" w16cid:durableId="1871331336">
+    <w:abstractNumId w:val="8"/>
+  </w:num>
+  <w:num w:numId="31" w16cid:durableId="866142615">
+    <w:abstractNumId w:val="63"/>
+  </w:num>
+  <w:num w:numId="32" w16cid:durableId="666249215">
+    <w:abstractNumId w:val="76"/>
+  </w:num>
+  <w:num w:numId="33" w16cid:durableId="71393129">
+    <w:abstractNumId w:val="55"/>
+  </w:num>
+  <w:num w:numId="34" w16cid:durableId="1263953553">
+    <w:abstractNumId w:val="12"/>
+  </w:num>
+  <w:num w:numId="35" w16cid:durableId="2088846489">
     <w:abstractNumId w:val="47"/>
   </w:num>
-  <w:num w:numId="27" w16cid:durableId="1028529061">
-    <w:abstractNumId w:val="35"/>
+  <w:num w:numId="36" w16cid:durableId="1619753881">
+    <w:abstractNumId w:val="64"/>
   </w:num>
-  <w:num w:numId="28" w16cid:durableId="838615543">
-    <w:abstractNumId w:val="79"/>
+  <w:num w:numId="37" w16cid:durableId="1704405842">
+    <w:abstractNumId w:val="54"/>
   </w:num>
-  <w:num w:numId="29" w16cid:durableId="1961836753">
-    <w:abstractNumId w:val="55"/>
+  <w:num w:numId="38" w16cid:durableId="916011921">
+    <w:abstractNumId w:val="33"/>
   </w:num>
-  <w:num w:numId="30" w16cid:durableId="1871331336">
-    <w:abstractNumId w:val="7"/>
+  <w:num w:numId="39" w16cid:durableId="919406630">
+    <w:abstractNumId w:val="66"/>
   </w:num>
-  <w:num w:numId="31" w16cid:durableId="866142615">
-    <w:abstractNumId w:val="60"/>
+  <w:num w:numId="40" w16cid:durableId="1353455661">
+    <w:abstractNumId w:val="56"/>
   </w:num>
-  <w:num w:numId="32" w16cid:durableId="666249215">
-    <w:abstractNumId w:val="72"/>
+  <w:num w:numId="41" w16cid:durableId="238831473">
+    <w:abstractNumId w:val="5"/>
   </w:num>
-  <w:num w:numId="33" w16cid:durableId="71393129">
-    <w:abstractNumId w:val="52"/>
+  <w:num w:numId="42" w16cid:durableId="1047684016">
+    <w:abstractNumId w:val="19"/>
   </w:num>
-  <w:num w:numId="34" w16cid:durableId="1263953553">
+  <w:num w:numId="43" w16cid:durableId="738284951">
+    <w:abstractNumId w:val="48"/>
+  </w:num>
+  <w:num w:numId="44" w16cid:durableId="1831142817">
+    <w:abstractNumId w:val="6"/>
+  </w:num>
+  <w:num w:numId="45" w16cid:durableId="1942713082">
+    <w:abstractNumId w:val="36"/>
+  </w:num>
+  <w:num w:numId="46" w16cid:durableId="244149062">
+    <w:abstractNumId w:val="59"/>
+  </w:num>
+  <w:num w:numId="47" w16cid:durableId="1118185800">
     <w:abstractNumId w:val="11"/>
   </w:num>
-  <w:num w:numId="35" w16cid:durableId="2088846489">
-    <w:abstractNumId w:val="44"/>
-  </w:num>
-  <w:num w:numId="36" w16cid:durableId="1619753881">
-    <w:abstractNumId w:val="61"/>
-  </w:num>
-  <w:num w:numId="37" w16cid:durableId="1704405842">
-    <w:abstractNumId w:val="51"/>
-  </w:num>
-  <w:num w:numId="38" w16cid:durableId="916011921">
-    <w:abstractNumId w:val="31"/>
-  </w:num>
-  <w:num w:numId="39" w16cid:durableId="919406630">
-    <w:abstractNumId w:val="63"/>
-  </w:num>
-  <w:num w:numId="40" w16cid:durableId="1353455661">
-    <w:abstractNumId w:val="53"/>
-  </w:num>
-  <w:num w:numId="41" w16cid:durableId="238831473">
-    <w:abstractNumId w:val="4"/>
-  </w:num>
-  <w:num w:numId="42" w16cid:durableId="1047684016">
-    <w:abstractNumId w:val="17"/>
-  </w:num>
-  <w:num w:numId="43" w16cid:durableId="738284951">
-    <w:abstractNumId w:val="45"/>
-  </w:num>
-  <w:num w:numId="44" w16cid:durableId="1831142817">
-    <w:abstractNumId w:val="5"/>
-  </w:num>
-  <w:num w:numId="45" w16cid:durableId="1942713082">
-    <w:abstractNumId w:val="34"/>
-  </w:num>
-  <w:num w:numId="46" w16cid:durableId="244149062">
-    <w:abstractNumId w:val="56"/>
-  </w:num>
-  <w:num w:numId="47" w16cid:durableId="1118185800">
-    <w:abstractNumId w:val="10"/>
-  </w:num>
   <w:num w:numId="48" w16cid:durableId="1357777292">
-    <w:abstractNumId w:val="14"/>
+    <w:abstractNumId w:val="16"/>
   </w:num>
   <w:num w:numId="49" w16cid:durableId="1273592839">
-    <w:abstractNumId w:val="21"/>
+    <w:abstractNumId w:val="23"/>
   </w:num>
   <w:num w:numId="50" w16cid:durableId="843321538">
-    <w:abstractNumId w:val="22"/>
+    <w:abstractNumId w:val="24"/>
   </w:num>
   <w:num w:numId="51" w16cid:durableId="497887907">
-    <w:abstractNumId w:val="77"/>
+    <w:abstractNumId w:val="81"/>
   </w:num>
   <w:num w:numId="52" w16cid:durableId="1779136128">
-    <w:abstractNumId w:val="54"/>
+    <w:abstractNumId w:val="57"/>
   </w:num>
   <w:num w:numId="53" w16cid:durableId="2110079618">
-    <w:abstractNumId w:val="43"/>
+    <w:abstractNumId w:val="45"/>
   </w:num>
   <w:num w:numId="54" w16cid:durableId="961693128">
     <w:abstractNumId w:val="0"/>
   </w:num>
   <w:num w:numId="55" w16cid:durableId="760174833">
-    <w:abstractNumId w:val="38"/>
+    <w:abstractNumId w:val="40"/>
   </w:num>
   <w:num w:numId="56" w16cid:durableId="470709407">
-    <w:abstractNumId w:val="58"/>
+    <w:abstractNumId w:val="61"/>
   </w:num>
   <w:num w:numId="57" w16cid:durableId="639849819">
-    <w:abstractNumId w:val="57"/>
+    <w:abstractNumId w:val="60"/>
   </w:num>
   <w:num w:numId="58" w16cid:durableId="2049448562">
-    <w:abstractNumId w:val="12"/>
+    <w:abstractNumId w:val="13"/>
   </w:num>
   <w:num w:numId="59" w16cid:durableId="463810803">
-    <w:abstractNumId w:val="65"/>
+    <w:abstractNumId w:val="68"/>
   </w:num>
   <w:num w:numId="60" w16cid:durableId="860514383">
-    <w:abstractNumId w:val="49"/>
+    <w:abstractNumId w:val="52"/>
   </w:num>
   <w:num w:numId="61" w16cid:durableId="1379935035">
-    <w:abstractNumId w:val="15"/>
+    <w:abstractNumId w:val="17"/>
   </w:num>
   <w:num w:numId="62" w16cid:durableId="1160190769">
-    <w:abstractNumId w:val="67"/>
+    <w:abstractNumId w:val="70"/>
   </w:num>
   <w:num w:numId="63" w16cid:durableId="306394566">
+    <w:abstractNumId w:val="43"/>
+  </w:num>
+  <w:num w:numId="64" w16cid:durableId="1087968439">
+    <w:abstractNumId w:val="72"/>
+  </w:num>
+  <w:num w:numId="65" w16cid:durableId="1863126792">
+    <w:abstractNumId w:val="80"/>
+  </w:num>
+  <w:num w:numId="66" w16cid:durableId="709843106">
+    <w:abstractNumId w:val="7"/>
+  </w:num>
+  <w:num w:numId="67" w16cid:durableId="2107459708">
     <w:abstractNumId w:val="41"/>
   </w:num>
-  <w:num w:numId="64" w16cid:durableId="1087968439">
-    <w:abstractNumId w:val="68"/>
-  </w:num>
-  <w:num w:numId="65" w16cid:durableId="1863126792">
-    <w:abstractNumId w:val="76"/>
-  </w:num>
-  <w:num w:numId="66" w16cid:durableId="709843106">
-    <w:abstractNumId w:val="6"/>
-  </w:num>
-  <w:num w:numId="67" w16cid:durableId="2107459708">
-    <w:abstractNumId w:val="39"/>
-  </w:num>
   <w:num w:numId="68" w16cid:durableId="1075667627">
-    <w:abstractNumId w:val="27"/>
+    <w:abstractNumId w:val="29"/>
   </w:num>
   <w:num w:numId="69" w16cid:durableId="294876028">
     <w:abstractNumId w:val="2"/>
   </w:num>
   <w:num w:numId="70" w16cid:durableId="582494470">
-    <w:abstractNumId w:val="78"/>
+    <w:abstractNumId w:val="82"/>
   </w:num>
   <w:num w:numId="71" w16cid:durableId="264771111">
-    <w:abstractNumId w:val="9"/>
+    <w:abstractNumId w:val="10"/>
   </w:num>
   <w:num w:numId="72" w16cid:durableId="74979062">
-    <w:abstractNumId w:val="18"/>
+    <w:abstractNumId w:val="20"/>
   </w:num>
   <w:num w:numId="73" w16cid:durableId="830876315">
+    <w:abstractNumId w:val="30"/>
+  </w:num>
+  <w:num w:numId="74" w16cid:durableId="1267738488">
+    <w:abstractNumId w:val="27"/>
+  </w:num>
+  <w:num w:numId="75" w16cid:durableId="1419596349">
     <w:abstractNumId w:val="28"/>
   </w:num>
-  <w:num w:numId="74" w16cid:durableId="1267738488">
-    <w:abstractNumId w:val="25"/>
+  <w:num w:numId="76" w16cid:durableId="751046477">
+    <w:abstractNumId w:val="35"/>
   </w:num>
-  <w:num w:numId="75" w16cid:durableId="1419596349">
+  <w:num w:numId="77" w16cid:durableId="249123733">
+    <w:abstractNumId w:val="42"/>
+  </w:num>
+  <w:num w:numId="78" w16cid:durableId="855654128">
+    <w:abstractNumId w:val="62"/>
+  </w:num>
+  <w:num w:numId="79" w16cid:durableId="693775071">
+    <w:abstractNumId w:val="77"/>
+  </w:num>
+  <w:num w:numId="80" w16cid:durableId="1507594270">
     <w:abstractNumId w:val="26"/>
   </w:num>
-  <w:num w:numId="76" w16cid:durableId="751046477">
-    <w:abstractNumId w:val="33"/>
+  <w:num w:numId="81" w16cid:durableId="829561762">
+    <w:abstractNumId w:val="46"/>
   </w:num>
-  <w:num w:numId="77" w16cid:durableId="249123733">
-    <w:abstractNumId w:val="40"/>
+  <w:num w:numId="82" w16cid:durableId="1374581096">
+    <w:abstractNumId w:val="71"/>
   </w:num>
-  <w:num w:numId="78" w16cid:durableId="855654128">
-    <w:abstractNumId w:val="59"/>
+  <w:num w:numId="83" w16cid:durableId="748233754">
+    <w:abstractNumId w:val="4"/>
   </w:num>
-  <w:num w:numId="79" w16cid:durableId="693775071">
-    <w:abstractNumId w:val="73"/>
-  </w:num>
-  <w:num w:numId="80" w16cid:durableId="1507594270">
-    <w:abstractNumId w:val="24"/>
+  <w:num w:numId="84" w16cid:durableId="206453057">
+    <w:abstractNumId w:val="15"/>
   </w:num>
   <w:numIdMacAtCleanup w:val="80"/>
 </w:numbering>
